--- a/du/textbook/1hcl/unit2/tuanyuanfan/downloads/tuanyuanfan-teacher-guide.docx
+++ b/du/textbook/1hcl/unit2/tuanyuanfan/downloads/tuanyuanfan-teacher-guide.docx
@@ -7,7 +7,7 @@
         <w:pStyle w:val="Title"/>
       </w:pPr>
       <w:r>
-        <w:t>团圆饭漫画阅读教学流程</w:t>
+        <w:t>团圆饭课本阅读教学方案</w:t>
       </w:r>
     </w:p>
     <w:p>
@@ -15,23 +15,12 @@
         <w:pStyle w:val="Subtitle"/>
       </w:pPr>
       <w:r>
-        <w:t>依据课文全文 教学参考及三张漫画设计</w:t>
+        <w:t>中一高级华文 两课时 每课50分钟</w:t>
       </w:r>
     </w:p>
     <w:p>
       <w:r>
-        <w:t>本方案保留教参的“初读—再读—三读”，用漫画帮助学生进入情境，再回到原文解释人物、理解语言，并通过“团圆饭”这条事物线索归纳主题。最后用一段无图新文字检验方法迁移。</w:t>
-      </w:r>
-    </w:p>
-    <w:p>
-      <w:r>
-        <w:rPr>
-          <w:b/>
-        </w:rPr>
-        <w:t>课堂假设：</w:t>
-      </w:r>
-      <w:r>
-        <w:t>新加坡中学高级华文、程度中等偏弱；两课时，每课50分钟。课前词语已初步学习。全课10项核心任务，其中任务4与任务10书面作答，各3分；其余任务用于口头、点选、标记或讨论，不另设总分。</w:t>
+        <w:t>本课以课本第42—43页的问题为主线，整合为七组任务。学生先回文定位，再解释人物行为、事物线索与主题，最后完成有理由的开放回应。漫画只用于帮助理解当前段落，作答依据回到原文。</w:t>
       </w:r>
     </w:p>
     <w:p>
@@ -39,22 +28,12 @@
         <w:pStyle w:val="Heading2"/>
       </w:pPr>
       <w:r>
-        <w:t>学习目标</w:t>
+        <w:t>本课必须完成</w:t>
       </w:r>
     </w:p>
     <w:p>
       <w:r>
-        <w:t>1  能筛选神态、语言、行为及背景证据，解释人物心理，并区分直接信息与有依据的推断。</w:t>
-      </w:r>
-    </w:p>
-    <w:p>
-      <w:r>
-        <w:t>2  能说明“团圆饭”怎样串联准备、缺席、围炉与期待，进而概括家人珍惜相聚、彼此关怀的主题。</w:t>
-      </w:r>
-    </w:p>
-    <w:p>
-      <w:r>
-        <w:t>3  能结合语境解释比喻、对比、拟人及引号的具体作用，并在无图新段落中组织有依据的答案。</w:t>
+        <w:t>人物分析由学生自己写“特点＋行为依据＋解释”。开放题必须写明立场、理由、例子和回扣，不能只选立场或勾选“已讨论”。不安排新短文及课后一周小测。</w:t>
       </w:r>
     </w:p>
     <w:p>
@@ -62,7 +41,35 @@
         <w:pStyle w:val="Heading2"/>
       </w:pPr>
       <w:r>
-        <w:t>全文结构与重点</w:t>
+        <w:t>可观察的学习目标</w:t>
+      </w:r>
+    </w:p>
+    <w:p>
+      <w:r>
+        <w:t>能分别说清兄姐缺席的原因、父母的反应及“我”的行为，并找出相符原句。</w:t>
+      </w:r>
+    </w:p>
+    <w:p>
+      <w:r>
+        <w:t>能用行为及其目的解释人物特点，区分明确事实与合理推断。</w:t>
+      </w:r>
+    </w:p>
+    <w:p>
+      <w:r>
+        <w:t>能用“团圆饭”串起事件并概括主题，按课本辨认引号用法。</w:t>
+      </w:r>
+    </w:p>
+    <w:p>
+      <w:r>
+        <w:t>能提出一个立场，说明为什么，并解释具体例子怎样支持立场。</w:t>
+      </w:r>
+    </w:p>
+    <w:p>
+      <w:pPr>
+        <w:pStyle w:val="Heading2"/>
+      </w:pPr>
+      <w:r>
+        <w:t>课堂安排</w:t>
       </w:r>
     </w:p>
     <w:tbl>
@@ -73,18 +80,20 @@
         <w:tblLook w:firstColumn="1" w:firstRow="1" w:lastColumn="0" w:lastRow="0" w:noHBand="0" w:noVBand="1" w:val="04A0"/>
       </w:tblPr>
       <w:tblGrid>
-        <w:gridCol w:w="1728"/>
-        <w:gridCol w:w="8352"/>
+        <w:gridCol w:w="936"/>
+        <w:gridCol w:w="6840"/>
+        <w:gridCol w:w="2376"/>
       </w:tblGrid>
       <w:tr>
         <w:trPr>
+          <w:cantSplit/>
           <w:cantSplit/>
           <w:cantSplit/>
           <w:tblHeader/>
         </w:trPr>
         <w:tc>
           <w:tcPr>
-            <w:tcW w:type="dxa" w:w="1728"/>
+            <w:tcW w:type="dxa" w:w="936"/>
             <w:vAlign w:val="center"/>
             <w:tcBorders>
               <w:top w:val="single" w:sz="5" w:color="D9D9D9"/>
@@ -109,13 +118,13 @@
                 <w:b/>
                 <w:sz w:val="20"/>
               </w:rPr>
-              <w:t>范围</w:t>
+              <w:t>课次</w:t>
             </w:r>
           </w:p>
         </w:tc>
         <w:tc>
           <w:tcPr>
-            <w:tcW w:type="dxa" w:w="8352"/>
+            <w:tcW w:type="dxa" w:w="6840"/>
             <w:vAlign w:val="center"/>
             <w:tcBorders>
               <w:top w:val="single" w:sz="5" w:color="D9D9D9"/>
@@ -140,305 +149,7 @@
                 <w:b/>
                 <w:sz w:val="20"/>
               </w:rPr>
-              <w:t>内容与作用</w:t>
-            </w:r>
-          </w:p>
-        </w:tc>
-      </w:tr>
-      <w:tr>
-        <w:trPr>
-          <w:cantSplit/>
-          <w:cantSplit/>
-        </w:trPr>
-        <w:tc>
-          <w:tcPr>
-            <w:tcW w:type="dxa" w:w="1728"/>
-            <w:vAlign w:val="center"/>
-            <w:tcBorders>
-              <w:top w:val="single" w:sz="5" w:color="D9D9D9"/>
-              <w:left w:val="single" w:sz="5" w:color="D9D9D9"/>
-              <w:bottom w:val="single" w:sz="5" w:color="D9D9D9"/>
-              <w:right w:val="single" w:sz="5" w:color="D9D9D9"/>
-            </w:tcBorders>
-            <w:tcMar>
-              <w:top w:w="80" w:type="dxa"/>
-              <w:left w:w="80" w:type="dxa"/>
-              <w:bottom w:w="80" w:type="dxa"/>
-              <w:right w:w="80" w:type="dxa"/>
-            </w:tcMar>
-          </w:tcPr>
-          <w:p>
-            <w:pPr>
-              <w:spacing w:after="40" w:line="280" w:lineRule="exact"/>
-            </w:pPr>
-            <w:r>
-              <w:rPr>
-                <w:b w:val="0"/>
-                <w:sz w:val="20"/>
-              </w:rPr>
-              <w:t>第1—2段</w:t>
-            </w:r>
-          </w:p>
-        </w:tc>
-        <w:tc>
-          <w:tcPr>
-            <w:tcW w:type="dxa" w:w="8352"/>
-            <w:vAlign w:val="center"/>
-            <w:tcBorders>
-              <w:top w:val="single" w:sz="5" w:color="D9D9D9"/>
-              <w:left w:val="single" w:sz="5" w:color="D9D9D9"/>
-              <w:bottom w:val="single" w:sz="5" w:color="D9D9D9"/>
-              <w:right w:val="single" w:sz="5" w:color="D9D9D9"/>
-            </w:tcBorders>
-            <w:tcMar>
-              <w:top w:w="80" w:type="dxa"/>
-              <w:left w:w="80" w:type="dxa"/>
-              <w:bottom w:w="80" w:type="dxa"/>
-              <w:right w:w="80" w:type="dxa"/>
-            </w:tcMar>
-          </w:tcPr>
-          <w:p>
-            <w:pPr>
-              <w:spacing w:after="40" w:line="280" w:lineRule="exact"/>
-            </w:pPr>
-            <w:r>
-              <w:rPr>
-                <w:b w:val="0"/>
-                <w:sz w:val="20"/>
-              </w:rPr>
-              <w:t>从母亲衰老和新年来临引入；提出“岁月还偷走什么”的待解问题。</w:t>
-            </w:r>
-          </w:p>
-        </w:tc>
-      </w:tr>
-      <w:tr>
-        <w:trPr>
-          <w:cantSplit/>
-          <w:cantSplit/>
-        </w:trPr>
-        <w:tc>
-          <w:tcPr>
-            <w:tcW w:type="dxa" w:w="1728"/>
-            <w:vAlign w:val="center"/>
-            <w:tcBorders>
-              <w:top w:val="single" w:sz="5" w:color="D9D9D9"/>
-              <w:left w:val="single" w:sz="5" w:color="D9D9D9"/>
-              <w:bottom w:val="single" w:sz="5" w:color="D9D9D9"/>
-              <w:right w:val="single" w:sz="5" w:color="D9D9D9"/>
-            </w:tcBorders>
-            <w:tcMar>
-              <w:top w:w="80" w:type="dxa"/>
-              <w:left w:w="80" w:type="dxa"/>
-              <w:bottom w:w="80" w:type="dxa"/>
-              <w:right w:w="80" w:type="dxa"/>
-            </w:tcMar>
-          </w:tcPr>
-          <w:p>
-            <w:pPr>
-              <w:spacing w:after="40" w:line="280" w:lineRule="exact"/>
-            </w:pPr>
-            <w:r>
-              <w:rPr>
-                <w:b w:val="0"/>
-                <w:sz w:val="20"/>
-              </w:rPr>
-              <w:t>第3—14段</w:t>
-            </w:r>
-          </w:p>
-        </w:tc>
-        <w:tc>
-          <w:tcPr>
-            <w:tcW w:type="dxa" w:w="8352"/>
-            <w:vAlign w:val="center"/>
-            <w:tcBorders>
-              <w:top w:val="single" w:sz="5" w:color="D9D9D9"/>
-              <w:left w:val="single" w:sz="5" w:color="D9D9D9"/>
-              <w:bottom w:val="single" w:sz="5" w:color="D9D9D9"/>
-              <w:right w:val="single" w:sz="5" w:color="D9D9D9"/>
-            </w:tcBorders>
-            <w:tcMar>
-              <w:top w:w="80" w:type="dxa"/>
-              <w:left w:w="80" w:type="dxa"/>
-              <w:bottom w:w="80" w:type="dxa"/>
-              <w:right w:w="80" w:type="dxa"/>
-            </w:tcMar>
-          </w:tcPr>
-          <w:p>
-            <w:pPr>
-              <w:spacing w:after="40" w:line="280" w:lineRule="exact"/>
-            </w:pPr>
-            <w:r>
-              <w:rPr>
-                <w:b w:val="0"/>
-                <w:sz w:val="20"/>
-              </w:rPr>
-              <w:t>写成长带来的变化、兄姐不能回家、母亲失落及“我”主动关心父母。围绕团圆饭展开主要内容。</w:t>
-            </w:r>
-          </w:p>
-        </w:tc>
-      </w:tr>
-      <w:tr>
-        <w:trPr>
-          <w:cantSplit/>
-          <w:cantSplit/>
-        </w:trPr>
-        <w:tc>
-          <w:tcPr>
-            <w:tcW w:type="dxa" w:w="1728"/>
-            <w:vAlign w:val="center"/>
-            <w:tcBorders>
-              <w:top w:val="single" w:sz="5" w:color="D9D9D9"/>
-              <w:left w:val="single" w:sz="5" w:color="D9D9D9"/>
-              <w:bottom w:val="single" w:sz="5" w:color="D9D9D9"/>
-              <w:right w:val="single" w:sz="5" w:color="D9D9D9"/>
-            </w:tcBorders>
-            <w:tcMar>
-              <w:top w:w="80" w:type="dxa"/>
-              <w:left w:w="80" w:type="dxa"/>
-              <w:bottom w:w="80" w:type="dxa"/>
-              <w:right w:w="80" w:type="dxa"/>
-            </w:tcMar>
-          </w:tcPr>
-          <w:p>
-            <w:pPr>
-              <w:spacing w:after="40" w:line="280" w:lineRule="exact"/>
-            </w:pPr>
-            <w:r>
-              <w:rPr>
-                <w:b w:val="0"/>
-                <w:sz w:val="20"/>
-              </w:rPr>
-              <w:t>第15—16段</w:t>
-            </w:r>
-          </w:p>
-        </w:tc>
-        <w:tc>
-          <w:tcPr>
-            <w:tcW w:type="dxa" w:w="8352"/>
-            <w:vAlign w:val="center"/>
-            <w:tcBorders>
-              <w:top w:val="single" w:sz="5" w:color="D9D9D9"/>
-              <w:left w:val="single" w:sz="5" w:color="D9D9D9"/>
-              <w:bottom w:val="single" w:sz="5" w:color="D9D9D9"/>
-              <w:right w:val="single" w:sz="5" w:color="D9D9D9"/>
-            </w:tcBorders>
-            <w:tcMar>
-              <w:top w:w="80" w:type="dxa"/>
-              <w:left w:w="80" w:type="dxa"/>
-              <w:bottom w:w="80" w:type="dxa"/>
-              <w:right w:w="80" w:type="dxa"/>
-            </w:tcMar>
-          </w:tcPr>
-          <w:p>
-            <w:pPr>
-              <w:spacing w:after="40" w:line="280" w:lineRule="exact"/>
-            </w:pPr>
-            <w:r>
-              <w:rPr>
-                <w:b w:val="0"/>
-                <w:sz w:val="20"/>
-              </w:rPr>
-              <w:t>门铃响起，留下来人身份的悬念；借火锅“期待”寄托全家团圆的愿望。</w:t>
-            </w:r>
-          </w:p>
-        </w:tc>
-      </w:tr>
-    </w:tbl>
-    <w:p>
-      <w:r/>
-    </w:p>
-    <w:p>
-      <w:pPr>
-        <w:pStyle w:val="Heading2"/>
-      </w:pPr>
-      <w:r>
-        <w:t>先校对漫画与原文</w:t>
-      </w:r>
-    </w:p>
-    <w:p>
-      <w:r>
-        <w:t>第15格把“妈妈一定在想”改为“妈妈也许在想”。教学时显示原文：“妈妈一定在想，女儿可能以后都不能回来过年了。”前一层是叙述者对妈妈心理的判断，后一层“可能”说明未来并未确定。它不是妈妈说出的原话。</w:t>
-      </w:r>
-    </w:p>
-    <w:p>
-      <w:r>
-        <w:t>原文没有明确把“嗯”“好吧”分别归给爸爸或妈妈；漫画的说话人安排属于改编，不据此设唯一答案。第5段只写眼睛红红的，并未确认妈妈哭了。第15—16段也未确认来人就是哥哥姐姐。</w:t>
-      </w:r>
-    </w:p>
-    <w:p>
-      <w:r>
-        <w:t>漫画第24—26格的笑容属于画面演绎；不能凭笑容认定原文中的冷清已经消失。原图可继续使用，讲解与判断以文字为准。</w:t>
-      </w:r>
-    </w:p>
-    <w:p>
-      <w:pPr>
-        <w:pStyle w:val="Heading1"/>
-        <w:pageBreakBefore/>
-      </w:pPr>
-      <w:r>
-        <w:t>两课时安排</w:t>
-      </w:r>
-    </w:p>
-    <w:p>
-      <w:r>
-        <w:t>第一课侧重读通全文、理解人物与前后变化；第二课完成行为分析、线索主题、语言欣赏与迁移。以下为教师调控时间，不向学生显示倒计时。</w:t>
-      </w:r>
-    </w:p>
-    <w:p>
-      <w:pPr>
-        <w:pStyle w:val="Heading2"/>
-      </w:pPr>
-      <w:r>
-        <w:t>第一课  初读及再读前半段</w:t>
-      </w:r>
-    </w:p>
-    <w:tbl>
-      <w:tblPr>
-        <w:tblW w:type="auto" w:w="0"/>
-        <w:jc w:val="center"/>
-        <w:tblLayout w:type="fixed"/>
-        <w:tblLook w:firstColumn="1" w:firstRow="1" w:lastColumn="0" w:lastRow="0" w:noHBand="0" w:noVBand="1" w:val="04A0"/>
-      </w:tblPr>
-      <w:tblGrid>
-        <w:gridCol w:w="1325"/>
-        <w:gridCol w:w="2376"/>
-        <w:gridCol w:w="6379"/>
-      </w:tblGrid>
-      <w:tr>
-        <w:trPr>
-          <w:cantSplit/>
-          <w:cantSplit/>
-          <w:cantSplit/>
-          <w:tblHeader/>
-        </w:trPr>
-        <w:tc>
-          <w:tcPr>
-            <w:tcW w:type="dxa" w:w="1325"/>
-            <w:vAlign w:val="center"/>
-            <w:tcBorders>
-              <w:top w:val="single" w:sz="5" w:color="D9D9D9"/>
-              <w:left w:val="single" w:sz="5" w:color="D9D9D9"/>
-              <w:bottom w:val="single" w:sz="5" w:color="D9D9D9"/>
-              <w:right w:val="single" w:sz="5" w:color="D9D9D9"/>
-            </w:tcBorders>
-            <w:tcMar>
-              <w:top w:w="80" w:type="dxa"/>
-              <w:left w:w="80" w:type="dxa"/>
-              <w:bottom w:w="80" w:type="dxa"/>
-              <w:right w:w="80" w:type="dxa"/>
-            </w:tcMar>
-            <w:shd w:fill="E5EDF1"/>
-          </w:tcPr>
-          <w:p>
-            <w:pPr>
-              <w:spacing w:after="40" w:line="280" w:lineRule="exact"/>
-            </w:pPr>
-            <w:r>
-              <w:rPr>
-                <w:b/>
-                <w:sz w:val="20"/>
-              </w:rPr>
-              <w:t>时间</w:t>
+              <w:t>流程</w:t>
             </w:r>
           </w:p>
         </w:tc>
@@ -469,38 +180,7 @@
                 <w:b/>
                 <w:sz w:val="20"/>
               </w:rPr>
-              <w:t>范围及资源</w:t>
-            </w:r>
-          </w:p>
-        </w:tc>
-        <w:tc>
-          <w:tcPr>
-            <w:tcW w:type="dxa" w:w="6379"/>
-            <w:vAlign w:val="center"/>
-            <w:tcBorders>
-              <w:top w:val="single" w:sz="5" w:color="D9D9D9"/>
-              <w:left w:val="single" w:sz="5" w:color="D9D9D9"/>
-              <w:bottom w:val="single" w:sz="5" w:color="D9D9D9"/>
-              <w:right w:val="single" w:sz="5" w:color="D9D9D9"/>
-            </w:tcBorders>
-            <w:tcMar>
-              <w:top w:w="80" w:type="dxa"/>
-              <w:left w:w="80" w:type="dxa"/>
-              <w:bottom w:w="80" w:type="dxa"/>
-              <w:right w:w="80" w:type="dxa"/>
-            </w:tcMar>
-            <w:shd w:fill="E5EDF1"/>
-          </w:tcPr>
-          <w:p>
-            <w:pPr>
-              <w:spacing w:after="40" w:line="280" w:lineRule="exact"/>
-            </w:pPr>
-            <w:r>
-              <w:rPr>
-                <w:b/>
-                <w:sz w:val="20"/>
-              </w:rPr>
-              <w:t>教师与学生做什么</w:t>
+              <w:t>对应资源</w:t>
             </w:r>
           </w:p>
         </w:tc>
@@ -513,7 +193,7 @@
         </w:trPr>
         <w:tc>
           <w:tcPr>
-            <w:tcW w:type="dxa" w:w="1325"/>
+            <w:tcW w:type="dxa" w:w="936"/>
             <w:vAlign w:val="center"/>
             <w:tcBorders>
               <w:top w:val="single" w:sz="5" w:color="D9D9D9"/>
@@ -537,7 +217,37 @@
                 <w:b w:val="0"/>
                 <w:sz w:val="20"/>
               </w:rPr>
-              <w:t>0—5分钟</w:t>
+              <w:t>第一课</w:t>
+            </w:r>
+          </w:p>
+        </w:tc>
+        <w:tc>
+          <w:tcPr>
+            <w:tcW w:type="dxa" w:w="6840"/>
+            <w:vAlign w:val="center"/>
+            <w:tcBorders>
+              <w:top w:val="single" w:sz="5" w:color="D9D9D9"/>
+              <w:left w:val="single" w:sz="5" w:color="D9D9D9"/>
+              <w:bottom w:val="single" w:sz="5" w:color="D9D9D9"/>
+              <w:right w:val="single" w:sz="5" w:color="D9D9D9"/>
+            </w:tcBorders>
+            <w:tcMar>
+              <w:top w:w="80" w:type="dxa"/>
+              <w:left w:w="80" w:type="dxa"/>
+              <w:bottom w:w="80" w:type="dxa"/>
+              <w:right w:w="80" w:type="dxa"/>
+            </w:tcMar>
+          </w:tcPr>
+          <w:p>
+            <w:pPr>
+              <w:spacing w:after="40" w:line="280" w:lineRule="exact"/>
+            </w:pPr>
+            <w:r>
+              <w:rPr>
+                <w:b w:val="0"/>
+                <w:sz w:val="20"/>
+              </w:rPr>
+              <w:t>导入4分钟；初读12分钟；任务1—2共12分钟；任务3用6分钟；人物短答与订正12分钟；词语整理4分钟。</w:t>
             </w:r>
           </w:p>
         </w:tc>
@@ -567,13 +277,22 @@
                 <w:b w:val="0"/>
                 <w:sz w:val="20"/>
               </w:rPr>
-              <w:t>漫画第5—6格</w:t>
+              <w:t>任务1—4</w:t>
+              <w:br/>
+              <w:t>课件1—16页</w:t>
             </w:r>
           </w:p>
         </w:tc>
+      </w:tr>
+      <w:tr>
+        <w:trPr>
+          <w:cantSplit/>
+          <w:cantSplit/>
+          <w:cantSplit/>
+        </w:trPr>
         <w:tc>
           <w:tcPr>
-            <w:tcW w:type="dxa" w:w="6379"/>
+            <w:tcW w:type="dxa" w:w="936"/>
             <w:vAlign w:val="center"/>
             <w:tcBorders>
               <w:top w:val="single" w:sz="5" w:color="D9D9D9"/>
@@ -597,20 +316,13 @@
                 <w:b w:val="0"/>
                 <w:sz w:val="20"/>
               </w:rPr>
-              <w:t>谈家庭过年习惯；看局部画面提出疑问。</w:t>
+              <w:t>第二课</w:t>
             </w:r>
           </w:p>
         </w:tc>
-      </w:tr>
-      <w:tr>
-        <w:trPr>
-          <w:cantSplit/>
-          <w:cantSplit/>
-          <w:cantSplit/>
-        </w:trPr>
         <w:tc>
           <w:tcPr>
-            <w:tcW w:type="dxa" w:w="1325"/>
+            <w:tcW w:type="dxa" w:w="6840"/>
             <w:vAlign w:val="center"/>
             <w:tcBorders>
               <w:top w:val="single" w:sz="5" w:color="D9D9D9"/>
@@ -634,7 +346,7 @@
                 <w:b w:val="0"/>
                 <w:sz w:val="20"/>
               </w:rPr>
-              <w:t>5—13分钟</w:t>
+              <w:t>回顾3分钟；线索与主题13分钟；引号10分钟；开放题独立表达、交流及订正20分钟；整理4分钟。</w:t>
             </w:r>
           </w:p>
         </w:tc>
@@ -664,522 +376,9 @@
                 <w:b w:val="0"/>
                 <w:sz w:val="20"/>
               </w:rPr>
-              <w:t>全文16段</w:t>
-            </w:r>
-          </w:p>
-        </w:tc>
-        <w:tc>
-          <w:tcPr>
-            <w:tcW w:type="dxa" w:w="6379"/>
-            <w:vAlign w:val="center"/>
-            <w:tcBorders>
-              <w:top w:val="single" w:sz="5" w:color="D9D9D9"/>
-              <w:left w:val="single" w:sz="5" w:color="D9D9D9"/>
-              <w:bottom w:val="single" w:sz="5" w:color="D9D9D9"/>
-              <w:right w:val="single" w:sz="5" w:color="D9D9D9"/>
-            </w:tcBorders>
-            <w:tcMar>
-              <w:top w:w="80" w:type="dxa"/>
-              <w:left w:w="80" w:type="dxa"/>
-              <w:bottom w:w="80" w:type="dxa"/>
-              <w:right w:w="80" w:type="dxa"/>
-            </w:tcMar>
-          </w:tcPr>
-          <w:p>
-            <w:pPr>
-              <w:spacing w:after="40" w:line="280" w:lineRule="exact"/>
-            </w:pPr>
-            <w:r>
-              <w:rPr>
-                <w:b w:val="0"/>
-                <w:sz w:val="20"/>
-              </w:rPr>
-              <w:t>连续初读全文，用一句话概括大意。</w:t>
-            </w:r>
-          </w:p>
-        </w:tc>
-      </w:tr>
-      <w:tr>
-        <w:trPr>
-          <w:cantSplit/>
-          <w:cantSplit/>
-          <w:cantSplit/>
-        </w:trPr>
-        <w:tc>
-          <w:tcPr>
-            <w:tcW w:type="dxa" w:w="1325"/>
-            <w:vAlign w:val="center"/>
-            <w:tcBorders>
-              <w:top w:val="single" w:sz="5" w:color="D9D9D9"/>
-              <w:left w:val="single" w:sz="5" w:color="D9D9D9"/>
-              <w:bottom w:val="single" w:sz="5" w:color="D9D9D9"/>
-              <w:right w:val="single" w:sz="5" w:color="D9D9D9"/>
-            </w:tcBorders>
-            <w:tcMar>
-              <w:top w:w="80" w:type="dxa"/>
-              <w:left w:w="80" w:type="dxa"/>
-              <w:bottom w:w="80" w:type="dxa"/>
-              <w:right w:w="80" w:type="dxa"/>
-            </w:tcMar>
-          </w:tcPr>
-          <w:p>
-            <w:pPr>
-              <w:spacing w:after="40" w:line="280" w:lineRule="exact"/>
-            </w:pPr>
-            <w:r>
-              <w:rPr>
-                <w:b w:val="0"/>
-                <w:sz w:val="20"/>
-              </w:rPr>
-              <w:t>13—19分钟</w:t>
-            </w:r>
-          </w:p>
-        </w:tc>
-        <w:tc>
-          <w:tcPr>
-            <w:tcW w:type="dxa" w:w="2376"/>
-            <w:vAlign w:val="center"/>
-            <w:tcBorders>
-              <w:top w:val="single" w:sz="5" w:color="D9D9D9"/>
-              <w:left w:val="single" w:sz="5" w:color="D9D9D9"/>
-              <w:bottom w:val="single" w:sz="5" w:color="D9D9D9"/>
-              <w:right w:val="single" w:sz="5" w:color="D9D9D9"/>
-            </w:tcBorders>
-            <w:tcMar>
-              <w:top w:w="80" w:type="dxa"/>
-              <w:left w:w="80" w:type="dxa"/>
-              <w:bottom w:w="80" w:type="dxa"/>
-              <w:right w:w="80" w:type="dxa"/>
-            </w:tcMar>
-          </w:tcPr>
-          <w:p>
-            <w:pPr>
-              <w:spacing w:after="40" w:line="280" w:lineRule="exact"/>
-            </w:pPr>
-            <w:r>
-              <w:rPr>
-                <w:b w:val="0"/>
-                <w:sz w:val="20"/>
-              </w:rPr>
-              <w:t>第1—3段</w:t>
-            </w:r>
-          </w:p>
-        </w:tc>
-        <w:tc>
-          <w:tcPr>
-            <w:tcW w:type="dxa" w:w="6379"/>
-            <w:vAlign w:val="center"/>
-            <w:tcBorders>
-              <w:top w:val="single" w:sz="5" w:color="D9D9D9"/>
-              <w:left w:val="single" w:sz="5" w:color="D9D9D9"/>
-              <w:bottom w:val="single" w:sz="5" w:color="D9D9D9"/>
-              <w:right w:val="single" w:sz="5" w:color="D9D9D9"/>
-            </w:tcBorders>
-            <w:tcMar>
-              <w:top w:w="80" w:type="dxa"/>
-              <w:left w:w="80" w:type="dxa"/>
-              <w:bottom w:w="80" w:type="dxa"/>
-              <w:right w:w="80" w:type="dxa"/>
-            </w:tcMar>
-          </w:tcPr>
-          <w:p>
-            <w:pPr>
-              <w:spacing w:after="40" w:line="280" w:lineRule="exact"/>
-            </w:pPr>
-            <w:r>
-              <w:rPr>
-                <w:b w:val="0"/>
-                <w:sz w:val="20"/>
-              </w:rPr>
-              <w:t>任务1：示范解释“神偷”；简释成长差异。</w:t>
-            </w:r>
-          </w:p>
-        </w:tc>
-      </w:tr>
-      <w:tr>
-        <w:trPr>
-          <w:cantSplit/>
-          <w:cantSplit/>
-          <w:cantSplit/>
-        </w:trPr>
-        <w:tc>
-          <w:tcPr>
-            <w:tcW w:type="dxa" w:w="1325"/>
-            <w:vAlign w:val="center"/>
-            <w:tcBorders>
-              <w:top w:val="single" w:sz="5" w:color="D9D9D9"/>
-              <w:left w:val="single" w:sz="5" w:color="D9D9D9"/>
-              <w:bottom w:val="single" w:sz="5" w:color="D9D9D9"/>
-              <w:right w:val="single" w:sz="5" w:color="D9D9D9"/>
-            </w:tcBorders>
-            <w:tcMar>
-              <w:top w:w="80" w:type="dxa"/>
-              <w:left w:w="80" w:type="dxa"/>
-              <w:bottom w:w="80" w:type="dxa"/>
-              <w:right w:w="80" w:type="dxa"/>
-            </w:tcMar>
-          </w:tcPr>
-          <w:p>
-            <w:pPr>
-              <w:spacing w:after="40" w:line="280" w:lineRule="exact"/>
-            </w:pPr>
-            <w:r>
-              <w:rPr>
-                <w:b w:val="0"/>
-                <w:sz w:val="20"/>
-              </w:rPr>
-              <w:t>19—27分钟</w:t>
-            </w:r>
-          </w:p>
-        </w:tc>
-        <w:tc>
-          <w:tcPr>
-            <w:tcW w:type="dxa" w:w="2376"/>
-            <w:vAlign w:val="center"/>
-            <w:tcBorders>
-              <w:top w:val="single" w:sz="5" w:color="D9D9D9"/>
-              <w:left w:val="single" w:sz="5" w:color="D9D9D9"/>
-              <w:bottom w:val="single" w:sz="5" w:color="D9D9D9"/>
-              <w:right w:val="single" w:sz="5" w:color="D9D9D9"/>
-            </w:tcBorders>
-            <w:tcMar>
-              <w:top w:w="80" w:type="dxa"/>
-              <w:left w:w="80" w:type="dxa"/>
-              <w:bottom w:w="80" w:type="dxa"/>
-              <w:right w:w="80" w:type="dxa"/>
-            </w:tcMar>
-          </w:tcPr>
-          <w:p>
-            <w:pPr>
-              <w:spacing w:after="40" w:line="280" w:lineRule="exact"/>
-            </w:pPr>
-            <w:r>
-              <w:rPr>
-                <w:b w:val="0"/>
-                <w:sz w:val="20"/>
-              </w:rPr>
-              <w:t>第4—5段</w:t>
-            </w:r>
-          </w:p>
-        </w:tc>
-        <w:tc>
-          <w:tcPr>
-            <w:tcW w:type="dxa" w:w="6379"/>
-            <w:vAlign w:val="center"/>
-            <w:tcBorders>
-              <w:top w:val="single" w:sz="5" w:color="D9D9D9"/>
-              <w:left w:val="single" w:sz="5" w:color="D9D9D9"/>
-              <w:bottom w:val="single" w:sz="5" w:color="D9D9D9"/>
-              <w:right w:val="single" w:sz="5" w:color="D9D9D9"/>
-            </w:tcBorders>
-            <w:tcMar>
-              <w:top w:w="80" w:type="dxa"/>
-              <w:left w:w="80" w:type="dxa"/>
-              <w:bottom w:w="80" w:type="dxa"/>
-              <w:right w:w="80" w:type="dxa"/>
-            </w:tcMar>
-          </w:tcPr>
-          <w:p>
-            <w:pPr>
-              <w:spacing w:after="40" w:line="280" w:lineRule="exact"/>
-            </w:pPr>
-            <w:r>
-              <w:rPr>
-                <w:b w:val="0"/>
-                <w:sz w:val="20"/>
-              </w:rPr>
-              <w:t>任务2：比较喜庆字样与妈妈的神态。</w:t>
-            </w:r>
-          </w:p>
-        </w:tc>
-      </w:tr>
-      <w:tr>
-        <w:trPr>
-          <w:cantSplit/>
-          <w:cantSplit/>
-          <w:cantSplit/>
-        </w:trPr>
-        <w:tc>
-          <w:tcPr>
-            <w:tcW w:type="dxa" w:w="1325"/>
-            <w:vAlign w:val="center"/>
-            <w:tcBorders>
-              <w:top w:val="single" w:sz="5" w:color="D9D9D9"/>
-              <w:left w:val="single" w:sz="5" w:color="D9D9D9"/>
-              <w:bottom w:val="single" w:sz="5" w:color="D9D9D9"/>
-              <w:right w:val="single" w:sz="5" w:color="D9D9D9"/>
-            </w:tcBorders>
-            <w:tcMar>
-              <w:top w:w="80" w:type="dxa"/>
-              <w:left w:w="80" w:type="dxa"/>
-              <w:bottom w:w="80" w:type="dxa"/>
-              <w:right w:w="80" w:type="dxa"/>
-            </w:tcMar>
-          </w:tcPr>
-          <w:p>
-            <w:pPr>
-              <w:spacing w:after="40" w:line="280" w:lineRule="exact"/>
-            </w:pPr>
-            <w:r>
-              <w:rPr>
-                <w:b w:val="0"/>
-                <w:sz w:val="20"/>
-              </w:rPr>
-              <w:t>27—39分钟</w:t>
-            </w:r>
-          </w:p>
-        </w:tc>
-        <w:tc>
-          <w:tcPr>
-            <w:tcW w:type="dxa" w:w="2376"/>
-            <w:vAlign w:val="center"/>
-            <w:tcBorders>
-              <w:top w:val="single" w:sz="5" w:color="D9D9D9"/>
-              <w:left w:val="single" w:sz="5" w:color="D9D9D9"/>
-              <w:bottom w:val="single" w:sz="5" w:color="D9D9D9"/>
-              <w:right w:val="single" w:sz="5" w:color="D9D9D9"/>
-            </w:tcBorders>
-            <w:tcMar>
-              <w:top w:w="80" w:type="dxa"/>
-              <w:left w:w="80" w:type="dxa"/>
-              <w:bottom w:w="80" w:type="dxa"/>
-              <w:right w:w="80" w:type="dxa"/>
-            </w:tcMar>
-          </w:tcPr>
-          <w:p>
-            <w:pPr>
-              <w:spacing w:after="40" w:line="280" w:lineRule="exact"/>
-            </w:pPr>
-            <w:r>
-              <w:rPr>
-                <w:b w:val="0"/>
-                <w:sz w:val="20"/>
-              </w:rPr>
-              <w:t>第6—11段</w:t>
-            </w:r>
-          </w:p>
-        </w:tc>
-        <w:tc>
-          <w:tcPr>
-            <w:tcW w:type="dxa" w:w="6379"/>
-            <w:vAlign w:val="center"/>
-            <w:tcBorders>
-              <w:top w:val="single" w:sz="5" w:color="D9D9D9"/>
-              <w:left w:val="single" w:sz="5" w:color="D9D9D9"/>
-              <w:bottom w:val="single" w:sz="5" w:color="D9D9D9"/>
-              <w:right w:val="single" w:sz="5" w:color="D9D9D9"/>
-            </w:tcBorders>
-            <w:tcMar>
-              <w:top w:w="80" w:type="dxa"/>
-              <w:left w:w="80" w:type="dxa"/>
-              <w:bottom w:w="80" w:type="dxa"/>
-              <w:right w:w="80" w:type="dxa"/>
-            </w:tcMar>
-          </w:tcPr>
-          <w:p>
-            <w:pPr>
-              <w:spacing w:after="40" w:line="280" w:lineRule="exact"/>
-            </w:pPr>
-            <w:r>
-              <w:rPr>
-                <w:b w:val="0"/>
-                <w:sz w:val="20"/>
-              </w:rPr>
-              <w:t>任务3：分清缺席原因、心理和叙述者判断。</w:t>
-            </w:r>
-          </w:p>
-        </w:tc>
-      </w:tr>
-      <w:tr>
-        <w:trPr>
-          <w:cantSplit/>
-          <w:cantSplit/>
-          <w:cantSplit/>
-        </w:trPr>
-        <w:tc>
-          <w:tcPr>
-            <w:tcW w:type="dxa" w:w="1325"/>
-            <w:vAlign w:val="center"/>
-            <w:tcBorders>
-              <w:top w:val="single" w:sz="5" w:color="D9D9D9"/>
-              <w:left w:val="single" w:sz="5" w:color="D9D9D9"/>
-              <w:bottom w:val="single" w:sz="5" w:color="D9D9D9"/>
-              <w:right w:val="single" w:sz="5" w:color="D9D9D9"/>
-            </w:tcBorders>
-            <w:tcMar>
-              <w:top w:w="80" w:type="dxa"/>
-              <w:left w:w="80" w:type="dxa"/>
-              <w:bottom w:w="80" w:type="dxa"/>
-              <w:right w:w="80" w:type="dxa"/>
-            </w:tcMar>
-          </w:tcPr>
-          <w:p>
-            <w:pPr>
-              <w:spacing w:after="40" w:line="280" w:lineRule="exact"/>
-            </w:pPr>
-            <w:r>
-              <w:rPr>
-                <w:b w:val="0"/>
-                <w:sz w:val="20"/>
-              </w:rPr>
-              <w:t>39—45分钟</w:t>
-            </w:r>
-          </w:p>
-        </w:tc>
-        <w:tc>
-          <w:tcPr>
-            <w:tcW w:type="dxa" w:w="2376"/>
-            <w:vAlign w:val="center"/>
-            <w:tcBorders>
-              <w:top w:val="single" w:sz="5" w:color="D9D9D9"/>
-              <w:left w:val="single" w:sz="5" w:color="D9D9D9"/>
-              <w:bottom w:val="single" w:sz="5" w:color="D9D9D9"/>
-              <w:right w:val="single" w:sz="5" w:color="D9D9D9"/>
-            </w:tcBorders>
-            <w:tcMar>
-              <w:top w:w="80" w:type="dxa"/>
-              <w:left w:w="80" w:type="dxa"/>
-              <w:bottom w:w="80" w:type="dxa"/>
-              <w:right w:w="80" w:type="dxa"/>
-            </w:tcMar>
-          </w:tcPr>
-          <w:p>
-            <w:pPr>
-              <w:spacing w:after="40" w:line="280" w:lineRule="exact"/>
-            </w:pPr>
-            <w:r>
-              <w:rPr>
-                <w:b w:val="0"/>
-                <w:sz w:val="20"/>
-              </w:rPr>
-              <w:t>第12段</w:t>
-            </w:r>
-          </w:p>
-        </w:tc>
-        <w:tc>
-          <w:tcPr>
-            <w:tcW w:type="dxa" w:w="6379"/>
-            <w:vAlign w:val="center"/>
-            <w:tcBorders>
-              <w:top w:val="single" w:sz="5" w:color="D9D9D9"/>
-              <w:left w:val="single" w:sz="5" w:color="D9D9D9"/>
-              <w:bottom w:val="single" w:sz="5" w:color="D9D9D9"/>
-              <w:right w:val="single" w:sz="5" w:color="D9D9D9"/>
-            </w:tcBorders>
-            <w:tcMar>
-              <w:top w:w="80" w:type="dxa"/>
-              <w:left w:w="80" w:type="dxa"/>
-              <w:bottom w:w="80" w:type="dxa"/>
-              <w:right w:w="80" w:type="dxa"/>
-            </w:tcMar>
-          </w:tcPr>
-          <w:p>
-            <w:pPr>
-              <w:spacing w:after="40" w:line="280" w:lineRule="exact"/>
-            </w:pPr>
-            <w:r>
-              <w:rPr>
-                <w:b w:val="0"/>
-                <w:sz w:val="20"/>
-              </w:rPr>
-              <w:t>任务4：独立短答，解释前后气氛对比。</w:t>
-            </w:r>
-          </w:p>
-        </w:tc>
-      </w:tr>
-      <w:tr>
-        <w:trPr>
-          <w:cantSplit/>
-          <w:cantSplit/>
-          <w:cantSplit/>
-        </w:trPr>
-        <w:tc>
-          <w:tcPr>
-            <w:tcW w:type="dxa" w:w="1325"/>
-            <w:vAlign w:val="center"/>
-            <w:tcBorders>
-              <w:top w:val="single" w:sz="5" w:color="D9D9D9"/>
-              <w:left w:val="single" w:sz="5" w:color="D9D9D9"/>
-              <w:bottom w:val="single" w:sz="5" w:color="D9D9D9"/>
-              <w:right w:val="single" w:sz="5" w:color="D9D9D9"/>
-            </w:tcBorders>
-            <w:tcMar>
-              <w:top w:w="80" w:type="dxa"/>
-              <w:left w:w="80" w:type="dxa"/>
-              <w:bottom w:w="80" w:type="dxa"/>
-              <w:right w:w="80" w:type="dxa"/>
-            </w:tcMar>
-          </w:tcPr>
-          <w:p>
-            <w:pPr>
-              <w:spacing w:after="40" w:line="280" w:lineRule="exact"/>
-            </w:pPr>
-            <w:r>
-              <w:rPr>
-                <w:b w:val="0"/>
-                <w:sz w:val="20"/>
-              </w:rPr>
-              <w:t>45—50分钟</w:t>
-            </w:r>
-          </w:p>
-        </w:tc>
-        <w:tc>
-          <w:tcPr>
-            <w:tcW w:type="dxa" w:w="2376"/>
-            <w:vAlign w:val="center"/>
-            <w:tcBorders>
-              <w:top w:val="single" w:sz="5" w:color="D9D9D9"/>
-              <w:left w:val="single" w:sz="5" w:color="D9D9D9"/>
-              <w:bottom w:val="single" w:sz="5" w:color="D9D9D9"/>
-              <w:right w:val="single" w:sz="5" w:color="D9D9D9"/>
-            </w:tcBorders>
-            <w:tcMar>
-              <w:top w:w="80" w:type="dxa"/>
-              <w:left w:w="80" w:type="dxa"/>
-              <w:bottom w:w="80" w:type="dxa"/>
-              <w:right w:w="80" w:type="dxa"/>
-            </w:tcMar>
-          </w:tcPr>
-          <w:p>
-            <w:pPr>
-              <w:spacing w:after="40" w:line="280" w:lineRule="exact"/>
-            </w:pPr>
-            <w:r>
-              <w:rPr>
-                <w:b w:val="0"/>
-                <w:sz w:val="20"/>
-              </w:rPr>
-              <w:t>任务4与原文</w:t>
-            </w:r>
-          </w:p>
-        </w:tc>
-        <w:tc>
-          <w:tcPr>
-            <w:tcW w:type="dxa" w:w="6379"/>
-            <w:vAlign w:val="center"/>
-            <w:tcBorders>
-              <w:top w:val="single" w:sz="5" w:color="D9D9D9"/>
-              <w:left w:val="single" w:sz="5" w:color="D9D9D9"/>
-              <w:bottom w:val="single" w:sz="5" w:color="D9D9D9"/>
-              <w:right w:val="single" w:sz="5" w:color="D9D9D9"/>
-            </w:tcBorders>
-            <w:tcMar>
-              <w:top w:w="80" w:type="dxa"/>
-              <w:left w:w="80" w:type="dxa"/>
-              <w:bottom w:w="80" w:type="dxa"/>
-              <w:right w:w="80" w:type="dxa"/>
-            </w:tcMar>
-          </w:tcPr>
-          <w:p>
-            <w:pPr>
-              <w:spacing w:after="40" w:line="280" w:lineRule="exact"/>
-            </w:pPr>
-            <w:r>
-              <w:rPr>
-                <w:b w:val="0"/>
-                <w:sz w:val="20"/>
-              </w:rPr>
-              <w:t>订正短答，补足两边证据及对比作用。</w:t>
+              <w:t>任务5—7</w:t>
+              <w:br/>
+              <w:t>课件17—28页</w:t>
             </w:r>
           </w:p>
         </w:tc>
@@ -1189,11 +388,480 @@
       <w:r/>
     </w:p>
     <w:p>
+      <w:r>
+        <w:t>时间只供教师调节节奏，不向学生设置倒计时或速度分。课堂紧时压缩重复展示和整班汇报，保留人物短答及开放题。</w:t>
+      </w:r>
+    </w:p>
+    <w:p>
+      <w:pPr>
+        <w:pStyle w:val="Heading1"/>
+        <w:pageBreakBefore/>
+      </w:pPr>
+      <w:r>
+        <w:t>第一课 以原文回答课本问题</w:t>
+      </w:r>
+    </w:p>
+    <w:p>
+      <w:pPr>
+        <w:pStyle w:val="Heading2"/>
+        <w:spacing w:after="60"/>
+      </w:pPr>
+      <w:r>
+        <w:t>任务1 姐姐和哥哥为何缺席</w:t>
+      </w:r>
+    </w:p>
+    <w:p>
+      <w:pPr>
+        <w:spacing w:after="60" w:line="300" w:lineRule="exact"/>
+      </w:pPr>
+      <w:r>
+        <w:rPr>
+          <w:b/>
+        </w:rPr>
+        <w:t>课本问题：</w:t>
+      </w:r>
+      <w:r>
+        <w:t>姐姐为什么不回来吃团圆饭？哥哥为什么不能回来吃团圆饭？</w:t>
+      </w:r>
+    </w:p>
+    <w:p>
+      <w:pPr>
+        <w:spacing w:after="60" w:line="300" w:lineRule="exact"/>
+      </w:pPr>
+      <w:r>
+        <w:rPr>
+          <w:b/>
+        </w:rPr>
+        <w:t>学生操作：</w:t>
+      </w:r>
+      <w:r>
+        <w:t>分清两个人的原因，各点入一句原文依据。</w:t>
+      </w:r>
+    </w:p>
+    <w:p>
+      <w:pPr>
+        <w:spacing w:after="60" w:line="300" w:lineRule="exact"/>
+      </w:pPr>
+      <w:r>
+        <w:rPr>
+          <w:b/>
+        </w:rPr>
+        <w:t>参考回答：</w:t>
+      </w:r>
+      <w:r>
+        <w:t>姐姐在英国，假期不好拿，所以无法回来。哥哥正在当兵，因为出国受训，也不能回来吃团圆饭。</w:t>
+      </w:r>
+    </w:p>
+    <w:p>
+      <w:pPr>
+        <w:spacing w:after="60" w:line="300" w:lineRule="exact"/>
+      </w:pPr>
+      <w:r>
+        <w:rPr>
+          <w:b/>
+        </w:rPr>
+        <w:t>解释：</w:t>
+      </w:r>
+      <w:r>
+        <w:t>第8段“假期不好拿”说明姐姐的现实困难；第12段“出国受训”说明哥哥的原因。</w:t>
+      </w:r>
+    </w:p>
+    <w:p>
+      <w:pPr>
+        <w:spacing w:after="60" w:line="300" w:lineRule="exact"/>
+      </w:pPr>
+      <w:r>
+        <w:rPr>
+          <w:b/>
+        </w:rPr>
+        <w:t>提示次序：</w:t>
+      </w:r>
+      <w:r>
+        <w:t>先分清：谁在英国，谁正在当兵？ → 姐姐看第8段；哥哥看第12段。</w:t>
+      </w:r>
+    </w:p>
+    <w:p>
+      <w:pPr>
+        <w:pStyle w:val="Heading2"/>
+        <w:spacing w:after="60"/>
+      </w:pPr>
+      <w:r>
+        <w:t>任务2 父母有什么反应</w:t>
+      </w:r>
+    </w:p>
+    <w:p>
+      <w:pPr>
+        <w:spacing w:after="60" w:line="300" w:lineRule="exact"/>
+      </w:pPr>
+      <w:r>
+        <w:rPr>
+          <w:b/>
+        </w:rPr>
+        <w:t>课本问题：</w:t>
+      </w:r>
+      <w:r>
+        <w:t>妈妈对姐姐不回来吃团圆饭有什么反应？听到姐姐不回来吃团圆饭，爸爸是什么表情？</w:t>
+      </w:r>
+    </w:p>
+    <w:p>
+      <w:pPr>
+        <w:spacing w:after="60" w:line="300" w:lineRule="exact"/>
+      </w:pPr>
+      <w:r>
+        <w:rPr>
+          <w:b/>
+        </w:rPr>
+        <w:t>学生操作：</w:t>
+      </w:r>
+      <w:r>
+        <w:t>把神态和人物对应起来，依据必须来自原文。</w:t>
+      </w:r>
+    </w:p>
+    <w:p>
+      <w:pPr>
+        <w:spacing w:after="60" w:line="300" w:lineRule="exact"/>
+      </w:pPr>
+      <w:r>
+        <w:rPr>
+          <w:b/>
+        </w:rPr>
+        <w:t>参考回答：</w:t>
+      </w:r>
+      <w:r>
+        <w:t>妈妈心里闹别扭，买年货时铁青着脸，处理鱼时一直皱着眉。爸爸沉默寡言，还是那副酷酷的表情。</w:t>
+      </w:r>
+    </w:p>
+    <w:p>
+      <w:pPr>
+        <w:spacing w:after="60" w:line="300" w:lineRule="exact"/>
+      </w:pPr>
+      <w:r>
+        <w:rPr>
+          <w:b/>
+        </w:rPr>
+        <w:t>解释：</w:t>
+      </w:r>
+      <w:r>
+        <w:t>第4—5段写妈妈的神态和闹别扭；第10段直接写爸爸的表情。</w:t>
+      </w:r>
+    </w:p>
+    <w:p>
+      <w:pPr>
+        <w:spacing w:after="60" w:line="300" w:lineRule="exact"/>
+      </w:pPr>
+      <w:r>
+        <w:rPr>
+          <w:b/>
+        </w:rPr>
+        <w:t>解释：</w:t>
+      </w:r>
+      <w:r>
+        <w:t>“不知”表示原因未确定；眼睛红不等于已经证实哭过。爸爸表情冷静，也不能推出他不关心家人。</w:t>
+      </w:r>
+    </w:p>
+    <w:p>
+      <w:pPr>
+        <w:spacing w:after="60" w:line="300" w:lineRule="exact"/>
+      </w:pPr>
+      <w:r>
+        <w:rPr>
+          <w:b/>
+        </w:rPr>
+        <w:t>提示次序：</w:t>
+      </w:r>
+      <w:r>
+        <w:t>找写神态的词，不用猜人物一定说了什么。 → 妈妈看第4段“铁青着脸”“皱着眉”；爸爸看第10段。</w:t>
+      </w:r>
+    </w:p>
+    <w:p>
+      <w:pPr>
+        <w:pStyle w:val="Heading2"/>
+        <w:spacing w:after="60"/>
+      </w:pPr>
+      <w:r>
+        <w:t>任务3 “我”做了什么</w:t>
+      </w:r>
+    </w:p>
+    <w:p>
+      <w:pPr>
+        <w:spacing w:after="60" w:line="300" w:lineRule="exact"/>
+      </w:pPr>
+      <w:r>
+        <w:rPr>
+          <w:b/>
+        </w:rPr>
+        <w:t>课本问题：</w:t>
+      </w:r>
+      <w:r>
+        <w:t>吃团圆饭时，“我”做了什么？</w:t>
+      </w:r>
+    </w:p>
+    <w:p>
+      <w:pPr>
+        <w:spacing w:after="60" w:line="300" w:lineRule="exact"/>
+      </w:pPr>
+      <w:r>
+        <w:rPr>
+          <w:b/>
+        </w:rPr>
+        <w:t>学生操作：</w:t>
+      </w:r>
+      <w:r>
+        <w:t>把两项行为分别放入两个框；不要只选行为的目的。</w:t>
+      </w:r>
+    </w:p>
+    <w:p>
+      <w:pPr>
+        <w:spacing w:after="60" w:line="300" w:lineRule="exact"/>
+      </w:pPr>
+      <w:r>
+        <w:rPr>
+          <w:b/>
+        </w:rPr>
+        <w:t>参考回答：</w:t>
+      </w:r>
+      <w:r>
+        <w:t>“我”一边帮爸妈夹菜，一边不停地讲学校里的新闻旧事。</w:t>
+      </w:r>
+    </w:p>
+    <w:p>
+      <w:pPr>
+        <w:spacing w:after="60" w:line="300" w:lineRule="exact"/>
+      </w:pPr>
+      <w:r>
+        <w:rPr>
+          <w:b/>
+        </w:rPr>
+        <w:t>解释：</w:t>
+      </w:r>
+      <w:r>
+        <w:t>“一边……一边……”连着两项行为；“希望……”才说明目的。</w:t>
+      </w:r>
+    </w:p>
+    <w:p>
+      <w:pPr>
+        <w:spacing w:after="60" w:line="300" w:lineRule="exact"/>
+      </w:pPr>
+      <w:r>
+        <w:rPr>
+          <w:b/>
+        </w:rPr>
+        <w:t>提示次序：</w:t>
+      </w:r>
+      <w:r>
+        <w:t>找“我”做的动作，两个框不要放同一件事。 → 回到第14段，留意两个“一边”。</w:t>
+      </w:r>
+    </w:p>
+    <w:p>
+      <w:pPr>
+        <w:spacing w:after="60" w:line="300" w:lineRule="exact"/>
+      </w:pPr>
+      <w:r>
+        <w:rPr>
+          <w:b/>
+        </w:rPr>
+        <w:t>评价：</w:t>
+      </w:r>
+      <w:r>
+        <w:t>原因须与人物对应；神态题须筛选原文信息；行为题两点不能重复。“希望冲淡冷清”是目的，不能单独替代两项行为。</w:t>
+      </w:r>
+    </w:p>
+    <w:p>
+      <w:pPr>
+        <w:pStyle w:val="Heading1"/>
+        <w:pageBreakBefore/>
+      </w:pPr>
+      <w:r>
+        <w:t>人物特点 线索与主题</w:t>
+      </w:r>
+    </w:p>
+    <w:p>
       <w:pPr>
         <w:pStyle w:val="Heading2"/>
       </w:pPr>
       <w:r>
-        <w:t>第二课  再读后半段及三读</w:t>
+        <w:t>任务4 从行为看人物特点</w:t>
+      </w:r>
+    </w:p>
+    <w:p>
+      <w:r>
+        <w:rPr>
+          <w:b/>
+        </w:rPr>
+        <w:t>教师补充题：</w:t>
+      </w:r>
+      <w:r>
+        <w:t>作者是一个怎样的人？请结合课文内容说明。</w:t>
+      </w:r>
+    </w:p>
+    <w:p>
+      <w:r>
+        <w:rPr>
+          <w:b/>
+        </w:rPr>
+        <w:t>作答框架：</w:t>
+      </w:r>
+      <w:r>
+        <w:t>本题依据文中的“我”来分析。自己写特点、行为依据，以及行为为什么能说明这个特点。</w:t>
+      </w:r>
+    </w:p>
+    <w:p>
+      <w:r>
+        <w:rPr>
+          <w:b/>
+        </w:rPr>
+        <w:t>参考回答：</w:t>
+      </w:r>
+      <w:r>
+        <w:t>作者是一个体贴、关心父母的人。哥哥姐姐缺席时，“我”主动帮父母夹菜，还不停地讲学校里的事，希望冲淡冷清。这说明“我”注意到父母的失落，并愿意用行动安慰他们。</w:t>
+      </w:r>
+    </w:p>
+    <w:p>
+      <w:r>
+        <w:rPr>
+          <w:b/>
+        </w:rPr>
+        <w:t>自检：</w:t>
+      </w:r>
+      <w:r>
+        <w:t>我概括了有依据的人物特点。</w:t>
+      </w:r>
+    </w:p>
+    <w:p>
+      <w:r>
+        <w:rPr>
+          <w:b/>
+        </w:rPr>
+        <w:t>自检：</w:t>
+      </w:r>
+      <w:r>
+        <w:t>我写出了能支持特点的具体行为。</w:t>
+      </w:r>
+    </w:p>
+    <w:p>
+      <w:r>
+        <w:rPr>
+          <w:b/>
+        </w:rPr>
+        <w:t>自检：</w:t>
+      </w:r>
+      <w:r>
+        <w:t>我解释了这些行为为什么能体现该特点。</w:t>
+      </w:r>
+    </w:p>
+    <w:p>
+      <w:r>
+        <w:t>可接受“体贴、关心父母、孝顺”等有相符行为依据的概括；只写“很好、善良”而没有具体依据不足。只写“健谈”未解释说话的用意，也不能完整体现本段的关心。</w:t>
+      </w:r>
+    </w:p>
+    <w:p>
+      <w:pPr>
+        <w:pStyle w:val="Heading2"/>
+      </w:pPr>
+      <w:r>
+        <w:t>任务5 事物线索与主题</w:t>
+      </w:r>
+    </w:p>
+    <w:p>
+      <w:r>
+        <w:rPr>
+          <w:b/>
+        </w:rPr>
+        <w:t>课本任务：</w:t>
+      </w:r>
+      <w:r>
+        <w:t>读课文，找出事物线索，理解文章主题。</w:t>
+      </w:r>
+    </w:p>
+    <w:p>
+      <w:r>
+        <w:rPr>
+          <w:b/>
+        </w:rPr>
+        <w:t>作答框架：</w:t>
+      </w:r>
+      <w:r>
+        <w:t>点段号回读，找出反复出现、串起各件事的同一个事物，再概括主题。</w:t>
+      </w:r>
+    </w:p>
+    <w:p>
+      <w:r>
+        <w:rPr>
+          <w:b/>
+        </w:rPr>
+        <w:t>参考回答：</w:t>
+      </w:r>
+      <w:r>
+        <w:t>本文以“团圆饭”为事物线索，把准备团圆饭、兄姐缺席、围炉时的关心和对团圆的期待串起来，表现一家人之间的关爱，以及对团聚的珍惜和期盼。</w:t>
+      </w:r>
+    </w:p>
+    <w:p>
+      <w:r>
+        <w:rPr>
+          <w:b/>
+        </w:rPr>
+        <w:t>自检：</w:t>
+      </w:r>
+      <w:r>
+        <w:t>我写出了贯穿事情的具体事物。</w:t>
+      </w:r>
+    </w:p>
+    <w:p>
+      <w:r>
+        <w:rPr>
+          <w:b/>
+        </w:rPr>
+        <w:t>自检：</w:t>
+      </w:r>
+      <w:r>
+        <w:t>我概括了亲人间的关爱或对团聚的珍惜、期盼。</w:t>
+      </w:r>
+    </w:p>
+    <w:p>
+      <w:r>
+        <w:rPr>
+          <w:b/>
+        </w:rPr>
+        <w:t>自检：</w:t>
+      </w:r>
+      <w:r>
+        <w:t>我用文中的事情解释主题，没有编造结局。</w:t>
+      </w:r>
+    </w:p>
+    <w:p>
+      <w:r>
+        <w:rPr>
+          <w:b/>
+        </w:rPr>
+        <w:t>图示操作：</w:t>
+      </w:r>
+      <w:r>
+        <w:t>依次查看第2、4、6、12、13、14、16段，寻找反复出现且串起事情的事物。用“准备—缺席—围炉关心—期待团圆”梳理内容，再区分“用什么串起来”与“表达什么感情”。</w:t>
+      </w:r>
+    </w:p>
+    <w:p>
+      <w:r>
+        <w:rPr>
+          <w:b/>
+        </w:rPr>
+        <w:t>边界：</w:t>
+      </w:r>
+      <w:r>
+        <w:t>“妈妈一定在想”是叙述者对妈妈心理的判断；“可能”不能变成确定事实。眼红未必是哭过。门铃响后门仍未打开，不能断定兄姐已经回来。</w:t>
+      </w:r>
+    </w:p>
+    <w:p>
+      <w:pPr>
+        <w:pStyle w:val="Heading1"/>
+        <w:pageBreakBefore/>
+      </w:pPr>
+      <w:r>
+        <w:t>第二课 引号按课本分类</w:t>
+      </w:r>
+    </w:p>
+    <w:p>
+      <w:r>
+        <w:t>先用五行对照让学生理解功能，再做课本的两句加引号练习。不要把所有引号都解释为同一种用法。</w:t>
       </w:r>
     </w:p>
     <w:tbl>
@@ -1204,9 +872,9 @@
         <w:tblLook w:firstColumn="1" w:firstRow="1" w:lastColumn="0" w:lastRow="0" w:noHBand="0" w:noVBand="1" w:val="04A0"/>
       </w:tblPr>
       <w:tblGrid>
-        <w:gridCol w:w="1325"/>
-        <w:gridCol w:w="2376"/>
-        <w:gridCol w:w="6379"/>
+        <w:gridCol w:w="1800"/>
+        <w:gridCol w:w="5112"/>
+        <w:gridCol w:w="3240"/>
       </w:tblGrid>
       <w:tr>
         <w:trPr>
@@ -1217,7 +885,7 @@
         </w:trPr>
         <w:tc>
           <w:tcPr>
-            <w:tcW w:type="dxa" w:w="1325"/>
+            <w:tcW w:type="dxa" w:w="1800"/>
             <w:vAlign w:val="center"/>
             <w:tcBorders>
               <w:top w:val="single" w:sz="5" w:color="D9D9D9"/>
@@ -1242,13 +910,13 @@
                 <w:b/>
                 <w:sz w:val="20"/>
               </w:rPr>
-              <w:t>时间</w:t>
+              <w:t>课本用法</w:t>
             </w:r>
           </w:p>
         </w:tc>
         <w:tc>
           <w:tcPr>
-            <w:tcW w:type="dxa" w:w="2376"/>
+            <w:tcW w:type="dxa" w:w="5112"/>
             <w:vAlign w:val="center"/>
             <w:tcBorders>
               <w:top w:val="single" w:sz="5" w:color="D9D9D9"/>
@@ -1273,13 +941,13 @@
                 <w:b/>
                 <w:sz w:val="20"/>
               </w:rPr>
-              <w:t>范围及资源</w:t>
+              <w:t>课本例子</w:t>
             </w:r>
           </w:p>
         </w:tc>
         <w:tc>
           <w:tcPr>
-            <w:tcW w:type="dxa" w:w="6379"/>
+            <w:tcW w:type="dxa" w:w="3240"/>
             <w:vAlign w:val="center"/>
             <w:tcBorders>
               <w:top w:val="single" w:sz="5" w:color="D9D9D9"/>
@@ -1304,7 +972,7 @@
                 <w:b/>
                 <w:sz w:val="20"/>
               </w:rPr>
-              <w:t>教师与学生做什么</w:t>
+              <w:t>简明判断</w:t>
             </w:r>
           </w:p>
         </w:tc>
@@ -1317,7 +985,7 @@
         </w:trPr>
         <w:tc>
           <w:tcPr>
-            <w:tcW w:type="dxa" w:w="1325"/>
+            <w:tcW w:type="dxa" w:w="1800"/>
             <w:vAlign w:val="center"/>
             <w:tcBorders>
               <w:top w:val="single" w:sz="5" w:color="D9D9D9"/>
@@ -1341,13 +1009,13 @@
                 <w:b w:val="0"/>
                 <w:sz w:val="20"/>
               </w:rPr>
-              <w:t>0—4分钟</w:t>
+              <w:t>对话</w:t>
             </w:r>
           </w:p>
         </w:tc>
         <w:tc>
           <w:tcPr>
-            <w:tcW w:type="dxa" w:w="2376"/>
+            <w:tcW w:type="dxa" w:w="5112"/>
             <w:vAlign w:val="center"/>
             <w:tcBorders>
               <w:top w:val="single" w:sz="5" w:color="D9D9D9"/>
@@ -1371,13 +1039,13 @@
                 <w:b w:val="0"/>
                 <w:sz w:val="20"/>
               </w:rPr>
-              <w:t>回顾第一课</w:t>
+              <w:t>话说得吞吞吐吐的：“爸、妈，对不起……”</w:t>
             </w:r>
           </w:p>
         </w:tc>
         <w:tc>
           <w:tcPr>
-            <w:tcW w:type="dxa" w:w="6379"/>
+            <w:tcW w:type="dxa" w:w="3240"/>
             <w:vAlign w:val="center"/>
             <w:tcBorders>
               <w:top w:val="single" w:sz="5" w:color="D9D9D9"/>
@@ -1401,7 +1069,7 @@
                 <w:b w:val="0"/>
                 <w:sz w:val="20"/>
               </w:rPr>
-              <w:t>口头回忆兄姐缺席原因，复读难句。</w:t>
+              <w:t>人物正在说话。</w:t>
             </w:r>
           </w:p>
         </w:tc>
@@ -1414,7 +1082,7 @@
         </w:trPr>
         <w:tc>
           <w:tcPr>
-            <w:tcW w:type="dxa" w:w="1325"/>
+            <w:tcW w:type="dxa" w:w="1800"/>
             <w:vAlign w:val="center"/>
             <w:tcBorders>
               <w:top w:val="single" w:sz="5" w:color="D9D9D9"/>
@@ -1438,13 +1106,13 @@
                 <w:b w:val="0"/>
                 <w:sz w:val="20"/>
               </w:rPr>
-              <w:t>4—14分钟</w:t>
+              <w:t>引用别人的话</w:t>
             </w:r>
           </w:p>
         </w:tc>
         <w:tc>
           <w:tcPr>
-            <w:tcW w:type="dxa" w:w="2376"/>
+            <w:tcW w:type="dxa" w:w="5112"/>
             <w:vAlign w:val="center"/>
             <w:tcBorders>
               <w:top w:val="single" w:sz="5" w:color="D9D9D9"/>
@@ -1468,13 +1136,13 @@
                 <w:b w:val="0"/>
                 <w:sz w:val="20"/>
               </w:rPr>
-              <w:t>第13—14段</w:t>
+              <w:t>一个“嗯”，一个“好吧”，其实也只能这样了。</w:t>
             </w:r>
           </w:p>
         </w:tc>
         <w:tc>
           <w:tcPr>
-            <w:tcW w:type="dxa" w:w="6379"/>
+            <w:tcW w:type="dxa" w:w="3240"/>
             <w:vAlign w:val="center"/>
             <w:tcBorders>
               <w:top w:val="single" w:sz="5" w:color="D9D9D9"/>
@@ -1498,7 +1166,7 @@
                 <w:b w:val="0"/>
                 <w:sz w:val="20"/>
               </w:rPr>
-              <w:t>任务5：简释年菜；由行动和目的分析“我”。</w:t>
+              <w:t>把别人说过的话引用出来。</w:t>
             </w:r>
           </w:p>
         </w:tc>
@@ -1511,7 +1179,7 @@
         </w:trPr>
         <w:tc>
           <w:tcPr>
-            <w:tcW w:type="dxa" w:w="1325"/>
+            <w:tcW w:type="dxa" w:w="1800"/>
             <w:vAlign w:val="center"/>
             <w:tcBorders>
               <w:top w:val="single" w:sz="5" w:color="D9D9D9"/>
@@ -1535,13 +1203,13 @@
                 <w:b w:val="0"/>
                 <w:sz w:val="20"/>
               </w:rPr>
-              <w:t>14—22分钟</w:t>
+              <w:t>特别的说法、名称</w:t>
             </w:r>
           </w:p>
         </w:tc>
         <w:tc>
           <w:tcPr>
-            <w:tcW w:type="dxa" w:w="2376"/>
+            <w:tcW w:type="dxa" w:w="5112"/>
             <w:vAlign w:val="center"/>
             <w:tcBorders>
               <w:top w:val="single" w:sz="5" w:color="D9D9D9"/>
@@ -1565,13 +1233,13 @@
                 <w:b w:val="0"/>
                 <w:sz w:val="20"/>
               </w:rPr>
-              <w:t>第15—16段</w:t>
+              <w:t>农历新年也叫“春节”。</w:t>
             </w:r>
           </w:p>
         </w:tc>
         <w:tc>
           <w:tcPr>
-            <w:tcW w:type="dxa" w:w="6379"/>
+            <w:tcW w:type="dxa" w:w="3240"/>
             <w:vAlign w:val="center"/>
             <w:tcBorders>
               <w:top w:val="single" w:sz="5" w:color="D9D9D9"/>
@@ -1595,7 +1263,7 @@
                 <w:b w:val="0"/>
                 <w:sz w:val="20"/>
               </w:rPr>
-              <w:t>任务6：有据猜测结局，理解拟人和期待。</w:t>
+              <w:t>标出另一个名称或特别说法。</w:t>
             </w:r>
           </w:p>
         </w:tc>
@@ -1608,7 +1276,7 @@
         </w:trPr>
         <w:tc>
           <w:tcPr>
-            <w:tcW w:type="dxa" w:w="1325"/>
+            <w:tcW w:type="dxa" w:w="1800"/>
             <w:vAlign w:val="center"/>
             <w:tcBorders>
               <w:top w:val="single" w:sz="5" w:color="D9D9D9"/>
@@ -1632,13 +1300,13 @@
                 <w:b w:val="0"/>
                 <w:sz w:val="20"/>
               </w:rPr>
-              <w:t>22—32分钟</w:t>
+              <w:t>借用的词语</w:t>
             </w:r>
           </w:p>
         </w:tc>
         <w:tc>
           <w:tcPr>
-            <w:tcW w:type="dxa" w:w="2376"/>
+            <w:tcW w:type="dxa" w:w="5112"/>
             <w:vAlign w:val="center"/>
             <w:tcBorders>
               <w:top w:val="single" w:sz="5" w:color="D9D9D9"/>
@@ -1662,13 +1330,13 @@
                 <w:b w:val="0"/>
                 <w:sz w:val="20"/>
               </w:rPr>
-              <w:t>全文相关段落</w:t>
+              <w:t>张老师做出最后的“判决”。</w:t>
             </w:r>
           </w:p>
         </w:tc>
         <w:tc>
           <w:tcPr>
-            <w:tcW w:type="dxa" w:w="6379"/>
+            <w:tcW w:type="dxa" w:w="3240"/>
             <w:vAlign w:val="center"/>
             <w:tcBorders>
               <w:top w:val="single" w:sz="5" w:color="D9D9D9"/>
@@ -1692,7 +1360,7 @@
                 <w:b w:val="0"/>
                 <w:sz w:val="20"/>
               </w:rPr>
-              <w:t>任务7：连接“团圆饭”线索，归纳主题。</w:t>
+              <w:t>不是法庭宣判，借用这个词来说老师的决定。</w:t>
             </w:r>
           </w:p>
         </w:tc>
@@ -1705,7 +1373,7 @@
         </w:trPr>
         <w:tc>
           <w:tcPr>
-            <w:tcW w:type="dxa" w:w="1325"/>
+            <w:tcW w:type="dxa" w:w="1800"/>
             <w:vAlign w:val="center"/>
             <w:tcBorders>
               <w:top w:val="single" w:sz="5" w:color="D9D9D9"/>
@@ -1729,13 +1397,13 @@
                 <w:b w:val="0"/>
                 <w:sz w:val="20"/>
               </w:rPr>
-              <w:t>32—38分钟</w:t>
+              <w:t>强调的词语</w:t>
             </w:r>
           </w:p>
         </w:tc>
         <w:tc>
           <w:tcPr>
-            <w:tcW w:type="dxa" w:w="2376"/>
+            <w:tcW w:type="dxa" w:w="5112"/>
             <w:vAlign w:val="center"/>
             <w:tcBorders>
               <w:top w:val="single" w:sz="5" w:color="D9D9D9"/>
@@ -1759,13 +1427,13 @@
                 <w:b w:val="0"/>
                 <w:sz w:val="20"/>
               </w:rPr>
-              <w:t>原文引号实例</w:t>
+              <w:t>此时的她和墙上新贴的“年年有余”显得格格不入。</w:t>
             </w:r>
           </w:p>
         </w:tc>
         <w:tc>
           <w:tcPr>
-            <w:tcW w:type="dxa" w:w="6379"/>
+            <w:tcW w:type="dxa" w:w="3240"/>
             <w:vAlign w:val="center"/>
             <w:tcBorders>
               <w:top w:val="single" w:sz="5" w:color="D9D9D9"/>
@@ -1789,201 +1457,7 @@
                 <w:b w:val="0"/>
                 <w:sz w:val="20"/>
               </w:rPr>
-              <w:t>任务8：辨析引用与“冤家”的特殊含义。</w:t>
-            </w:r>
-          </w:p>
-        </w:tc>
-      </w:tr>
-      <w:tr>
-        <w:trPr>
-          <w:cantSplit/>
-          <w:cantSplit/>
-          <w:cantSplit/>
-        </w:trPr>
-        <w:tc>
-          <w:tcPr>
-            <w:tcW w:type="dxa" w:w="1325"/>
-            <w:vAlign w:val="center"/>
-            <w:tcBorders>
-              <w:top w:val="single" w:sz="5" w:color="D9D9D9"/>
-              <w:left w:val="single" w:sz="5" w:color="D9D9D9"/>
-              <w:bottom w:val="single" w:sz="5" w:color="D9D9D9"/>
-              <w:right w:val="single" w:sz="5" w:color="D9D9D9"/>
-            </w:tcBorders>
-            <w:tcMar>
-              <w:top w:w="80" w:type="dxa"/>
-              <w:left w:w="80" w:type="dxa"/>
-              <w:bottom w:w="80" w:type="dxa"/>
-              <w:right w:w="80" w:type="dxa"/>
-            </w:tcMar>
-          </w:tcPr>
-          <w:p>
-            <w:pPr>
-              <w:spacing w:after="40" w:line="280" w:lineRule="exact"/>
-            </w:pPr>
-            <w:r>
-              <w:rPr>
-                <w:b w:val="0"/>
-                <w:sz w:val="20"/>
-              </w:rPr>
-              <w:t>38—45分钟</w:t>
-            </w:r>
-          </w:p>
-        </w:tc>
-        <w:tc>
-          <w:tcPr>
-            <w:tcW w:type="dxa" w:w="2376"/>
-            <w:vAlign w:val="center"/>
-            <w:tcBorders>
-              <w:top w:val="single" w:sz="5" w:color="D9D9D9"/>
-              <w:left w:val="single" w:sz="5" w:color="D9D9D9"/>
-              <w:bottom w:val="single" w:sz="5" w:color="D9D9D9"/>
-              <w:right w:val="single" w:sz="5" w:color="D9D9D9"/>
-            </w:tcBorders>
-            <w:tcMar>
-              <w:top w:w="80" w:type="dxa"/>
-              <w:left w:w="80" w:type="dxa"/>
-              <w:bottom w:w="80" w:type="dxa"/>
-              <w:right w:w="80" w:type="dxa"/>
-            </w:tcMar>
-          </w:tcPr>
-          <w:p>
-            <w:pPr>
-              <w:spacing w:after="40" w:line="280" w:lineRule="exact"/>
-            </w:pPr>
-            <w:r>
-              <w:rPr>
-                <w:b w:val="0"/>
-                <w:sz w:val="20"/>
-              </w:rPr>
-              <w:t>第6、8、11段</w:t>
-            </w:r>
-          </w:p>
-        </w:tc>
-        <w:tc>
-          <w:tcPr>
-            <w:tcW w:type="dxa" w:w="6379"/>
-            <w:vAlign w:val="center"/>
-            <w:tcBorders>
-              <w:top w:val="single" w:sz="5" w:color="D9D9D9"/>
-              <w:left w:val="single" w:sz="5" w:color="D9D9D9"/>
-              <w:bottom w:val="single" w:sz="5" w:color="D9D9D9"/>
-              <w:right w:val="single" w:sz="5" w:color="D9D9D9"/>
-            </w:tcBorders>
-            <w:tcMar>
-              <w:top w:w="80" w:type="dxa"/>
-              <w:left w:w="80" w:type="dxa"/>
-              <w:bottom w:w="80" w:type="dxa"/>
-              <w:right w:w="80" w:type="dxa"/>
-            </w:tcMar>
-          </w:tcPr>
-          <w:p>
-            <w:pPr>
-              <w:spacing w:after="40" w:line="280" w:lineRule="exact"/>
-            </w:pPr>
-            <w:r>
-              <w:rPr>
-                <w:b w:val="0"/>
-                <w:sz w:val="20"/>
-              </w:rPr>
-              <w:t>任务9：讨论电子红包，提出关心方式。</w:t>
-            </w:r>
-          </w:p>
-        </w:tc>
-      </w:tr>
-      <w:tr>
-        <w:trPr>
-          <w:cantSplit/>
-          <w:cantSplit/>
-          <w:cantSplit/>
-        </w:trPr>
-        <w:tc>
-          <w:tcPr>
-            <w:tcW w:type="dxa" w:w="1325"/>
-            <w:vAlign w:val="center"/>
-            <w:tcBorders>
-              <w:top w:val="single" w:sz="5" w:color="D9D9D9"/>
-              <w:left w:val="single" w:sz="5" w:color="D9D9D9"/>
-              <w:bottom w:val="single" w:sz="5" w:color="D9D9D9"/>
-              <w:right w:val="single" w:sz="5" w:color="D9D9D9"/>
-            </w:tcBorders>
-            <w:tcMar>
-              <w:top w:w="80" w:type="dxa"/>
-              <w:left w:w="80" w:type="dxa"/>
-              <w:bottom w:w="80" w:type="dxa"/>
-              <w:right w:w="80" w:type="dxa"/>
-            </w:tcMar>
-          </w:tcPr>
-          <w:p>
-            <w:pPr>
-              <w:spacing w:after="40" w:line="280" w:lineRule="exact"/>
-            </w:pPr>
-            <w:r>
-              <w:rPr>
-                <w:b w:val="0"/>
-                <w:sz w:val="20"/>
-              </w:rPr>
-              <w:t>45—50分钟</w:t>
-            </w:r>
-          </w:p>
-        </w:tc>
-        <w:tc>
-          <w:tcPr>
-            <w:tcW w:type="dxa" w:w="2376"/>
-            <w:vAlign w:val="center"/>
-            <w:tcBorders>
-              <w:top w:val="single" w:sz="5" w:color="D9D9D9"/>
-              <w:left w:val="single" w:sz="5" w:color="D9D9D9"/>
-              <w:bottom w:val="single" w:sz="5" w:color="D9D9D9"/>
-              <w:right w:val="single" w:sz="5" w:color="D9D9D9"/>
-            </w:tcBorders>
-            <w:tcMar>
-              <w:top w:w="80" w:type="dxa"/>
-              <w:left w:w="80" w:type="dxa"/>
-              <w:bottom w:w="80" w:type="dxa"/>
-              <w:right w:w="80" w:type="dxa"/>
-            </w:tcMar>
-          </w:tcPr>
-          <w:p>
-            <w:pPr>
-              <w:spacing w:after="40" w:line="280" w:lineRule="exact"/>
-            </w:pPr>
-            <w:r>
-              <w:rPr>
-                <w:b w:val="0"/>
-                <w:sz w:val="20"/>
-              </w:rPr>
-              <w:t>原创无图短文</w:t>
-            </w:r>
-          </w:p>
-        </w:tc>
-        <w:tc>
-          <w:tcPr>
-            <w:tcW w:type="dxa" w:w="6379"/>
-            <w:vAlign w:val="center"/>
-            <w:tcBorders>
-              <w:top w:val="single" w:sz="5" w:color="D9D9D9"/>
-              <w:left w:val="single" w:sz="5" w:color="D9D9D9"/>
-              <w:bottom w:val="single" w:sz="5" w:color="D9D9D9"/>
-              <w:right w:val="single" w:sz="5" w:color="D9D9D9"/>
-            </w:tcBorders>
-            <w:tcMar>
-              <w:top w:w="80" w:type="dxa"/>
-              <w:left w:w="80" w:type="dxa"/>
-              <w:bottom w:w="80" w:type="dxa"/>
-              <w:right w:w="80" w:type="dxa"/>
-            </w:tcMar>
-          </w:tcPr>
-          <w:p>
-            <w:pPr>
-              <w:spacing w:after="40" w:line="280" w:lineRule="exact"/>
-            </w:pPr>
-            <w:r>
-              <w:rPr>
-                <w:b w:val="0"/>
-                <w:sz w:val="20"/>
-              </w:rPr>
-              <w:t>任务10：独立阅读，完成3分迁移短答。</w:t>
+              <w:t>特别标出要强调、让读者注意的词语。</w:t>
             </w:r>
           </w:p>
         </w:tc>
@@ -1993,13 +1467,62 @@
       <w:r/>
     </w:p>
     <w:p>
+      <w:pPr>
+        <w:pStyle w:val="Heading2"/>
+      </w:pPr>
       <w:r>
-        <w:t>初读分屏：1—3、4—5、6—8、9—11、12—14、15—16段；不在每屏插入测验。精读时再逐步放大漫画和对应文字。</w:t>
+        <w:t>课本练习</w:t>
       </w:r>
     </w:p>
     <w:p>
       <w:r>
-        <w:t>每课只有1道必须打字或书写的完整短答。若学生阅读速度较慢，把任务9移到下一课开头，保留精读、线索主题和独立作答时间。</w:t>
+        <w:t>以下句子哪些地方应该加引号？你来试试吧。</w:t>
+      </w:r>
+    </w:p>
+    <w:p>
+      <w:r>
+        <w:t>1. 门上倒贴着一个大大的福字。</w:t>
+      </w:r>
+    </w:p>
+    <w:p>
+      <w:r>
+        <w:t>2. 助人为快乐之本是他常说的一句话。</w:t>
+      </w:r>
+    </w:p>
+    <w:p>
+      <w:pPr>
+        <w:pStyle w:val="Heading2"/>
+      </w:pPr>
+      <w:r>
+        <w:t>讲解</w:t>
+      </w:r>
+    </w:p>
+    <w:p>
+      <w:r>
+        <w:t>1. 门上倒贴着一个大大的“福”字。</w:t>
+        <w:br/>
+        <w:t>2. “助人为快乐之本”是他常说的一句话。</w:t>
+      </w:r>
+    </w:p>
+    <w:p>
+      <w:r>
+        <w:t>第一句特别标出“福”这个字，不把后面的“字”包括进去。第二句引用他常说的话，引号只包住被引述的内容。</w:t>
+      </w:r>
+    </w:p>
+    <w:p>
+      <w:r>
+        <w:rPr>
+          <w:b/>
+        </w:rPr>
+        <w:t>按课本处理：</w:t>
+      </w:r>
+      <w:r>
+        <w:t>“年年有余”属于强调的词语；“春节”属于特别的说法、名称；“判决”属于借用的词语。</w:t>
+      </w:r>
+    </w:p>
+    <w:p>
+      <w:r>
+        <w:t>网页让学生点选要加引号的文字，实时显示标点后的句子。先独立试，错误先给方向提示，再指出范围；不得一开始就显示练习答案。</w:t>
       </w:r>
     </w:p>
     <w:p>
@@ -2008,28 +1531,7 @@
         <w:pageBreakBefore/>
       </w:pPr>
       <w:r>
-        <w:t>第一课教师操作与答案</w:t>
-      </w:r>
-    </w:p>
-    <w:p>
-      <w:r>
-        <w:t>导入可以先问学生家里年夜饭的一个习惯，再展示妈妈买年货和处理鱼的两格。猜测只服务阅读动机。初读后可接受的大意是：兄姐无法回来吃团圆饭，妈妈不开心；“我”努力关心父母，结尾一家人期待团圆。</w:t>
-      </w:r>
-    </w:p>
-    <w:p>
-      <w:pPr>
-        <w:pStyle w:val="Heading2"/>
-      </w:pPr>
-      <w:r>
-        <w:t>任务1  时间和成长</w:t>
-      </w:r>
-    </w:p>
-    <w:p>
-      <w:pPr>
-        <w:pStyle w:val="Subtitle"/>
-      </w:pPr>
-      <w:r>
-        <w:t>教师示范  |  第1—3段；约6分钟</w:t>
+        <w:t>开放题 必须解释为什么</w:t>
       </w:r>
     </w:p>
     <w:p>
@@ -2037,10 +1539,10 @@
         <w:rPr>
           <w:b/>
         </w:rPr>
-        <w:t>提问：</w:t>
+        <w:t>课本原题：</w:t>
       </w:r>
       <w:r>
-        <w:t>作者为什么把时间说成“神偷”？请用第1段的变化解释。</w:t>
+        <w:t>姐姐不能回家过年，决定给父母一个大大的电子红包。你认同这样的做法吗？</w:t>
       </w:r>
     </w:p>
     <w:p>
@@ -2048,729 +1550,10 @@
         <w:rPr>
           <w:b/>
         </w:rPr>
-        <w:t>操作：</w:t>
+        <w:t>补充引导：</w:t>
       </w:r>
       <w:r>
-        <w:t>先呈现“妈妈变老了”和原文两种写法；教师示范圈“白发更多、添了新的鱼尾纹”，再说明“偷走青春”的联系。第3段只作短问答。</w:t>
-      </w:r>
-    </w:p>
-    <w:p>
-      <w:r>
-        <w:rPr>
-          <w:b/>
-        </w:rPr>
-        <w:t>答案要点：</w:t>
-      </w:r>
-      <w:r>
-        <w:t>把时间比作厉害的小偷，突出岁月不知不觉使妈妈衰老、青春流逝。“我”与妈妈对红色看法不同，说明长大后逐渐形成自己的审美与想法。</w:t>
-      </w:r>
-    </w:p>
-    <w:p>
-      <w:r>
-        <w:rPr>
-          <w:b/>
-        </w:rPr>
-        <w:t>分层提示：</w:t>
-      </w:r>
-      <w:r>
-        <w:t>先问“妈妈哪里变了？”；再圈“更多、添了新的”；最后示范“时间像……，悄悄使……”。</w:t>
-      </w:r>
-    </w:p>
-    <w:p>
-      <w:r>
-        <w:rPr>
-          <w:b/>
-        </w:rPr>
-        <w:t>评价边界：</w:t>
-      </w:r>
-      <w:r>
-        <w:t>不只说“生动形象”。“成长的定律”按文中审美差异理解，不扩大为所有青少年都反抗父母。“还偷走什么”留到任务7回扣。</w:t>
-      </w:r>
-    </w:p>
-    <w:p>
-      <w:pPr>
-        <w:pStyle w:val="Heading2"/>
-      </w:pPr>
-      <w:r>
-        <w:t>任务2  喜庆与愁容</w:t>
-      </w:r>
-    </w:p>
-    <w:p>
-      <w:pPr>
-        <w:pStyle w:val="Subtitle"/>
-      </w:pPr>
-      <w:r>
-        <w:t>师生共构  |  第4—5段；约8分钟</w:t>
-      </w:r>
-    </w:p>
-    <w:p>
-      <w:r>
-        <w:rPr>
-          <w:b/>
-        </w:rPr>
-        <w:t>提问：</w:t>
-      </w:r>
-      <w:r>
-        <w:t>为什么说此时的妈妈与墙上的“年年有余”格格不入？</w:t>
-      </w:r>
-    </w:p>
-    <w:p>
-      <w:r>
-        <w:rPr>
-          <w:b/>
-        </w:rPr>
-        <w:t>操作：</w:t>
-      </w:r>
-      <w:r>
-        <w:t>先看第6格，再回原文分别标记环境和神态；两人各说一边，合成解释。只抽1—2组全班交流。</w:t>
-      </w:r>
-    </w:p>
-    <w:p>
-      <w:r>
-        <w:rPr>
-          <w:b/>
-        </w:rPr>
-        <w:t>答案要点：</w:t>
-      </w:r>
-      <w:r>
-        <w:t>“年年有余”的新年字样代表喜庆、祝福；妈妈却铁青着脸、一直皱眉，显得不开心；两者不相协调，反差突出妈妈的心事。</w:t>
-      </w:r>
-    </w:p>
-    <w:p>
-      <w:r>
-        <w:rPr>
-          <w:b/>
-        </w:rPr>
-        <w:t>分层提示：</w:t>
-      </w:r>
-      <w:r>
-        <w:t>先问“题目比较哪两边？”；再提示第4段“铁青着脸、皱着眉”；最终并列两边说明不协调。</w:t>
-      </w:r>
-    </w:p>
-    <w:p>
-      <w:r>
-        <w:rPr>
-          <w:b/>
-        </w:rPr>
-        <w:t>评价边界：</w:t>
-      </w:r>
-      <w:r>
-        <w:t>只答“妈妈不高兴”缺另一边；鱼价上涨不是原文指出的心事原因。眼红可以引发猜想，不能写成课文已证实她哭了。</w:t>
-      </w:r>
-    </w:p>
-    <w:p>
-      <w:pPr>
-        <w:pStyle w:val="Heading1"/>
-        <w:pageBreakBefore/>
-      </w:pPr>
-      <w:r>
-        <w:t>第一课人物心理与前后对比</w:t>
-      </w:r>
-    </w:p>
-    <w:p>
-      <w:pPr>
-        <w:pStyle w:val="Heading2"/>
-      </w:pPr>
-      <w:r>
-        <w:t>任务3  缺席原因与人物心理</w:t>
-      </w:r>
-    </w:p>
-    <w:p>
-      <w:pPr>
-        <w:pStyle w:val="Subtitle"/>
-      </w:pPr>
-      <w:r>
-        <w:t>共构后独立标记  |  第6—8、9—11段；约12分钟</w:t>
-      </w:r>
-    </w:p>
-    <w:p>
-      <w:r>
-        <w:rPr>
-          <w:b/>
-        </w:rPr>
-        <w:t>提问：</w:t>
-      </w:r>
-      <w:r>
-        <w:t>姐姐为什么不能回来？为什么说话吞吞吐吐？哪些是原文直接告诉我们的，哪些需要联系上下文解释？</w:t>
-      </w:r>
-    </w:p>
-    <w:p>
-      <w:r>
-        <w:rPr>
-          <w:b/>
-        </w:rPr>
-        <w:t>操作：</w:t>
-      </w:r>
-      <w:r>
-        <w:t>先读姐姐的话找直接原因；教师追问“她担心这消息带来什么影响？”再联系妈妈神态与第11段歉意。让学生逐句辨认原话和叙述者判断。</w:t>
-      </w:r>
-    </w:p>
-    <w:p>
-      <w:r>
-        <w:rPr>
-          <w:b/>
-        </w:rPr>
-        <w:t>答案要点：</w:t>
-      </w:r>
-      <w:r>
-        <w:t>直接原因是英国的假期不好拿。她知道不能回家团聚会使父母、尤其妈妈难过，心有歉疚，因此难以开口。“嗯、好吧”联系情境可体会失落和无奈；不能据此断言父母毫不在乎。</w:t>
-      </w:r>
-    </w:p>
-    <w:p>
-      <w:r>
-        <w:rPr>
-          <w:b/>
-        </w:rPr>
-        <w:t>分层提示：</w:t>
-      </w:r>
-      <w:r>
-        <w:t>先区分“不能回来”与“难以开口”两个为什么；再分别定位第8段、第4—6和11段；最后把原因与心理分开表述。</w:t>
-      </w:r>
-    </w:p>
-    <w:p>
-      <w:r>
-        <w:rPr>
-          <w:b/>
-        </w:rPr>
-        <w:t>评价边界：</w:t>
-      </w:r>
-      <w:r>
-        <w:t>不把所有问题都标为推断。“妈妈一定在想”是“我”的判断，“可能”修饰女儿未来能否回来；不混用漫画“也许”，不指定“嗯、好吧”各是谁说的。</w:t>
-      </w:r>
-    </w:p>
-    <w:p>
-      <w:pPr>
-        <w:pStyle w:val="Heading2"/>
-      </w:pPr>
-      <w:r>
-        <w:t>任务4  往年与今年的气氛</w:t>
-      </w:r>
-    </w:p>
-    <w:p>
-      <w:pPr>
-        <w:pStyle w:val="Subtitle"/>
-      </w:pPr>
-      <w:r>
-        <w:t>学生独立书面作答  |  第12段；作答6分钟，随后订正5分钟</w:t>
-      </w:r>
-    </w:p>
-    <w:p>
-      <w:r>
-        <w:rPr>
-          <w:b/>
-        </w:rPr>
-        <w:t>提问：</w:t>
-      </w:r>
-      <w:r>
-        <w:t>以前兄姐在家与今年不能回来，家中气氛有什么不同？这样的对比突出了什么？（3分）</w:t>
-      </w:r>
-    </w:p>
-    <w:p>
-      <w:r>
-        <w:rPr>
-          <w:b/>
-        </w:rPr>
-        <w:t>操作：</w:t>
-      </w:r>
-      <w:r>
-        <w:t>收起漫画，保留原文；学生写2—3句。订正时重新对照第19、20格，先补缺失的意义，再修表达。</w:t>
-      </w:r>
-    </w:p>
-    <w:p>
-      <w:r>
-        <w:rPr>
-          <w:b/>
-        </w:rPr>
-        <w:t>答案要点：</w:t>
-      </w:r>
-      <w:r>
-        <w:t>①以前兄姐虽常斗嘴，家里却很热闹（1分）；②今年他们不能回来，团圆饭变得冷清（1分）；③对比突出家人相聚的重要或团聚带来的温暖与热闹（1分）。</w:t>
-      </w:r>
-    </w:p>
-    <w:p>
-      <w:r>
-        <w:rPr>
-          <w:b/>
-        </w:rPr>
-        <w:t>分层提示：</w:t>
-      </w:r>
-      <w:r>
-        <w:t>先问“有没有写齐以前和今年？”；再提示“虽然……却……”“今年……”；最终展示三项意义。</w:t>
-      </w:r>
-    </w:p>
-    <w:p>
-      <w:r>
-        <w:rPr>
-          <w:b/>
-        </w:rPr>
-        <w:t>评价边界：</w:t>
-      </w:r>
-      <w:r>
-        <w:t>“少了两个人”未说明气氛；只写“形成对比”未解释突出什么。三点独立给分，漏一边不清零其余正确理解；允许准确筛选原句，不接受整段照抄代替关系分析。</w:t>
-      </w:r>
-    </w:p>
-    <w:p>
-      <w:pPr>
-        <w:pStyle w:val="Heading1"/>
-        <w:pageBreakBefore/>
-      </w:pPr>
-      <w:r>
-        <w:t>第二课人物与结局的阅读</w:t>
-      </w:r>
-    </w:p>
-    <w:p>
-      <w:pPr>
-        <w:pStyle w:val="Heading2"/>
-      </w:pPr>
-      <w:r>
-        <w:t>任务5  从行为和目的理解我</w:t>
-      </w:r>
-    </w:p>
-    <w:p>
-      <w:pPr>
-        <w:pStyle w:val="Subtitle"/>
-      </w:pPr>
-      <w:r>
-        <w:t>共读后学生独立判断  |  第13—14段；约10分钟</w:t>
-      </w:r>
-    </w:p>
-    <w:p>
-      <w:r>
-        <w:rPr>
-          <w:b/>
-        </w:rPr>
-        <w:t>提问：</w:t>
-      </w:r>
-      <w:r>
-        <w:t>“我”为缓和团圆饭的冷清做了什么？这些行为表现了“我”怎样的特点？</w:t>
-      </w:r>
-    </w:p>
-    <w:p>
-      <w:r>
-        <w:rPr>
-          <w:b/>
-        </w:rPr>
-        <w:t>操作：</w:t>
-      </w:r>
-      <w:r>
-        <w:t>前3分钟读第13段，简释围炉和年菜；后7分钟先遮第26格的目的说明，让学生读第14段点出两种行为、圈目的，再口头概括特点。</w:t>
-      </w:r>
-    </w:p>
-    <w:p>
-      <w:r>
-        <w:rPr>
-          <w:b/>
-        </w:rPr>
-        <w:t>答案要点：</w:t>
-      </w:r>
-      <w:r>
-        <w:t>“我”帮爸妈夹菜，又不停讲学校的新闻旧事；目的是冲淡兄姐缺席的冷清；说明“我”体贴、关心父母或孝顺。前两项是直接信息，由行为及目的概括特点才是分析。</w:t>
-      </w:r>
-    </w:p>
-    <w:p>
-      <w:r>
-        <w:rPr>
-          <w:b/>
-        </w:rPr>
-        <w:t>分层提示：</w:t>
-      </w:r>
-      <w:r>
-        <w:t>先问“一个是动作，一个是说话，分别是什么？”；再提示“一边……一边……”与“希望……”；最后用“做了……，为了……，可见……”组织。</w:t>
-      </w:r>
-    </w:p>
-    <w:p>
-      <w:r>
-        <w:rPr>
-          <w:b/>
-        </w:rPr>
-        <w:t>评价边界：</w:t>
-      </w:r>
-      <w:r>
-        <w:t>不以“很孝顺”三个字代替证据；“健谈、爱出风头”忽略明确目的。母亲坚持团圆饭与传统菜式可支持重视团聚和传统，不据此判定她固执或迷信。</w:t>
-      </w:r>
-    </w:p>
-    <w:p>
-      <w:r>
-        <w:t>文化支架依据教参：鱼取“年年有余”的好意头；海参按教参解释为步步高升；发菜按教参解释为发财。重点是母亲重视传统年菜与祝愿，不把寓意当真实功效。教参未提供香菇的寓意，不补造。围炉改吃火锅的直接原因包括热闹及避免剩余食物浪费。</w:t>
-      </w:r>
-    </w:p>
-    <w:p>
-      <w:pPr>
-        <w:pStyle w:val="Heading2"/>
-      </w:pPr>
-      <w:r>
-        <w:t>任务6  有依据的猜测与开放结局</w:t>
-      </w:r>
-    </w:p>
-    <w:p>
-      <w:pPr>
-        <w:pStyle w:val="Subtitle"/>
-      </w:pPr>
-      <w:r>
-        <w:t>先独立初判再师生讨论  |  第15—16段；约8分钟</w:t>
-      </w:r>
-    </w:p>
-    <w:p>
-      <w:r>
-        <w:rPr>
-          <w:b/>
-        </w:rPr>
-        <w:t>提问：</w:t>
-      </w:r>
-      <w:r>
-        <w:t>门外可能是谁？哪些细节支持你的猜测？课文有没有确认？最后一句表达了怎样的愿望？</w:t>
-      </w:r>
-    </w:p>
-    <w:p>
-      <w:r>
-        <w:rPr>
-          <w:b/>
-        </w:rPr>
-        <w:t>操作：</w:t>
-      </w:r>
-      <w:r>
-        <w:t>先只显示门铃、目光和狗的动作三格。学生口头给一个猜想并定位依据，再展示第30格及原文。先对照“火锅还在滚着”和完整句子，才说明拟人作用。</w:t>
-      </w:r>
-    </w:p>
-    <w:p>
-      <w:r>
-        <w:rPr>
-          <w:b/>
-        </w:rPr>
-        <w:t>答案要点：</w:t>
-      </w:r>
-      <w:r>
-        <w:t>可确认门铃响、大家望向门口、小瘦开心摇尾冲向门口；据此可猜是家人或熟人。联系兄姐缺席，可以猜他们可能回来，但不能确定是谁，更不能断言两人都回来。“期待”赋予火锅人的心理，寄托全家团聚的愿望并留下想象空间。</w:t>
-      </w:r>
-    </w:p>
-    <w:p>
-      <w:r>
-        <w:rPr>
-          <w:b/>
-        </w:rPr>
-        <w:t>分层提示：</w:t>
-      </w:r>
-      <w:r>
-        <w:t>先问“你说的是已发生，还是猜测？”；再定位第15段的动作和第16段“似乎”；最后给“我猜可能……，因为……，但文中没有确认……”支架。</w:t>
-      </w:r>
-    </w:p>
-    <w:p>
-      <w:r>
-        <w:rPr>
-          <w:b/>
-        </w:rPr>
-        <w:t>评价边界：</w:t>
-      </w:r>
-      <w:r>
-        <w:t>按依据及措辞评价，不按猜中唯一人物评分。小瘦的反应只是线索，不能用“狗只欢迎熟人”这样的绝对常识证明身份。续写只能标为学生创作。</w:t>
-      </w:r>
-    </w:p>
-    <w:p>
-      <w:pPr>
-        <w:pStyle w:val="Heading1"/>
-        <w:pageBreakBefore/>
-      </w:pPr>
-      <w:r>
-        <w:t>第二课线索主题与语言欣赏</w:t>
-      </w:r>
-    </w:p>
-    <w:p>
-      <w:pPr>
-        <w:pStyle w:val="Heading2"/>
-      </w:pPr>
-      <w:r>
-        <w:t>任务7  由团圆饭这条线索理解主题</w:t>
-      </w:r>
-    </w:p>
-    <w:p>
-      <w:pPr>
-        <w:pStyle w:val="Subtitle"/>
-      </w:pPr>
-      <w:r>
-        <w:t>教师示范后师生共构  |  第2、4、6、12—16段；约10分钟</w:t>
-      </w:r>
-    </w:p>
-    <w:p>
-      <w:r>
-        <w:rPr>
-          <w:b/>
-        </w:rPr>
-        <w:t>提问：</w:t>
-      </w:r>
-      <w:r>
-        <w:t>文章怎样围绕“团圆饭”展开？为什么以它为题？这些内容共同写出什么？</w:t>
-      </w:r>
-    </w:p>
-    <w:p>
-      <w:r>
-        <w:rPr>
-          <w:b/>
-        </w:rPr>
-        <w:t>操作：</w:t>
-      </w:r>
-      <w:r>
-        <w:t>教师先用第2、4段示范：同一事物连接不同内容，可以成为事物线索。再给四张打乱的内容卡，让学生按文章展开方式排序、配段号，并指出两处证据解释主题。</w:t>
-      </w:r>
-    </w:p>
-    <w:p>
-      <w:r>
-        <w:rPr>
-          <w:b/>
-        </w:rPr>
-        <w:t>答案要点：</w:t>
-      </w:r>
-      <w:r>
-        <w:t>准备团圆饭（2、4段）→兄姐缺席引起失落（6、12段）→围炉吃饭及“我”的关心（13、14段）→门铃后的团聚期待（15、16段）。团圆饭串联家庭生活、人物情绪及关怀，表现家人珍惜团聚、彼此牵挂的亲情。</w:t>
-      </w:r>
-    </w:p>
-    <w:p>
-      <w:r>
-        <w:rPr>
-          <w:b/>
-        </w:rPr>
-        <w:t>分层提示：</w:t>
-      </w:r>
-      <w:r>
-        <w:t>先问“每部分都与哪件事有关？”；再指向标题和第4、6、14、16段；最后用“文章围绕……写了……，表现……”组合。</w:t>
-      </w:r>
-    </w:p>
-    <w:p>
-      <w:r>
-        <w:rPr>
-          <w:b/>
-        </w:rPr>
-        <w:t>评价边界：</w:t>
-      </w:r>
-      <w:r>
-        <w:t>只报“线索是团圆饭”不等于理解作用；至少说明连接哪些内容。“过年要吃美食”不足以概括主题。排序按文章展开，不强迫把插入的往事排成事件真实时间线。</w:t>
-      </w:r>
-    </w:p>
-    <w:p>
-      <w:r>
-        <w:t>学生最初看到的卡片顺序：门铃后的期待／准备团圆饭／饭桌上的关心／缺席引起的失落。教师答案才显示正确顺序。追问“鱼也出现了，为什么它不如团圆饭适合作为主要线索？”引导检查能否连接主要内容，而非只数出现次数。</w:t>
-      </w:r>
-    </w:p>
-    <w:p>
-      <w:r>
-        <w:t>回扣第1段：孩子渐渐长大；姐姐成家远嫁，哥哥出国受训，家人难以像从前那样相聚。联系本文可理解为岁月“偷走”经常相聚的时光。不能说岁月已经偷走亲情，因为第11、14、16段仍写出歉意、关怀与团圆的期盼。此处属于结合全文的解释，不是原文明说。</w:t>
-      </w:r>
-    </w:p>
-    <w:p>
-      <w:pPr>
-        <w:pStyle w:val="Heading2"/>
-      </w:pPr>
-      <w:r>
-        <w:t>任务8  结合语境理解引号</w:t>
-      </w:r>
-    </w:p>
-    <w:p>
-      <w:pPr>
-        <w:pStyle w:val="Subtitle"/>
-      </w:pPr>
-      <w:r>
-        <w:t>教师示例后学生辨析  |  第4、6—9、12段；约6分钟</w:t>
-      </w:r>
-    </w:p>
-    <w:p>
-      <w:r>
-        <w:rPr>
-          <w:b/>
-        </w:rPr>
-        <w:t>提问：</w:t>
-      </w:r>
-      <w:r>
-        <w:t>引号中的内容分别是谁说的、墙上写的，还是需要按特殊含义理解的？“冤家”为什么不能按字面理解？</w:t>
-      </w:r>
-    </w:p>
-    <w:p>
-      <w:r>
-        <w:rPr>
-          <w:b/>
-        </w:rPr>
-        <w:t>操作：</w:t>
-      </w:r>
-      <w:r>
-        <w:t>先用姐姐的整段话示范“直接引用说话”；再看“年年有余”是墙上所写的字样。学生独立解释“冤家”，并回第12段找证据。</w:t>
-      </w:r>
-    </w:p>
-    <w:p>
-      <w:r>
-        <w:rPr>
-          <w:b/>
-        </w:rPr>
-        <w:t>答案要点：</w:t>
-      </w:r>
-      <w:r>
-        <w:t>姐姐的话属于直接引用；“年年有余”引用吉祥字样；“冤家”在此是对常斗嘴的兄姐的戏称，具有特殊含义，并非真正仇敌。“虽然经常斗嘴，却很热闹”及缺席后的冷清支持这种理解。</w:t>
-      </w:r>
-    </w:p>
-    <w:p>
-      <w:r>
-        <w:rPr>
-          <w:b/>
-        </w:rPr>
-        <w:t>分层提示：</w:t>
-      </w:r>
-      <w:r>
-        <w:t>先提示“引号不能一律解释成强调”；再圈第12段的“虽然……却……”；最终联系家庭关系解释特殊含义。</w:t>
-      </w:r>
-    </w:p>
-    <w:p>
-      <w:r>
-        <w:rPr>
-          <w:b/>
-        </w:rPr>
-        <w:t>评价边界：</w:t>
-      </w:r>
-      <w:r>
-        <w:t>不只报术语，不把“冤家”误判成父母厌恶子女。教师参考提及《阅读放大镜》，但未提供该题完整页面；这里依据现有原文教学，未冒称其官方答案措辞。</w:t>
-      </w:r>
-    </w:p>
-    <w:p>
-      <w:pPr>
-        <w:pStyle w:val="Heading2"/>
-      </w:pPr>
-      <w:r>
-        <w:t>本课语言欣赏的取舍</w:t>
-      </w:r>
-    </w:p>
-    <w:p>
-      <w:r>
-        <w:t>重点讲清三处即可：第1段把时间比作神偷；第12段前后气氛对比；第16段借火锅的“期待”寄托愿望。先比较具体写法，再命名手法、解释作用。其他优美词句可由教师朗读带过，不把每句都变成术语测验。</w:t>
-      </w:r>
-    </w:p>
-    <w:p>
-      <w:pPr>
-        <w:pStyle w:val="Heading1"/>
-        <w:pageBreakBefore/>
-      </w:pPr>
-      <w:r>
-        <w:t>第二课讨论与独立迁移</w:t>
-      </w:r>
-    </w:p>
-    <w:p>
-      <w:pPr>
-        <w:pStyle w:val="Heading2"/>
-      </w:pPr>
-      <w:r>
-        <w:t>任务9  评价电子红包</w:t>
-      </w:r>
-    </w:p>
-    <w:p>
-      <w:pPr>
-        <w:pStyle w:val="Subtitle"/>
-      </w:pPr>
-      <w:r>
-        <w:t>小组口头讨论后全班抽样  |  第6、8、11段；约7分钟</w:t>
-      </w:r>
-    </w:p>
-    <w:p>
-      <w:r>
-        <w:rPr>
-          <w:b/>
-        </w:rPr>
-        <w:t>提问：</w:t>
-      </w:r>
-      <w:r>
-        <w:t>姐姐不能回家过年，决定给父母一个大大的电子红包。你认同吗？请结合课文说明，并提出一个可行的关心方式。</w:t>
-      </w:r>
-    </w:p>
-    <w:p>
-      <w:r>
-        <w:rPr>
-          <w:b/>
-        </w:rPr>
-        <w:t>操作：</w:t>
-      </w:r>
-      <w:r>
-        <w:t>先个人想30秒，再两人各说一次。教师抽取两种不同立场追问理由；不用全班轮流发言，不要求打字。</w:t>
-      </w:r>
-    </w:p>
-    <w:p>
-      <w:r>
-        <w:rPr>
-          <w:b/>
-        </w:rPr>
-        <w:t>答案要点：</w:t>
-      </w:r>
-      <w:r>
-        <w:t>可认同其在假期难请时表达心意，也可部分认同并指出父母更盼相聚、持续联系。可建议约定视频团年、经常联系或另择时间探望；建议须顾及实际条件。</w:t>
-      </w:r>
-    </w:p>
-    <w:p>
-      <w:r>
-        <w:rPr>
-          <w:b/>
-        </w:rPr>
-        <w:t>分层提示：</w:t>
-      </w:r>
-      <w:r>
-        <w:t>先问“你评价的是送红包，还是不能回家？”；再提示假期困难和第11段歉意；最后用“我认同／部分认同……，因为……；还可以……”支架。</w:t>
-      </w:r>
-    </w:p>
-    <w:p>
-      <w:r>
-        <w:rPr>
-          <w:b/>
-        </w:rPr>
-        <w:t>评价边界：</w:t>
-      </w:r>
-      <w:r>
-        <w:t>不预设“钱没有用”或“不能回来就是不孝”。检查立场清楚、理由联系课文、建议回应亲情需要。量表用于自评或互评，教师覆核，不作自动对错判定。</w:t>
-      </w:r>
-    </w:p>
-    <w:p>
-      <w:pPr>
-        <w:pStyle w:val="Heading2"/>
-      </w:pPr>
-      <w:r>
-        <w:t>任务10  无图新段落独立作答</w:t>
-      </w:r>
-    </w:p>
-    <w:p>
-      <w:pPr>
-        <w:pStyle w:val="Subtitle"/>
-      </w:pPr>
-      <w:r>
-        <w:t>学生独立  |  5分钟  |  3分  |  以下为本方案原创迁移短文，并非《团圆饭》原文。</w:t>
-      </w:r>
-    </w:p>
-    <w:p>
-      <w:r>
-        <w:t>校际比赛结束了，大家围着奖杯合照。阿凯站在人群外，低头摆弄没有上场机会的替补号码牌。小文正要跟着队友离开，看了看阿凯，又走回去，把奖杯递到他手里：“刚才你一直帮我们记录对手的打法，来，一起拍！”阿凯先是一愣，随后抱着奖杯走进队伍。</w:t>
-      </w:r>
-    </w:p>
-    <w:p>
-      <w:r>
-        <w:rPr>
-          <w:b/>
-        </w:rPr>
-        <w:t>题目：</w:t>
-      </w:r>
-      <w:r>
-        <w:t>小文为什么把奖杯递给阿凯，并邀请他一起拍照？请结合上文说明。（3分）</w:t>
-      </w:r>
-    </w:p>
-    <w:p>
-      <w:r>
-        <w:rPr>
-          <w:b/>
-        </w:rPr>
-        <w:t>操作：</w:t>
-      </w:r>
-      <w:r>
-        <w:t>收起漫画与示范答案，只显示新短文和题目。学生写2—3句，不显示倒计时，不因输入慢扣分。需要更多输入时间者可补交，但必须标记是否获得提示。</w:t>
-      </w:r>
-    </w:p>
-    <w:p>
-      <w:r>
-        <w:rPr>
-          <w:b/>
-        </w:rPr>
-        <w:t>教师参考答案：</w:t>
-      </w:r>
-      <w:r>
-        <w:t>阿凯没有上场机会，独自站在一旁，显得失落；但他曾帮助记录对手打法，为团队出力。小文希望肯定他的贡献，让他也参与合照、分享胜利的喜悦，感到被重视。</w:t>
+        <w:t>为什么这样想？请结合课文或生活中的具体情况说明。</w:t>
       </w:r>
     </w:p>
     <w:tbl>
@@ -2781,20 +1564,18 @@
         <w:tblLook w:firstColumn="1" w:firstRow="1" w:lastColumn="0" w:lastRow="0" w:noHBand="0" w:noVBand="1" w:val="04A0"/>
       </w:tblPr>
       <w:tblGrid>
-        <w:gridCol w:w="4104"/>
-        <w:gridCol w:w="648"/>
-        <w:gridCol w:w="5328"/>
+        <w:gridCol w:w="2160"/>
+        <w:gridCol w:w="7992"/>
       </w:tblGrid>
       <w:tr>
         <w:trPr>
-          <w:cantSplit/>
           <w:cantSplit/>
           <w:cantSplit/>
           <w:tblHeader/>
         </w:trPr>
         <w:tc>
           <w:tcPr>
-            <w:tcW w:type="dxa" w:w="4104"/>
+            <w:tcW w:type="dxa" w:w="2160"/>
             <w:vAlign w:val="center"/>
             <w:tcBorders>
               <w:top w:val="single" w:sz="5" w:color="D9D9D9"/>
@@ -2819,13 +1600,13 @@
                 <w:b/>
                 <w:sz w:val="20"/>
               </w:rPr>
-              <w:t>意义点</w:t>
+              <w:t>步骤</w:t>
             </w:r>
           </w:p>
         </w:tc>
         <w:tc>
           <w:tcPr>
-            <w:tcW w:type="dxa" w:w="648"/>
+            <w:tcW w:type="dxa" w:w="7992"/>
             <w:vAlign w:val="center"/>
             <w:tcBorders>
               <w:top w:val="single" w:sz="5" w:color="D9D9D9"/>
@@ -2850,38 +1631,7 @@
                 <w:b/>
                 <w:sz w:val="20"/>
               </w:rPr>
-              <w:t>分值</w:t>
-            </w:r>
-          </w:p>
-        </w:tc>
-        <w:tc>
-          <w:tcPr>
-            <w:tcW w:type="dxa" w:w="5328"/>
-            <w:vAlign w:val="center"/>
-            <w:tcBorders>
-              <w:top w:val="single" w:sz="5" w:color="D9D9D9"/>
-              <w:left w:val="single" w:sz="5" w:color="D9D9D9"/>
-              <w:bottom w:val="single" w:sz="5" w:color="D9D9D9"/>
-              <w:right w:val="single" w:sz="5" w:color="D9D9D9"/>
-            </w:tcBorders>
-            <w:tcMar>
-              <w:top w:w="80" w:type="dxa"/>
-              <w:left w:w="80" w:type="dxa"/>
-              <w:bottom w:w="80" w:type="dxa"/>
-              <w:right w:w="80" w:type="dxa"/>
-            </w:tcMar>
-            <w:shd w:fill="E5EDF1"/>
-          </w:tcPr>
-          <w:p>
-            <w:pPr>
-              <w:spacing w:after="40" w:line="280" w:lineRule="exact"/>
-            </w:pPr>
-            <w:r>
-              <w:rPr>
-                <w:b/>
-                <w:sz w:val="20"/>
-              </w:rPr>
-              <w:t>可接受与常见不足</w:t>
+              <w:t>学生要回答什么</w:t>
             </w:r>
           </w:p>
         </w:tc>
@@ -2890,11 +1640,10 @@
         <w:trPr>
           <w:cantSplit/>
           <w:cantSplit/>
-          <w:cantSplit/>
         </w:trPr>
         <w:tc>
           <w:tcPr>
-            <w:tcW w:type="dxa" w:w="4104"/>
+            <w:tcW w:type="dxa" w:w="2160"/>
             <w:vAlign w:val="center"/>
             <w:tcBorders>
               <w:top w:val="single" w:sz="5" w:color="D9D9D9"/>
@@ -2918,13 +1667,13 @@
                 <w:b w:val="0"/>
                 <w:sz w:val="20"/>
               </w:rPr>
-              <w:t>阿凯未能上场，独站人群外，显得失落。</w:t>
+              <w:t>立场 Position</w:t>
             </w:r>
           </w:p>
         </w:tc>
         <w:tc>
           <w:tcPr>
-            <w:tcW w:type="dxa" w:w="648"/>
+            <w:tcW w:type="dxa" w:w="7992"/>
             <w:vAlign w:val="center"/>
             <w:tcBorders>
               <w:top w:val="single" w:sz="5" w:color="D9D9D9"/>
@@ -2948,13 +1697,19 @@
                 <w:b w:val="0"/>
                 <w:sz w:val="20"/>
               </w:rPr>
-              <w:t>1</w:t>
+              <w:t>我认同、部分认同或不认同？</w:t>
             </w:r>
           </w:p>
         </w:tc>
+      </w:tr>
+      <w:tr>
+        <w:trPr>
+          <w:cantSplit/>
+          <w:cantSplit/>
+        </w:trPr>
         <w:tc>
           <w:tcPr>
-            <w:tcW w:type="dxa" w:w="5328"/>
+            <w:tcW w:type="dxa" w:w="2160"/>
             <w:vAlign w:val="center"/>
             <w:tcBorders>
               <w:top w:val="single" w:sz="5" w:color="D9D9D9"/>
@@ -2978,20 +1733,13 @@
                 <w:b w:val="0"/>
                 <w:sz w:val="20"/>
               </w:rPr>
-              <w:t>接受“感到被冷落”等有依据的心理概括；只写“在玩号码牌”未解释处境。</w:t>
+              <w:t>理由 Reason</w:t>
             </w:r>
           </w:p>
         </w:tc>
-      </w:tr>
-      <w:tr>
-        <w:trPr>
-          <w:cantSplit/>
-          <w:cantSplit/>
-          <w:cantSplit/>
-        </w:trPr>
         <w:tc>
           <w:tcPr>
-            <w:tcW w:type="dxa" w:w="4104"/>
+            <w:tcW w:type="dxa" w:w="7992"/>
             <w:vAlign w:val="center"/>
             <w:tcBorders>
               <w:top w:val="single" w:sz="5" w:color="D9D9D9"/>
@@ -3015,13 +1763,19 @@
                 <w:b w:val="0"/>
                 <w:sz w:val="20"/>
               </w:rPr>
-              <w:t>阿凯记录对手打法，也为团队作出了贡献。</w:t>
+              <w:t>为什么？可从人的需要、现实限制或可能影响中选一个角度。</w:t>
             </w:r>
           </w:p>
         </w:tc>
+      </w:tr>
+      <w:tr>
+        <w:trPr>
+          <w:cantSplit/>
+          <w:cantSplit/>
+        </w:trPr>
         <w:tc>
           <w:tcPr>
-            <w:tcW w:type="dxa" w:w="648"/>
+            <w:tcW w:type="dxa" w:w="2160"/>
             <w:vAlign w:val="center"/>
             <w:tcBorders>
               <w:top w:val="single" w:sz="5" w:color="D9D9D9"/>
@@ -3045,13 +1799,13 @@
                 <w:b w:val="0"/>
                 <w:sz w:val="20"/>
               </w:rPr>
-              <w:t>1</w:t>
+              <w:t>例子 Example</w:t>
             </w:r>
           </w:p>
         </w:tc>
         <w:tc>
           <w:tcPr>
-            <w:tcW w:type="dxa" w:w="5328"/>
+            <w:tcW w:type="dxa" w:w="7992"/>
             <w:vAlign w:val="center"/>
             <w:tcBorders>
               <w:top w:val="single" w:sz="5" w:color="D9D9D9"/>
@@ -3075,7 +1829,7 @@
                 <w:b w:val="0"/>
                 <w:sz w:val="20"/>
               </w:rPr>
-              <w:t>接受等义表达；不接受“他带领球队获胜”等过强结论。</w:t>
+              <w:t>哪一件具体的课文或生活事情能支持理由？</w:t>
             </w:r>
           </w:p>
         </w:tc>
@@ -3084,11 +1838,10 @@
         <w:trPr>
           <w:cantSplit/>
           <w:cantSplit/>
-          <w:cantSplit/>
         </w:trPr>
         <w:tc>
           <w:tcPr>
-            <w:tcW w:type="dxa" w:w="4104"/>
+            <w:tcW w:type="dxa" w:w="2160"/>
             <w:vAlign w:val="center"/>
             <w:tcBorders>
               <w:top w:val="single" w:sz="5" w:color="D9D9D9"/>
@@ -3112,13 +1865,13 @@
                 <w:b w:val="0"/>
                 <w:sz w:val="20"/>
               </w:rPr>
-              <w:t>小文希望肯定他的贡献，让他参与、分享喜悦或感到被接纳。</w:t>
+              <w:t>回扣 Link back</w:t>
             </w:r>
           </w:p>
         </w:tc>
         <w:tc>
           <w:tcPr>
-            <w:tcW w:type="dxa" w:w="648"/>
+            <w:tcW w:type="dxa" w:w="7992"/>
             <w:vAlign w:val="center"/>
             <w:tcBorders>
               <w:top w:val="single" w:sz="5" w:color="D9D9D9"/>
@@ -3142,37 +1895,7 @@
                 <w:b w:val="0"/>
                 <w:sz w:val="20"/>
               </w:rPr>
-              <w:t>1</w:t>
-            </w:r>
-          </w:p>
-        </w:tc>
-        <w:tc>
-          <w:tcPr>
-            <w:tcW w:type="dxa" w:w="5328"/>
-            <w:vAlign w:val="center"/>
-            <w:tcBorders>
-              <w:top w:val="single" w:sz="5" w:color="D9D9D9"/>
-              <w:left w:val="single" w:sz="5" w:color="D9D9D9"/>
-              <w:bottom w:val="single" w:sz="5" w:color="D9D9D9"/>
-              <w:right w:val="single" w:sz="5" w:color="D9D9D9"/>
-            </w:tcBorders>
-            <w:tcMar>
-              <w:top w:w="80" w:type="dxa"/>
-              <w:left w:w="80" w:type="dxa"/>
-              <w:bottom w:w="80" w:type="dxa"/>
-              <w:right w:w="80" w:type="dxa"/>
-            </w:tcMar>
-          </w:tcPr>
-          <w:p>
-            <w:pPr>
-              <w:spacing w:after="40" w:line="280" w:lineRule="exact"/>
-            </w:pPr>
-            <w:r>
-              <w:rPr>
-                <w:b w:val="0"/>
-                <w:sz w:val="20"/>
-              </w:rPr>
-              <w:t>接受“让他感到自己也是团队的一员”；只写“小文很善良”没有回答目的。</w:t>
+              <w:t>这件事说明什么，怎样支持我的立场？</w:t>
             </w:r>
           </w:p>
         </w:tc>
@@ -3186,10 +1909,51 @@
         <w:rPr>
           <w:b/>
         </w:rPr>
-        <w:t>评分：</w:t>
+        <w:t>独立表达：</w:t>
       </w:r>
       <w:r>
-        <w:t>三项按意义独立给分，不机械匹配唯一措辞；错误心理判断不清零另两项可独立成立的理解。允许引用短语，但需针对“为什么”组织，不能整段照抄。</w:t>
+        <w:t>先选择立场，再各写一句理由、例子和回扣。网页可合成完整回答；不使用“已口头完成”勾选框替代解释。</w:t>
+      </w:r>
+    </w:p>
+    <w:p>
+      <w:pPr>
+        <w:pStyle w:val="Heading2"/>
+      </w:pPr>
+      <w:r>
+        <w:t>一种合理回答</w:t>
+      </w:r>
+    </w:p>
+    <w:p>
+      <w:r>
+        <w:t>我部分认同。姐姐确实假期不好拿，电子红包可以表达心意；但是父母更希望和子女相聚。课文写妈妈为姐姐不能回来而闹别扭，可见红包不一定能满足她对团聚的期待。因此我认为可以送红包，同时通过视讯和另约相聚时间来表达关心。</w:t>
+      </w:r>
+    </w:p>
+    <w:p>
+      <w:pPr>
+        <w:pStyle w:val="Heading2"/>
+      </w:pPr>
+      <w:r>
+        <w:t>接受不同立场</w:t>
+      </w:r>
+    </w:p>
+    <w:p>
+      <w:r>
+        <w:t>认同：可指出假期困难是现实限制，电子红包是表达心意的办法，并用承诺和歉意等事实说明。</w:t>
+        <w:br/>
+        <w:t>部分认同：肯定表达心意，但说明红包仍不足以满足相聚或陪伴的需要。</w:t>
+        <w:br/>
+        <w:t>不认同：可围绕父母实际的情感需要说明为何这种办法不足，但不能无证据断定姐姐不孝或永远不回家。</w:t>
+      </w:r>
+    </w:p>
+    <w:p>
+      <w:r>
+        <w:rPr>
+          <w:b/>
+        </w:rPr>
+        <w:t>讲评重点：</w:t>
+      </w:r>
+      <w:r>
+        <w:t>不以立场判对错；逐项看“理由是否解释关系、例子是否具体相关、回扣是否支持立场”。不把“因为红包很好”当作充分理由，也不把一则无关生活故事当作有效例子。</w:t>
       </w:r>
     </w:p>
     <w:p>
@@ -3198,7 +1962,7 @@
         <w:pageBreakBefore/>
       </w:pPr>
       <w:r>
-        <w:t>证据判断与反馈</w:t>
+        <w:t>漫画 词语积累与学习记录</w:t>
       </w:r>
     </w:p>
     <w:p>
@@ -3206,420 +1970,17 @@
         <w:pStyle w:val="Heading2"/>
       </w:pPr>
       <w:r>
-        <w:t>本课需要保持的证据区分</w:t>
+        <w:t>让图像帮助阅读文字</w:t>
       </w:r>
-    </w:p>
-    <w:tbl>
-      <w:tblPr>
-        <w:tblW w:type="auto" w:w="0"/>
-        <w:jc w:val="center"/>
-        <w:tblLayout w:type="fixed"/>
-        <w:tblLook w:firstColumn="1" w:firstRow="1" w:lastColumn="0" w:lastRow="0" w:noHBand="0" w:noVBand="1" w:val="04A0"/>
-      </w:tblPr>
-      <w:tblGrid>
-        <w:gridCol w:w="1944"/>
-        <w:gridCol w:w="4104"/>
-        <w:gridCol w:w="4032"/>
-      </w:tblGrid>
-      <w:tr>
-        <w:trPr>
-          <w:cantSplit/>
-          <w:cantSplit/>
-          <w:cantSplit/>
-          <w:tblHeader/>
-        </w:trPr>
-        <w:tc>
-          <w:tcPr>
-            <w:tcW w:type="dxa" w:w="1944"/>
-            <w:vAlign w:val="center"/>
-            <w:tcBorders>
-              <w:top w:val="single" w:sz="5" w:color="D9D9D9"/>
-              <w:left w:val="single" w:sz="5" w:color="D9D9D9"/>
-              <w:bottom w:val="single" w:sz="5" w:color="D9D9D9"/>
-              <w:right w:val="single" w:sz="5" w:color="D9D9D9"/>
-            </w:tcBorders>
-            <w:tcMar>
-              <w:top w:w="80" w:type="dxa"/>
-              <w:left w:w="80" w:type="dxa"/>
-              <w:bottom w:w="80" w:type="dxa"/>
-              <w:right w:w="80" w:type="dxa"/>
-            </w:tcMar>
-            <w:shd w:fill="E5EDF1"/>
-          </w:tcPr>
-          <w:p>
-            <w:pPr>
-              <w:spacing w:after="40" w:line="280" w:lineRule="exact"/>
-            </w:pPr>
-            <w:r>
-              <w:rPr>
-                <w:b/>
-                <w:sz w:val="20"/>
-              </w:rPr>
-              <w:t>类型</w:t>
-            </w:r>
-          </w:p>
-        </w:tc>
-        <w:tc>
-          <w:tcPr>
-            <w:tcW w:type="dxa" w:w="4104"/>
-            <w:vAlign w:val="center"/>
-            <w:tcBorders>
-              <w:top w:val="single" w:sz="5" w:color="D9D9D9"/>
-              <w:left w:val="single" w:sz="5" w:color="D9D9D9"/>
-              <w:bottom w:val="single" w:sz="5" w:color="D9D9D9"/>
-              <w:right w:val="single" w:sz="5" w:color="D9D9D9"/>
-            </w:tcBorders>
-            <w:tcMar>
-              <w:top w:w="80" w:type="dxa"/>
-              <w:left w:w="80" w:type="dxa"/>
-              <w:bottom w:w="80" w:type="dxa"/>
-              <w:right w:w="80" w:type="dxa"/>
-            </w:tcMar>
-            <w:shd w:fill="E5EDF1"/>
-          </w:tcPr>
-          <w:p>
-            <w:pPr>
-              <w:spacing w:after="40" w:line="280" w:lineRule="exact"/>
-            </w:pPr>
-            <w:r>
-              <w:rPr>
-                <w:b/>
-                <w:sz w:val="20"/>
-              </w:rPr>
-              <w:t>本文例子</w:t>
-            </w:r>
-          </w:p>
-        </w:tc>
-        <w:tc>
-          <w:tcPr>
-            <w:tcW w:type="dxa" w:w="4032"/>
-            <w:vAlign w:val="center"/>
-            <w:tcBorders>
-              <w:top w:val="single" w:sz="5" w:color="D9D9D9"/>
-              <w:left w:val="single" w:sz="5" w:color="D9D9D9"/>
-              <w:bottom w:val="single" w:sz="5" w:color="D9D9D9"/>
-              <w:right w:val="single" w:sz="5" w:color="D9D9D9"/>
-            </w:tcBorders>
-            <w:tcMar>
-              <w:top w:w="80" w:type="dxa"/>
-              <w:left w:w="80" w:type="dxa"/>
-              <w:bottom w:w="80" w:type="dxa"/>
-              <w:right w:w="80" w:type="dxa"/>
-            </w:tcMar>
-            <w:shd w:fill="E5EDF1"/>
-          </w:tcPr>
-          <w:p>
-            <w:pPr>
-              <w:spacing w:after="40" w:line="280" w:lineRule="exact"/>
-            </w:pPr>
-            <w:r>
-              <w:rPr>
-                <w:b/>
-                <w:sz w:val="20"/>
-              </w:rPr>
-              <w:t>教师处理</w:t>
-            </w:r>
-          </w:p>
-        </w:tc>
-      </w:tr>
-      <w:tr>
-        <w:trPr>
-          <w:cantSplit/>
-          <w:cantSplit/>
-          <w:cantSplit/>
-        </w:trPr>
-        <w:tc>
-          <w:tcPr>
-            <w:tcW w:type="dxa" w:w="1944"/>
-            <w:vAlign w:val="center"/>
-            <w:tcBorders>
-              <w:top w:val="single" w:sz="5" w:color="D9D9D9"/>
-              <w:left w:val="single" w:sz="5" w:color="D9D9D9"/>
-              <w:bottom w:val="single" w:sz="5" w:color="D9D9D9"/>
-              <w:right w:val="single" w:sz="5" w:color="D9D9D9"/>
-            </w:tcBorders>
-            <w:tcMar>
-              <w:top w:w="80" w:type="dxa"/>
-              <w:left w:w="80" w:type="dxa"/>
-              <w:bottom w:w="80" w:type="dxa"/>
-              <w:right w:w="80" w:type="dxa"/>
-            </w:tcMar>
-          </w:tcPr>
-          <w:p>
-            <w:pPr>
-              <w:spacing w:after="40" w:line="280" w:lineRule="exact"/>
-            </w:pPr>
-            <w:r>
-              <w:rPr>
-                <w:b w:val="0"/>
-                <w:sz w:val="20"/>
-              </w:rPr>
-              <w:t>Direct Info 直接信息</w:t>
-            </w:r>
-          </w:p>
-        </w:tc>
-        <w:tc>
-          <w:tcPr>
-            <w:tcW w:type="dxa" w:w="4104"/>
-            <w:vAlign w:val="center"/>
-            <w:tcBorders>
-              <w:top w:val="single" w:sz="5" w:color="D9D9D9"/>
-              <w:left w:val="single" w:sz="5" w:color="D9D9D9"/>
-              <w:bottom w:val="single" w:sz="5" w:color="D9D9D9"/>
-              <w:right w:val="single" w:sz="5" w:color="D9D9D9"/>
-            </w:tcBorders>
-            <w:tcMar>
-              <w:top w:w="80" w:type="dxa"/>
-              <w:left w:w="80" w:type="dxa"/>
-              <w:bottom w:w="80" w:type="dxa"/>
-              <w:right w:w="80" w:type="dxa"/>
-            </w:tcMar>
-          </w:tcPr>
-          <w:p>
-            <w:pPr>
-              <w:spacing w:after="40" w:line="280" w:lineRule="exact"/>
-            </w:pPr>
-            <w:r>
-              <w:rPr>
-                <w:b w:val="0"/>
-                <w:sz w:val="20"/>
-              </w:rPr>
-              <w:t>姐姐假期不好拿；哥哥出国受训；“我”希望冲淡冷清。</w:t>
-            </w:r>
-          </w:p>
-        </w:tc>
-        <w:tc>
-          <w:tcPr>
-            <w:tcW w:type="dxa" w:w="4032"/>
-            <w:vAlign w:val="center"/>
-            <w:tcBorders>
-              <w:top w:val="single" w:sz="5" w:color="D9D9D9"/>
-              <w:left w:val="single" w:sz="5" w:color="D9D9D9"/>
-              <w:bottom w:val="single" w:sz="5" w:color="D9D9D9"/>
-              <w:right w:val="single" w:sz="5" w:color="D9D9D9"/>
-            </w:tcBorders>
-            <w:tcMar>
-              <w:top w:w="80" w:type="dxa"/>
-              <w:left w:w="80" w:type="dxa"/>
-              <w:bottom w:w="80" w:type="dxa"/>
-              <w:right w:w="80" w:type="dxa"/>
-            </w:tcMar>
-          </w:tcPr>
-          <w:p>
-            <w:pPr>
-              <w:spacing w:after="40" w:line="280" w:lineRule="exact"/>
-            </w:pPr>
-            <w:r>
-              <w:rPr>
-                <w:b w:val="0"/>
-                <w:sz w:val="20"/>
-              </w:rPr>
-              <w:t>允许圈选、筛选和转述，检查问题对象及范围。</w:t>
-            </w:r>
-          </w:p>
-        </w:tc>
-      </w:tr>
-      <w:tr>
-        <w:trPr>
-          <w:cantSplit/>
-          <w:cantSplit/>
-          <w:cantSplit/>
-        </w:trPr>
-        <w:tc>
-          <w:tcPr>
-            <w:tcW w:type="dxa" w:w="1944"/>
-            <w:vAlign w:val="center"/>
-            <w:tcBorders>
-              <w:top w:val="single" w:sz="5" w:color="D9D9D9"/>
-              <w:left w:val="single" w:sz="5" w:color="D9D9D9"/>
-              <w:bottom w:val="single" w:sz="5" w:color="D9D9D9"/>
-              <w:right w:val="single" w:sz="5" w:color="D9D9D9"/>
-            </w:tcBorders>
-            <w:tcMar>
-              <w:top w:w="80" w:type="dxa"/>
-              <w:left w:w="80" w:type="dxa"/>
-              <w:bottom w:w="80" w:type="dxa"/>
-              <w:right w:w="80" w:type="dxa"/>
-            </w:tcMar>
-          </w:tcPr>
-          <w:p>
-            <w:pPr>
-              <w:spacing w:after="40" w:line="280" w:lineRule="exact"/>
-            </w:pPr>
-            <w:r>
-              <w:rPr>
-                <w:b w:val="0"/>
-                <w:sz w:val="20"/>
-              </w:rPr>
-              <w:t>Inference 必要推断</w:t>
-            </w:r>
-          </w:p>
-        </w:tc>
-        <w:tc>
-          <w:tcPr>
-            <w:tcW w:type="dxa" w:w="4104"/>
-            <w:vAlign w:val="center"/>
-            <w:tcBorders>
-              <w:top w:val="single" w:sz="5" w:color="D9D9D9"/>
-              <w:left w:val="single" w:sz="5" w:color="D9D9D9"/>
-              <w:bottom w:val="single" w:sz="5" w:color="D9D9D9"/>
-              <w:right w:val="single" w:sz="5" w:color="D9D9D9"/>
-            </w:tcBorders>
-            <w:tcMar>
-              <w:top w:w="80" w:type="dxa"/>
-              <w:left w:w="80" w:type="dxa"/>
-              <w:bottom w:w="80" w:type="dxa"/>
-              <w:right w:w="80" w:type="dxa"/>
-            </w:tcMar>
-          </w:tcPr>
-          <w:p>
-            <w:pPr>
-              <w:spacing w:after="40" w:line="280" w:lineRule="exact"/>
-            </w:pPr>
-            <w:r>
-              <w:rPr>
-                <w:b w:val="0"/>
-                <w:sz w:val="20"/>
-              </w:rPr>
-              <w:t>由“我”的行为与目的概括体贴；由门口动静猜可能是熟人。</w:t>
-            </w:r>
-          </w:p>
-        </w:tc>
-        <w:tc>
-          <w:tcPr>
-            <w:tcW w:type="dxa" w:w="4032"/>
-            <w:vAlign w:val="center"/>
-            <w:tcBorders>
-              <w:top w:val="single" w:sz="5" w:color="D9D9D9"/>
-              <w:left w:val="single" w:sz="5" w:color="D9D9D9"/>
-              <w:bottom w:val="single" w:sz="5" w:color="D9D9D9"/>
-              <w:right w:val="single" w:sz="5" w:color="D9D9D9"/>
-            </w:tcBorders>
-            <w:tcMar>
-              <w:top w:w="80" w:type="dxa"/>
-              <w:left w:w="80" w:type="dxa"/>
-              <w:bottom w:w="80" w:type="dxa"/>
-              <w:right w:w="80" w:type="dxa"/>
-            </w:tcMar>
-          </w:tcPr>
-          <w:p>
-            <w:pPr>
-              <w:spacing w:after="40" w:line="280" w:lineRule="exact"/>
-            </w:pPr>
-            <w:r>
-              <w:rPr>
-                <w:b w:val="0"/>
-                <w:sz w:val="20"/>
-              </w:rPr>
-              <w:t>要求原文依据，并保持与证据相符的确定程度。</w:t>
-            </w:r>
-          </w:p>
-        </w:tc>
-      </w:tr>
-      <w:tr>
-        <w:trPr>
-          <w:cantSplit/>
-          <w:cantSplit/>
-          <w:cantSplit/>
-        </w:trPr>
-        <w:tc>
-          <w:tcPr>
-            <w:tcW w:type="dxa" w:w="1944"/>
-            <w:vAlign w:val="center"/>
-            <w:tcBorders>
-              <w:top w:val="single" w:sz="5" w:color="D9D9D9"/>
-              <w:left w:val="single" w:sz="5" w:color="D9D9D9"/>
-              <w:bottom w:val="single" w:sz="5" w:color="D9D9D9"/>
-              <w:right w:val="single" w:sz="5" w:color="D9D9D9"/>
-            </w:tcBorders>
-            <w:tcMar>
-              <w:top w:w="80" w:type="dxa"/>
-              <w:left w:w="80" w:type="dxa"/>
-              <w:bottom w:w="80" w:type="dxa"/>
-              <w:right w:w="80" w:type="dxa"/>
-            </w:tcMar>
-          </w:tcPr>
-          <w:p>
-            <w:pPr>
-              <w:spacing w:after="40" w:line="280" w:lineRule="exact"/>
-            </w:pPr>
-            <w:r>
-              <w:rPr>
-                <w:b w:val="0"/>
-                <w:sz w:val="20"/>
-              </w:rPr>
-              <w:t>原文未证实</w:t>
-            </w:r>
-          </w:p>
-        </w:tc>
-        <w:tc>
-          <w:tcPr>
-            <w:tcW w:type="dxa" w:w="4104"/>
-            <w:vAlign w:val="center"/>
-            <w:tcBorders>
-              <w:top w:val="single" w:sz="5" w:color="D9D9D9"/>
-              <w:left w:val="single" w:sz="5" w:color="D9D9D9"/>
-              <w:bottom w:val="single" w:sz="5" w:color="D9D9D9"/>
-              <w:right w:val="single" w:sz="5" w:color="D9D9D9"/>
-            </w:tcBorders>
-            <w:tcMar>
-              <w:top w:w="80" w:type="dxa"/>
-              <w:left w:w="80" w:type="dxa"/>
-              <w:bottom w:w="80" w:type="dxa"/>
-              <w:right w:w="80" w:type="dxa"/>
-            </w:tcMar>
-          </w:tcPr>
-          <w:p>
-            <w:pPr>
-              <w:spacing w:after="40" w:line="280" w:lineRule="exact"/>
-            </w:pPr>
-            <w:r>
-              <w:rPr>
-                <w:b w:val="0"/>
-                <w:sz w:val="20"/>
-              </w:rPr>
-              <w:t>妈妈确实哭过；爸爸不关心姐姐；哥哥姐姐已经一起回家。</w:t>
-            </w:r>
-          </w:p>
-        </w:tc>
-        <w:tc>
-          <w:tcPr>
-            <w:tcW w:type="dxa" w:w="4032"/>
-            <w:vAlign w:val="center"/>
-            <w:tcBorders>
-              <w:top w:val="single" w:sz="5" w:color="D9D9D9"/>
-              <w:left w:val="single" w:sz="5" w:color="D9D9D9"/>
-              <w:bottom w:val="single" w:sz="5" w:color="D9D9D9"/>
-              <w:right w:val="single" w:sz="5" w:color="D9D9D9"/>
-            </w:tcBorders>
-            <w:tcMar>
-              <w:top w:w="80" w:type="dxa"/>
-              <w:left w:w="80" w:type="dxa"/>
-              <w:bottom w:w="80" w:type="dxa"/>
-              <w:right w:w="80" w:type="dxa"/>
-            </w:tcMar>
-          </w:tcPr>
-          <w:p>
-            <w:pPr>
-              <w:spacing w:after="40" w:line="280" w:lineRule="exact"/>
-            </w:pPr>
-            <w:r>
-              <w:rPr>
-                <w:b w:val="0"/>
-                <w:sz w:val="20"/>
-              </w:rPr>
-              <w:t>区分可能与事实，不将漫画表情或创作补充作为原文证据。</w:t>
-            </w:r>
-          </w:p>
-        </w:tc>
-      </w:tr>
-    </w:tbl>
-    <w:p>
-      <w:r/>
     </w:p>
     <w:p>
       <w:r>
-        <w:t>“妈妈一定在想”可以证明叙述者怎样判断妈妈，却不是妈妈亲口证实的心理。课堂不必引入复杂叙事术语，只问“是谁在判断？”即可。</w:t>
+        <w:t>初读只按当前段落提供一格局部漫画，按需展开，帮助学生进入情境。学生回到左侧原文，点选自己读懂的一句并保留。任务1—3必须提交文字证据；人物题和开放题必须自己解释。完整漫画集中在课后回读页。</w:t>
+      </w:r>
+    </w:p>
+    <w:p>
+      <w:r>
+        <w:t>不要用强制看满几秒、机械点击“已读”证明理解。看图可以降低语言困难，理解是否成立仍由原文证据和学生的解释判断。学生选中一句原文只表示留下阅读痕迹，不等同于已掌握。</w:t>
       </w:r>
     </w:p>
     <w:p>
@@ -3627,42 +1988,22 @@
         <w:pStyle w:val="Heading2"/>
       </w:pPr>
       <w:r>
-        <w:t>两次独立短答的反馈</w:t>
+        <w:t>个人词语本与闪卡</w:t>
       </w:r>
     </w:p>
     <w:p>
       <w:r>
-        <w:t>任务4先检查是否写齐往年、今年及对比作用，再核对每项证据。任务10先保存首次答案，再提供分层提示。以下提示用于课后订正，不在独立作答时提前展示。</w:t>
+        <w:t>学生在读文区输入不明白的词语，或点击词语收藏，系统自动建立闪卡。本课词库包含78项语境释义，匹配时自动带入中文、英文提示及原文例句。未匹配到的词仍会成卡，标明“释义待补充”；学生可编辑并请教师确认。</w:t>
       </w:r>
     </w:p>
     <w:p>
       <w:r>
-        <w:rPr>
-          <w:b/>
-        </w:rPr>
-        <w:t>反馈：</w:t>
-      </w:r>
-      <w:r>
-        <w:t>课后先提示“先看阿凯的处境，再看他为球队做过什么”；仍有困难时定位“没有上场、站在人群外、记录打法”；最后展示三个意义点。先保存首次独立答案，再记录订正，避免把订正分当成首次掌握。</w:t>
+        <w:t>闪卡正面显示词语，先回想意思，翻面后查看释义和原句，再标记“还不熟”或“已记住”。未补释义的词不能标为“已记住”。复习按需要进行，不另设小测。</w:t>
       </w:r>
     </w:p>
     <w:p>
       <w:r>
-        <w:t>班级讲评只挑选两类有代表性的答案：结论正确但缺依据；依据正确但没有解释联系。教师示范补上一句关键解释，再让学生自行修订。程度较好的学生可说明一个看似合理的判断为何超出证据。</w:t>
-      </w:r>
-    </w:p>
-    <w:p>
-      <w:pPr>
-        <w:pStyle w:val="Heading1"/>
-        <w:pageBreakBefore/>
-      </w:pPr>
-      <w:r>
-        <w:t>学生任务用语</w:t>
-      </w:r>
-    </w:p>
-    <w:p>
-      <w:r>
-        <w:t>本页可单独摘取给学生；不要向学生发放含教师答案的完整方案。题目与原文保持中文，操作说明用英文加简短中文。每次只显示当前任务。</w:t>
+        <w:t>词语本保存在当前设备与浏览器，可导出JSON备份，再在其他设备导入。同词合并，保留本机已有释义。重置本课作答不会删除词语本。设备朗读取决于可用中文语音。</w:t>
       </w:r>
     </w:p>
     <w:p>
@@ -3670,12 +2011,12 @@
         <w:pStyle w:val="Heading2"/>
       </w:pPr>
       <w:r>
-        <w:t>1  Compare the wording  比较写法</w:t>
+        <w:t>记录与教师判断</w:t>
       </w:r>
     </w:p>
     <w:p>
       <w:r>
-        <w:t>作者为什么把时间说成“神偷”？找出妈妈发生的变化。</w:t>
+        <w:t>人物题、主题和开放题保存首次回答及后续订正，但不自动评分。客观任务记录首次正确率。题目变更后不把旧答案错套到新题，旧版记录仍可下载。所有记录默认留在学生本机，不自动发送给教师。</w:t>
       </w:r>
     </w:p>
     <w:p>
@@ -3683,1675 +2024,12 @@
         <w:pStyle w:val="Heading2"/>
       </w:pPr>
       <w:r>
-        <w:t>2  Find both sides  找两边</w:t>
+        <w:t>教学审查结果</w:t>
       </w:r>
     </w:p>
     <w:p>
       <w:r>
-        <w:t>妈妈的神态与“年年有余”有什么不协调？分别指出依据。</w:t>
-      </w:r>
-    </w:p>
-    <w:p>
-      <w:pPr>
-        <w:pStyle w:val="Heading2"/>
-      </w:pPr>
-      <w:r>
-        <w:t>3  Find the reason  找原因</w:t>
-      </w:r>
-    </w:p>
-    <w:p>
-      <w:r>
-        <w:t>姐姐为什么不能回来？为什么又说得吞吞吐吐？分开回答。</w:t>
-      </w:r>
-    </w:p>
-    <w:p>
-      <w:pPr>
-        <w:pStyle w:val="Heading2"/>
-      </w:pPr>
-      <w:r>
-        <w:t>4  Write independently  独立作答</w:t>
-      </w:r>
-    </w:p>
-    <w:p>
-      <w:r>
-        <w:t>以前兄姐在家与今年不能回来，家中气氛有什么不同？这样的对比突出了什么？（3分）</w:t>
-      </w:r>
-    </w:p>
-    <w:p>
-      <w:pPr>
-        <w:pStyle w:val="Heading2"/>
-      </w:pPr>
-      <w:r>
-        <w:t>5  Action and purpose  行动与目的</w:t>
-      </w:r>
-    </w:p>
-    <w:p>
-      <w:r>
-        <w:t>“我”做了哪两件事？为了什么？这些行为表现了怎样的特点？</w:t>
-      </w:r>
-    </w:p>
-    <w:p>
-      <w:pPr>
-        <w:pStyle w:val="Heading2"/>
-      </w:pPr>
-      <w:r>
-        <w:t>6  Support your guess  有据猜测</w:t>
-      </w:r>
-    </w:p>
-    <w:p>
-      <w:r>
-        <w:t>门外可能是谁？找出支持你的细节，再说课文有没有确认。最后一句表达什么愿望？</w:t>
-      </w:r>
-    </w:p>
-    <w:p>
-      <w:pPr>
-        <w:pStyle w:val="Heading2"/>
-      </w:pPr>
-      <w:r>
-        <w:t>7  Link the parts  连起全文</w:t>
-      </w:r>
-    </w:p>
-    <w:p>
-      <w:r>
-        <w:t>把四张内容卡按文章展开方式排列，并配段号。解释“团圆饭”怎样串联全文、表现主题。</w:t>
-      </w:r>
-    </w:p>
-    <w:p>
-      <w:pPr>
-        <w:pStyle w:val="Heading2"/>
-      </w:pPr>
-      <w:r>
-        <w:t>8  Read in context  联系语境</w:t>
-      </w:r>
-    </w:p>
-    <w:p>
-      <w:r>
-        <w:t>“冤家”在这里指什么？为什么不能照字面理解？找出支持你的词句。</w:t>
-      </w:r>
-    </w:p>
-    <w:p>
-      <w:pPr>
-        <w:pStyle w:val="Heading2"/>
-      </w:pPr>
-      <w:r>
-        <w:t>9  Discuss with reasons  有理讨论</w:t>
-      </w:r>
-    </w:p>
-    <w:p>
-      <w:r>
-        <w:t>你认同姐姐送电子红包的做法吗？结合课文说明，并提出一个可行的关心方式。</w:t>
-      </w:r>
-    </w:p>
-    <w:p>
-      <w:pPr>
-        <w:pStyle w:val="Heading2"/>
-      </w:pPr>
-      <w:r>
-        <w:t>10  Read without pictures  无图迁移</w:t>
-      </w:r>
-    </w:p>
-    <w:p>
-      <w:r>
-        <w:t>阅读老师提供的新段落，说明小文为什么让阿凯拿奖杯、一起合照。（3分）</w:t>
-      </w:r>
-    </w:p>
-    <w:p>
-      <w:pPr>
-        <w:pStyle w:val="Heading2"/>
-      </w:pPr>
-      <w:r>
-        <w:t>需要时才显示的提示</w:t>
-      </w:r>
-    </w:p>
-    <w:p>
-      <w:r>
-        <w:t>Find the words（找依据）：先找回答这个问题的词句。</w:t>
-        <w:br/>
-        <w:t>Check who thinks this（谁的想法）：这是谁说的，谁推测的？</w:t>
-        <w:br/>
-        <w:t>Explain the link（说联系）：这句话为什么支持你的判断？</w:t>
-        <w:br/>
-        <w:t>Check your certainty（查语气）：哪些已确定，哪些只是可能？</w:t>
-      </w:r>
-    </w:p>
-    <w:p>
-      <w:r>
-        <w:t>自检：我回答了题目问的内容；我的依据来自文字；我说明了依据与答案的关系；我没有把猜测写成事实。</w:t>
-      </w:r>
-    </w:p>
-    <w:p>
-      <w:pPr>
-        <w:pStyle w:val="Heading1"/>
-        <w:pageBreakBefore/>
-      </w:pPr>
-      <w:r>
-        <w:t>资源使用与课堂检查</w:t>
-      </w:r>
-    </w:p>
-    <w:p>
-      <w:pPr>
-        <w:pStyle w:val="Heading2"/>
-      </w:pPr>
-      <w:r>
-        <w:t>漫画与原文对照</w:t>
-      </w:r>
-    </w:p>
-    <w:tbl>
-      <w:tblPr>
-        <w:tblW w:type="auto" w:w="0"/>
-        <w:jc w:val="center"/>
-        <w:tblLayout w:type="fixed"/>
-        <w:tblLook w:firstColumn="1" w:firstRow="1" w:lastColumn="0" w:lastRow="0" w:noHBand="0" w:noVBand="1" w:val="04A0"/>
-      </w:tblPr>
-      <w:tblGrid>
-        <w:gridCol w:w="1440"/>
-        <w:gridCol w:w="1656"/>
-        <w:gridCol w:w="6984"/>
-      </w:tblGrid>
-      <w:tr>
-        <w:trPr>
-          <w:cantSplit/>
-          <w:cantSplit/>
-          <w:cantSplit/>
-          <w:tblHeader/>
-        </w:trPr>
-        <w:tc>
-          <w:tcPr>
-            <w:tcW w:type="dxa" w:w="1440"/>
-            <w:vAlign w:val="center"/>
-            <w:tcBorders>
-              <w:top w:val="single" w:sz="5" w:color="D9D9D9"/>
-              <w:left w:val="single" w:sz="5" w:color="D9D9D9"/>
-              <w:bottom w:val="single" w:sz="5" w:color="D9D9D9"/>
-              <w:right w:val="single" w:sz="5" w:color="D9D9D9"/>
-            </w:tcBorders>
-            <w:tcMar>
-              <w:top w:w="80" w:type="dxa"/>
-              <w:left w:w="80" w:type="dxa"/>
-              <w:bottom w:w="80" w:type="dxa"/>
-              <w:right w:w="80" w:type="dxa"/>
-            </w:tcMar>
-            <w:shd w:fill="E5EDF1"/>
-          </w:tcPr>
-          <w:p>
-            <w:pPr>
-              <w:spacing w:after="40" w:line="280" w:lineRule="exact"/>
-            </w:pPr>
-            <w:r>
-              <w:rPr>
-                <w:b/>
-                <w:sz w:val="20"/>
-              </w:rPr>
-              <w:t>漫画格号</w:t>
-            </w:r>
-          </w:p>
-        </w:tc>
-        <w:tc>
-          <w:tcPr>
-            <w:tcW w:type="dxa" w:w="1656"/>
-            <w:vAlign w:val="center"/>
-            <w:tcBorders>
-              <w:top w:val="single" w:sz="5" w:color="D9D9D9"/>
-              <w:left w:val="single" w:sz="5" w:color="D9D9D9"/>
-              <w:bottom w:val="single" w:sz="5" w:color="D9D9D9"/>
-              <w:right w:val="single" w:sz="5" w:color="D9D9D9"/>
-            </w:tcBorders>
-            <w:tcMar>
-              <w:top w:w="80" w:type="dxa"/>
-              <w:left w:w="80" w:type="dxa"/>
-              <w:bottom w:w="80" w:type="dxa"/>
-              <w:right w:w="80" w:type="dxa"/>
-            </w:tcMar>
-            <w:shd w:fill="E5EDF1"/>
-          </w:tcPr>
-          <w:p>
-            <w:pPr>
-              <w:spacing w:after="40" w:line="280" w:lineRule="exact"/>
-            </w:pPr>
-            <w:r>
-              <w:rPr>
-                <w:b/>
-                <w:sz w:val="20"/>
-              </w:rPr>
-              <w:t>对应原文</w:t>
-            </w:r>
-          </w:p>
-        </w:tc>
-        <w:tc>
-          <w:tcPr>
-            <w:tcW w:type="dxa" w:w="6984"/>
-            <w:vAlign w:val="center"/>
-            <w:tcBorders>
-              <w:top w:val="single" w:sz="5" w:color="D9D9D9"/>
-              <w:left w:val="single" w:sz="5" w:color="D9D9D9"/>
-              <w:bottom w:val="single" w:sz="5" w:color="D9D9D9"/>
-              <w:right w:val="single" w:sz="5" w:color="D9D9D9"/>
-            </w:tcBorders>
-            <w:tcMar>
-              <w:top w:w="80" w:type="dxa"/>
-              <w:left w:w="80" w:type="dxa"/>
-              <w:bottom w:w="80" w:type="dxa"/>
-              <w:right w:w="80" w:type="dxa"/>
-            </w:tcMar>
-            <w:shd w:fill="E5EDF1"/>
-          </w:tcPr>
-          <w:p>
-            <w:pPr>
-              <w:spacing w:after="40" w:line="280" w:lineRule="exact"/>
-            </w:pPr>
-            <w:r>
-              <w:rPr>
-                <w:b/>
-                <w:sz w:val="20"/>
-              </w:rPr>
-              <w:t>主要用途</w:t>
-            </w:r>
-          </w:p>
-        </w:tc>
-      </w:tr>
-      <w:tr>
-        <w:trPr>
-          <w:cantSplit/>
-          <w:cantSplit/>
-          <w:cantSplit/>
-        </w:trPr>
-        <w:tc>
-          <w:tcPr>
-            <w:tcW w:type="dxa" w:w="1440"/>
-            <w:vAlign w:val="center"/>
-            <w:tcBorders>
-              <w:top w:val="single" w:sz="5" w:color="D9D9D9"/>
-              <w:left w:val="single" w:sz="5" w:color="D9D9D9"/>
-              <w:bottom w:val="single" w:sz="5" w:color="D9D9D9"/>
-              <w:right w:val="single" w:sz="5" w:color="D9D9D9"/>
-            </w:tcBorders>
-            <w:tcMar>
-              <w:top w:w="80" w:type="dxa"/>
-              <w:left w:w="80" w:type="dxa"/>
-              <w:bottom w:w="80" w:type="dxa"/>
-              <w:right w:w="80" w:type="dxa"/>
-            </w:tcMar>
-          </w:tcPr>
-          <w:p>
-            <w:pPr>
-              <w:spacing w:after="40" w:line="280" w:lineRule="exact"/>
-            </w:pPr>
-            <w:r>
-              <w:rPr>
-                <w:b w:val="0"/>
-                <w:sz w:val="20"/>
-              </w:rPr>
-              <w:t>1</w:t>
-            </w:r>
-          </w:p>
-        </w:tc>
-        <w:tc>
-          <w:tcPr>
-            <w:tcW w:type="dxa" w:w="1656"/>
-            <w:vAlign w:val="center"/>
-            <w:tcBorders>
-              <w:top w:val="single" w:sz="5" w:color="D9D9D9"/>
-              <w:left w:val="single" w:sz="5" w:color="D9D9D9"/>
-              <w:bottom w:val="single" w:sz="5" w:color="D9D9D9"/>
-              <w:right w:val="single" w:sz="5" w:color="D9D9D9"/>
-            </w:tcBorders>
-            <w:tcMar>
-              <w:top w:w="80" w:type="dxa"/>
-              <w:left w:w="80" w:type="dxa"/>
-              <w:bottom w:w="80" w:type="dxa"/>
-              <w:right w:w="80" w:type="dxa"/>
-            </w:tcMar>
-          </w:tcPr>
-          <w:p>
-            <w:pPr>
-              <w:spacing w:after="40" w:line="280" w:lineRule="exact"/>
-            </w:pPr>
-            <w:r>
-              <w:rPr>
-                <w:b w:val="0"/>
-                <w:sz w:val="20"/>
-              </w:rPr>
-              <w:t>第1段</w:t>
-            </w:r>
-          </w:p>
-        </w:tc>
-        <w:tc>
-          <w:tcPr>
-            <w:tcW w:type="dxa" w:w="6984"/>
-            <w:vAlign w:val="center"/>
-            <w:tcBorders>
-              <w:top w:val="single" w:sz="5" w:color="D9D9D9"/>
-              <w:left w:val="single" w:sz="5" w:color="D9D9D9"/>
-              <w:bottom w:val="single" w:sz="5" w:color="D9D9D9"/>
-              <w:right w:val="single" w:sz="5" w:color="D9D9D9"/>
-            </w:tcBorders>
-            <w:tcMar>
-              <w:top w:w="80" w:type="dxa"/>
-              <w:left w:w="80" w:type="dxa"/>
-              <w:bottom w:w="80" w:type="dxa"/>
-              <w:right w:w="80" w:type="dxa"/>
-            </w:tcMar>
-          </w:tcPr>
-          <w:p>
-            <w:pPr>
-              <w:spacing w:after="40" w:line="280" w:lineRule="exact"/>
-            </w:pPr>
-            <w:r>
-              <w:rPr>
-                <w:b w:val="0"/>
-                <w:sz w:val="20"/>
-              </w:rPr>
-              <w:t>时间与母亲衰老</w:t>
-            </w:r>
-          </w:p>
-        </w:tc>
-      </w:tr>
-      <w:tr>
-        <w:trPr>
-          <w:cantSplit/>
-          <w:cantSplit/>
-          <w:cantSplit/>
-        </w:trPr>
-        <w:tc>
-          <w:tcPr>
-            <w:tcW w:type="dxa" w:w="1440"/>
-            <w:vAlign w:val="center"/>
-            <w:tcBorders>
-              <w:top w:val="single" w:sz="5" w:color="D9D9D9"/>
-              <w:left w:val="single" w:sz="5" w:color="D9D9D9"/>
-              <w:bottom w:val="single" w:sz="5" w:color="D9D9D9"/>
-              <w:right w:val="single" w:sz="5" w:color="D9D9D9"/>
-            </w:tcBorders>
-            <w:tcMar>
-              <w:top w:w="80" w:type="dxa"/>
-              <w:left w:w="80" w:type="dxa"/>
-              <w:bottom w:w="80" w:type="dxa"/>
-              <w:right w:w="80" w:type="dxa"/>
-            </w:tcMar>
-          </w:tcPr>
-          <w:p>
-            <w:pPr>
-              <w:spacing w:after="40" w:line="280" w:lineRule="exact"/>
-            </w:pPr>
-            <w:r>
-              <w:rPr>
-                <w:b w:val="0"/>
-                <w:sz w:val="20"/>
-              </w:rPr>
-              <w:t>2—3</w:t>
-            </w:r>
-          </w:p>
-        </w:tc>
-        <w:tc>
-          <w:tcPr>
-            <w:tcW w:type="dxa" w:w="1656"/>
-            <w:vAlign w:val="center"/>
-            <w:tcBorders>
-              <w:top w:val="single" w:sz="5" w:color="D9D9D9"/>
-              <w:left w:val="single" w:sz="5" w:color="D9D9D9"/>
-              <w:bottom w:val="single" w:sz="5" w:color="D9D9D9"/>
-              <w:right w:val="single" w:sz="5" w:color="D9D9D9"/>
-            </w:tcBorders>
-            <w:tcMar>
-              <w:top w:w="80" w:type="dxa"/>
-              <w:left w:w="80" w:type="dxa"/>
-              <w:bottom w:w="80" w:type="dxa"/>
-              <w:right w:w="80" w:type="dxa"/>
-            </w:tcMar>
-          </w:tcPr>
-          <w:p>
-            <w:pPr>
-              <w:spacing w:after="40" w:line="280" w:lineRule="exact"/>
-            </w:pPr>
-            <w:r>
-              <w:rPr>
-                <w:b w:val="0"/>
-                <w:sz w:val="20"/>
-              </w:rPr>
-              <w:t>第2段</w:t>
-            </w:r>
-          </w:p>
-        </w:tc>
-        <w:tc>
-          <w:tcPr>
-            <w:tcW w:type="dxa" w:w="6984"/>
-            <w:vAlign w:val="center"/>
-            <w:tcBorders>
-              <w:top w:val="single" w:sz="5" w:color="D9D9D9"/>
-              <w:left w:val="single" w:sz="5" w:color="D9D9D9"/>
-              <w:bottom w:val="single" w:sz="5" w:color="D9D9D9"/>
-              <w:right w:val="single" w:sz="5" w:color="D9D9D9"/>
-            </w:tcBorders>
-            <w:tcMar>
-              <w:top w:w="80" w:type="dxa"/>
-              <w:left w:w="80" w:type="dxa"/>
-              <w:bottom w:w="80" w:type="dxa"/>
-              <w:right w:w="80" w:type="dxa"/>
-            </w:tcMar>
-          </w:tcPr>
-          <w:p>
-            <w:pPr>
-              <w:spacing w:after="40" w:line="280" w:lineRule="exact"/>
-            </w:pPr>
-            <w:r>
-              <w:rPr>
-                <w:b w:val="0"/>
-                <w:sz w:val="20"/>
-              </w:rPr>
-              <w:t>节日背景与准备</w:t>
-            </w:r>
-          </w:p>
-        </w:tc>
-      </w:tr>
-      <w:tr>
-        <w:trPr>
-          <w:cantSplit/>
-          <w:cantSplit/>
-          <w:cantSplit/>
-        </w:trPr>
-        <w:tc>
-          <w:tcPr>
-            <w:tcW w:type="dxa" w:w="1440"/>
-            <w:vAlign w:val="center"/>
-            <w:tcBorders>
-              <w:top w:val="single" w:sz="5" w:color="D9D9D9"/>
-              <w:left w:val="single" w:sz="5" w:color="D9D9D9"/>
-              <w:bottom w:val="single" w:sz="5" w:color="D9D9D9"/>
-              <w:right w:val="single" w:sz="5" w:color="D9D9D9"/>
-            </w:tcBorders>
-            <w:tcMar>
-              <w:top w:w="80" w:type="dxa"/>
-              <w:left w:w="80" w:type="dxa"/>
-              <w:bottom w:w="80" w:type="dxa"/>
-              <w:right w:w="80" w:type="dxa"/>
-            </w:tcMar>
-          </w:tcPr>
-          <w:p>
-            <w:pPr>
-              <w:spacing w:after="40" w:line="280" w:lineRule="exact"/>
-            </w:pPr>
-            <w:r>
-              <w:rPr>
-                <w:b w:val="0"/>
-                <w:sz w:val="20"/>
-              </w:rPr>
-              <w:t>4</w:t>
-            </w:r>
-          </w:p>
-        </w:tc>
-        <w:tc>
-          <w:tcPr>
-            <w:tcW w:type="dxa" w:w="1656"/>
-            <w:vAlign w:val="center"/>
-            <w:tcBorders>
-              <w:top w:val="single" w:sz="5" w:color="D9D9D9"/>
-              <w:left w:val="single" w:sz="5" w:color="D9D9D9"/>
-              <w:bottom w:val="single" w:sz="5" w:color="D9D9D9"/>
-              <w:right w:val="single" w:sz="5" w:color="D9D9D9"/>
-            </w:tcBorders>
-            <w:tcMar>
-              <w:top w:w="80" w:type="dxa"/>
-              <w:left w:w="80" w:type="dxa"/>
-              <w:bottom w:w="80" w:type="dxa"/>
-              <w:right w:w="80" w:type="dxa"/>
-            </w:tcMar>
-          </w:tcPr>
-          <w:p>
-            <w:pPr>
-              <w:spacing w:after="40" w:line="280" w:lineRule="exact"/>
-            </w:pPr>
-            <w:r>
-              <w:rPr>
-                <w:b w:val="0"/>
-                <w:sz w:val="20"/>
-              </w:rPr>
-              <w:t>第3段</w:t>
-            </w:r>
-          </w:p>
-        </w:tc>
-        <w:tc>
-          <w:tcPr>
-            <w:tcW w:type="dxa" w:w="6984"/>
-            <w:vAlign w:val="center"/>
-            <w:tcBorders>
-              <w:top w:val="single" w:sz="5" w:color="D9D9D9"/>
-              <w:left w:val="single" w:sz="5" w:color="D9D9D9"/>
-              <w:bottom w:val="single" w:sz="5" w:color="D9D9D9"/>
-              <w:right w:val="single" w:sz="5" w:color="D9D9D9"/>
-            </w:tcBorders>
-            <w:tcMar>
-              <w:top w:w="80" w:type="dxa"/>
-              <w:left w:w="80" w:type="dxa"/>
-              <w:bottom w:w="80" w:type="dxa"/>
-              <w:right w:w="80" w:type="dxa"/>
-            </w:tcMar>
-          </w:tcPr>
-          <w:p>
-            <w:pPr>
-              <w:spacing w:after="40" w:line="280" w:lineRule="exact"/>
-            </w:pPr>
-            <w:r>
-              <w:rPr>
-                <w:b w:val="0"/>
-                <w:sz w:val="20"/>
-              </w:rPr>
-              <w:t>红色与成长</w:t>
-            </w:r>
-          </w:p>
-        </w:tc>
-      </w:tr>
-      <w:tr>
-        <w:trPr>
-          <w:cantSplit/>
-          <w:cantSplit/>
-          <w:cantSplit/>
-        </w:trPr>
-        <w:tc>
-          <w:tcPr>
-            <w:tcW w:type="dxa" w:w="1440"/>
-            <w:vAlign w:val="center"/>
-            <w:tcBorders>
-              <w:top w:val="single" w:sz="5" w:color="D9D9D9"/>
-              <w:left w:val="single" w:sz="5" w:color="D9D9D9"/>
-              <w:bottom w:val="single" w:sz="5" w:color="D9D9D9"/>
-              <w:right w:val="single" w:sz="5" w:color="D9D9D9"/>
-            </w:tcBorders>
-            <w:tcMar>
-              <w:top w:w="80" w:type="dxa"/>
-              <w:left w:w="80" w:type="dxa"/>
-              <w:bottom w:w="80" w:type="dxa"/>
-              <w:right w:w="80" w:type="dxa"/>
-            </w:tcMar>
-          </w:tcPr>
-          <w:p>
-            <w:pPr>
-              <w:spacing w:after="40" w:line="280" w:lineRule="exact"/>
-            </w:pPr>
-            <w:r>
-              <w:rPr>
-                <w:b w:val="0"/>
-                <w:sz w:val="20"/>
-              </w:rPr>
-              <w:t>5—7</w:t>
-            </w:r>
-          </w:p>
-        </w:tc>
-        <w:tc>
-          <w:tcPr>
-            <w:tcW w:type="dxa" w:w="1656"/>
-            <w:vAlign w:val="center"/>
-            <w:tcBorders>
-              <w:top w:val="single" w:sz="5" w:color="D9D9D9"/>
-              <w:left w:val="single" w:sz="5" w:color="D9D9D9"/>
-              <w:bottom w:val="single" w:sz="5" w:color="D9D9D9"/>
-              <w:right w:val="single" w:sz="5" w:color="D9D9D9"/>
-            </w:tcBorders>
-            <w:tcMar>
-              <w:top w:w="80" w:type="dxa"/>
-              <w:left w:w="80" w:type="dxa"/>
-              <w:bottom w:w="80" w:type="dxa"/>
-              <w:right w:w="80" w:type="dxa"/>
-            </w:tcMar>
-          </w:tcPr>
-          <w:p>
-            <w:pPr>
-              <w:spacing w:after="40" w:line="280" w:lineRule="exact"/>
-            </w:pPr>
-            <w:r>
-              <w:rPr>
-                <w:b w:val="0"/>
-                <w:sz w:val="20"/>
-              </w:rPr>
-              <w:t>第4段</w:t>
-            </w:r>
-          </w:p>
-        </w:tc>
-        <w:tc>
-          <w:tcPr>
-            <w:tcW w:type="dxa" w:w="6984"/>
-            <w:vAlign w:val="center"/>
-            <w:tcBorders>
-              <w:top w:val="single" w:sz="5" w:color="D9D9D9"/>
-              <w:left w:val="single" w:sz="5" w:color="D9D9D9"/>
-              <w:bottom w:val="single" w:sz="5" w:color="D9D9D9"/>
-              <w:right w:val="single" w:sz="5" w:color="D9D9D9"/>
-            </w:tcBorders>
-            <w:tcMar>
-              <w:top w:w="80" w:type="dxa"/>
-              <w:left w:w="80" w:type="dxa"/>
-              <w:bottom w:w="80" w:type="dxa"/>
-              <w:right w:w="80" w:type="dxa"/>
-            </w:tcMar>
-          </w:tcPr>
-          <w:p>
-            <w:pPr>
-              <w:spacing w:after="40" w:line="280" w:lineRule="exact"/>
-            </w:pPr>
-            <w:r>
-              <w:rPr>
-                <w:b w:val="0"/>
-                <w:sz w:val="20"/>
-              </w:rPr>
-              <w:t>神态反差与备鱼</w:t>
-            </w:r>
-          </w:p>
-        </w:tc>
-      </w:tr>
-      <w:tr>
-        <w:trPr>
-          <w:cantSplit/>
-          <w:cantSplit/>
-          <w:cantSplit/>
-        </w:trPr>
-        <w:tc>
-          <w:tcPr>
-            <w:tcW w:type="dxa" w:w="1440"/>
-            <w:vAlign w:val="center"/>
-            <w:tcBorders>
-              <w:top w:val="single" w:sz="5" w:color="D9D9D9"/>
-              <w:left w:val="single" w:sz="5" w:color="D9D9D9"/>
-              <w:bottom w:val="single" w:sz="5" w:color="D9D9D9"/>
-              <w:right w:val="single" w:sz="5" w:color="D9D9D9"/>
-            </w:tcBorders>
-            <w:tcMar>
-              <w:top w:w="80" w:type="dxa"/>
-              <w:left w:w="80" w:type="dxa"/>
-              <w:bottom w:w="80" w:type="dxa"/>
-              <w:right w:w="80" w:type="dxa"/>
-            </w:tcMar>
-          </w:tcPr>
-          <w:p>
-            <w:pPr>
-              <w:spacing w:after="40" w:line="280" w:lineRule="exact"/>
-            </w:pPr>
-            <w:r>
-              <w:rPr>
-                <w:b w:val="0"/>
-                <w:sz w:val="20"/>
-              </w:rPr>
-              <w:t>8</w:t>
-            </w:r>
-          </w:p>
-        </w:tc>
-        <w:tc>
-          <w:tcPr>
-            <w:tcW w:type="dxa" w:w="1656"/>
-            <w:vAlign w:val="center"/>
-            <w:tcBorders>
-              <w:top w:val="single" w:sz="5" w:color="D9D9D9"/>
-              <w:left w:val="single" w:sz="5" w:color="D9D9D9"/>
-              <w:bottom w:val="single" w:sz="5" w:color="D9D9D9"/>
-              <w:right w:val="single" w:sz="5" w:color="D9D9D9"/>
-            </w:tcBorders>
-            <w:tcMar>
-              <w:top w:w="80" w:type="dxa"/>
-              <w:left w:w="80" w:type="dxa"/>
-              <w:bottom w:w="80" w:type="dxa"/>
-              <w:right w:w="80" w:type="dxa"/>
-            </w:tcMar>
-          </w:tcPr>
-          <w:p>
-            <w:pPr>
-              <w:spacing w:after="40" w:line="280" w:lineRule="exact"/>
-            </w:pPr>
-            <w:r>
-              <w:rPr>
-                <w:b w:val="0"/>
-                <w:sz w:val="20"/>
-              </w:rPr>
-              <w:t>第5段</w:t>
-            </w:r>
-          </w:p>
-        </w:tc>
-        <w:tc>
-          <w:tcPr>
-            <w:tcW w:type="dxa" w:w="6984"/>
-            <w:vAlign w:val="center"/>
-            <w:tcBorders>
-              <w:top w:val="single" w:sz="5" w:color="D9D9D9"/>
-              <w:left w:val="single" w:sz="5" w:color="D9D9D9"/>
-              <w:bottom w:val="single" w:sz="5" w:color="D9D9D9"/>
-              <w:right w:val="single" w:sz="5" w:color="D9D9D9"/>
-            </w:tcBorders>
-            <w:tcMar>
-              <w:top w:w="80" w:type="dxa"/>
-              <w:left w:w="80" w:type="dxa"/>
-              <w:bottom w:w="80" w:type="dxa"/>
-              <w:right w:w="80" w:type="dxa"/>
-            </w:tcMar>
-          </w:tcPr>
-          <w:p>
-            <w:pPr>
-              <w:spacing w:after="40" w:line="280" w:lineRule="exact"/>
-            </w:pPr>
-            <w:r>
-              <w:rPr>
-                <w:b w:val="0"/>
-                <w:sz w:val="20"/>
-              </w:rPr>
-              <w:t>心事与眼红的证据边界</w:t>
-            </w:r>
-          </w:p>
-        </w:tc>
-      </w:tr>
-      <w:tr>
-        <w:trPr>
-          <w:cantSplit/>
-          <w:cantSplit/>
-          <w:cantSplit/>
-        </w:trPr>
-        <w:tc>
-          <w:tcPr>
-            <w:tcW w:type="dxa" w:w="1440"/>
-            <w:vAlign w:val="center"/>
-            <w:tcBorders>
-              <w:top w:val="single" w:sz="5" w:color="D9D9D9"/>
-              <w:left w:val="single" w:sz="5" w:color="D9D9D9"/>
-              <w:bottom w:val="single" w:sz="5" w:color="D9D9D9"/>
-              <w:right w:val="single" w:sz="5" w:color="D9D9D9"/>
-            </w:tcBorders>
-            <w:tcMar>
-              <w:top w:w="80" w:type="dxa"/>
-              <w:left w:w="80" w:type="dxa"/>
-              <w:bottom w:w="80" w:type="dxa"/>
-              <w:right w:w="80" w:type="dxa"/>
-            </w:tcMar>
-          </w:tcPr>
-          <w:p>
-            <w:pPr>
-              <w:spacing w:after="40" w:line="280" w:lineRule="exact"/>
-            </w:pPr>
-            <w:r>
-              <w:rPr>
-                <w:b w:val="0"/>
-                <w:sz w:val="20"/>
-              </w:rPr>
-              <w:t>9—10</w:t>
-            </w:r>
-          </w:p>
-        </w:tc>
-        <w:tc>
-          <w:tcPr>
-            <w:tcW w:type="dxa" w:w="1656"/>
-            <w:vAlign w:val="center"/>
-            <w:tcBorders>
-              <w:top w:val="single" w:sz="5" w:color="D9D9D9"/>
-              <w:left w:val="single" w:sz="5" w:color="D9D9D9"/>
-              <w:bottom w:val="single" w:sz="5" w:color="D9D9D9"/>
-              <w:right w:val="single" w:sz="5" w:color="D9D9D9"/>
-            </w:tcBorders>
-            <w:tcMar>
-              <w:top w:w="80" w:type="dxa"/>
-              <w:left w:w="80" w:type="dxa"/>
-              <w:bottom w:w="80" w:type="dxa"/>
-              <w:right w:w="80" w:type="dxa"/>
-            </w:tcMar>
-          </w:tcPr>
-          <w:p>
-            <w:pPr>
-              <w:spacing w:after="40" w:line="280" w:lineRule="exact"/>
-            </w:pPr>
-            <w:r>
-              <w:rPr>
-                <w:b w:val="0"/>
-                <w:sz w:val="20"/>
-              </w:rPr>
-              <w:t>第6段</w:t>
-            </w:r>
-          </w:p>
-        </w:tc>
-        <w:tc>
-          <w:tcPr>
-            <w:tcW w:type="dxa" w:w="6984"/>
-            <w:vAlign w:val="center"/>
-            <w:tcBorders>
-              <w:top w:val="single" w:sz="5" w:color="D9D9D9"/>
-              <w:left w:val="single" w:sz="5" w:color="D9D9D9"/>
-              <w:bottom w:val="single" w:sz="5" w:color="D9D9D9"/>
-              <w:right w:val="single" w:sz="5" w:color="D9D9D9"/>
-            </w:tcBorders>
-            <w:tcMar>
-              <w:top w:w="80" w:type="dxa"/>
-              <w:left w:w="80" w:type="dxa"/>
-              <w:bottom w:w="80" w:type="dxa"/>
-              <w:right w:w="80" w:type="dxa"/>
-            </w:tcMar>
-          </w:tcPr>
-          <w:p>
-            <w:pPr>
-              <w:spacing w:after="40" w:line="280" w:lineRule="exact"/>
-            </w:pPr>
-            <w:r>
-              <w:rPr>
-                <w:b w:val="0"/>
-                <w:sz w:val="20"/>
-              </w:rPr>
-              <w:t>姐姐离家与视讯</w:t>
-            </w:r>
-          </w:p>
-        </w:tc>
-      </w:tr>
-      <w:tr>
-        <w:trPr>
-          <w:cantSplit/>
-          <w:cantSplit/>
-          <w:cantSplit/>
-        </w:trPr>
-        <w:tc>
-          <w:tcPr>
-            <w:tcW w:type="dxa" w:w="1440"/>
-            <w:vAlign w:val="center"/>
-            <w:tcBorders>
-              <w:top w:val="single" w:sz="5" w:color="D9D9D9"/>
-              <w:left w:val="single" w:sz="5" w:color="D9D9D9"/>
-              <w:bottom w:val="single" w:sz="5" w:color="D9D9D9"/>
-              <w:right w:val="single" w:sz="5" w:color="D9D9D9"/>
-            </w:tcBorders>
-            <w:tcMar>
-              <w:top w:w="80" w:type="dxa"/>
-              <w:left w:w="80" w:type="dxa"/>
-              <w:bottom w:w="80" w:type="dxa"/>
-              <w:right w:w="80" w:type="dxa"/>
-            </w:tcMar>
-          </w:tcPr>
-          <w:p>
-            <w:pPr>
-              <w:spacing w:after="40" w:line="280" w:lineRule="exact"/>
-            </w:pPr>
-            <w:r>
-              <w:rPr>
-                <w:b w:val="0"/>
-                <w:sz w:val="20"/>
-              </w:rPr>
-              <w:t>11—14</w:t>
-            </w:r>
-          </w:p>
-        </w:tc>
-        <w:tc>
-          <w:tcPr>
-            <w:tcW w:type="dxa" w:w="1656"/>
-            <w:vAlign w:val="center"/>
-            <w:tcBorders>
-              <w:top w:val="single" w:sz="5" w:color="D9D9D9"/>
-              <w:left w:val="single" w:sz="5" w:color="D9D9D9"/>
-              <w:bottom w:val="single" w:sz="5" w:color="D9D9D9"/>
-              <w:right w:val="single" w:sz="5" w:color="D9D9D9"/>
-            </w:tcBorders>
-            <w:tcMar>
-              <w:top w:w="80" w:type="dxa"/>
-              <w:left w:w="80" w:type="dxa"/>
-              <w:bottom w:w="80" w:type="dxa"/>
-              <w:right w:w="80" w:type="dxa"/>
-            </w:tcMar>
-          </w:tcPr>
-          <w:p>
-            <w:pPr>
-              <w:spacing w:after="40" w:line="280" w:lineRule="exact"/>
-            </w:pPr>
-            <w:r>
-              <w:rPr>
-                <w:b w:val="0"/>
-                <w:sz w:val="20"/>
-              </w:rPr>
-              <w:t>第6—10段</w:t>
-            </w:r>
-          </w:p>
-        </w:tc>
-        <w:tc>
-          <w:tcPr>
-            <w:tcW w:type="dxa" w:w="6984"/>
-            <w:vAlign w:val="center"/>
-            <w:tcBorders>
-              <w:top w:val="single" w:sz="5" w:color="D9D9D9"/>
-              <w:left w:val="single" w:sz="5" w:color="D9D9D9"/>
-              <w:bottom w:val="single" w:sz="5" w:color="D9D9D9"/>
-              <w:right w:val="single" w:sz="5" w:color="D9D9D9"/>
-            </w:tcBorders>
-            <w:tcMar>
-              <w:top w:w="80" w:type="dxa"/>
-              <w:left w:w="80" w:type="dxa"/>
-              <w:bottom w:w="80" w:type="dxa"/>
-              <w:right w:w="80" w:type="dxa"/>
-            </w:tcMar>
-          </w:tcPr>
-          <w:p>
-            <w:pPr>
-              <w:spacing w:after="40" w:line="280" w:lineRule="exact"/>
-            </w:pPr>
-            <w:r>
-              <w:rPr>
-                <w:b w:val="0"/>
-                <w:sz w:val="20"/>
-              </w:rPr>
-              <w:t>假期原因及父母回应</w:t>
-            </w:r>
-          </w:p>
-        </w:tc>
-      </w:tr>
-      <w:tr>
-        <w:trPr>
-          <w:cantSplit/>
-          <w:cantSplit/>
-          <w:cantSplit/>
-        </w:trPr>
-        <w:tc>
-          <w:tcPr>
-            <w:tcW w:type="dxa" w:w="1440"/>
-            <w:vAlign w:val="center"/>
-            <w:tcBorders>
-              <w:top w:val="single" w:sz="5" w:color="D9D9D9"/>
-              <w:left w:val="single" w:sz="5" w:color="D9D9D9"/>
-              <w:bottom w:val="single" w:sz="5" w:color="D9D9D9"/>
-              <w:right w:val="single" w:sz="5" w:color="D9D9D9"/>
-            </w:tcBorders>
-            <w:tcMar>
-              <w:top w:w="80" w:type="dxa"/>
-              <w:left w:w="80" w:type="dxa"/>
-              <w:bottom w:w="80" w:type="dxa"/>
-              <w:right w:w="80" w:type="dxa"/>
-            </w:tcMar>
-          </w:tcPr>
-          <w:p>
-            <w:pPr>
-              <w:spacing w:after="40" w:line="280" w:lineRule="exact"/>
-            </w:pPr>
-            <w:r>
-              <w:rPr>
-                <w:b w:val="0"/>
-                <w:sz w:val="20"/>
-              </w:rPr>
-              <w:t>15</w:t>
-            </w:r>
-          </w:p>
-        </w:tc>
-        <w:tc>
-          <w:tcPr>
-            <w:tcW w:type="dxa" w:w="1656"/>
-            <w:vAlign w:val="center"/>
-            <w:tcBorders>
-              <w:top w:val="single" w:sz="5" w:color="D9D9D9"/>
-              <w:left w:val="single" w:sz="5" w:color="D9D9D9"/>
-              <w:bottom w:val="single" w:sz="5" w:color="D9D9D9"/>
-              <w:right w:val="single" w:sz="5" w:color="D9D9D9"/>
-            </w:tcBorders>
-            <w:tcMar>
-              <w:top w:w="80" w:type="dxa"/>
-              <w:left w:w="80" w:type="dxa"/>
-              <w:bottom w:w="80" w:type="dxa"/>
-              <w:right w:w="80" w:type="dxa"/>
-            </w:tcMar>
-          </w:tcPr>
-          <w:p>
-            <w:pPr>
-              <w:spacing w:after="40" w:line="280" w:lineRule="exact"/>
-            </w:pPr>
-            <w:r>
-              <w:rPr>
-                <w:b w:val="0"/>
-                <w:sz w:val="20"/>
-              </w:rPr>
-              <w:t>第10段</w:t>
-            </w:r>
-          </w:p>
-        </w:tc>
-        <w:tc>
-          <w:tcPr>
-            <w:tcW w:type="dxa" w:w="6984"/>
-            <w:vAlign w:val="center"/>
-            <w:tcBorders>
-              <w:top w:val="single" w:sz="5" w:color="D9D9D9"/>
-              <w:left w:val="single" w:sz="5" w:color="D9D9D9"/>
-              <w:bottom w:val="single" w:sz="5" w:color="D9D9D9"/>
-              <w:right w:val="single" w:sz="5" w:color="D9D9D9"/>
-            </w:tcBorders>
-            <w:tcMar>
-              <w:top w:w="80" w:type="dxa"/>
-              <w:left w:w="80" w:type="dxa"/>
-              <w:bottom w:w="80" w:type="dxa"/>
-              <w:right w:w="80" w:type="dxa"/>
-            </w:tcMar>
-          </w:tcPr>
-          <w:p>
-            <w:pPr>
-              <w:spacing w:after="40" w:line="280" w:lineRule="exact"/>
-            </w:pPr>
-            <w:r>
-              <w:rPr>
-                <w:b w:val="0"/>
-                <w:sz w:val="20"/>
-              </w:rPr>
-              <w:t>核对“一定”与“可能”</w:t>
-            </w:r>
-          </w:p>
-        </w:tc>
-      </w:tr>
-      <w:tr>
-        <w:trPr>
-          <w:cantSplit/>
-          <w:cantSplit/>
-          <w:cantSplit/>
-        </w:trPr>
-        <w:tc>
-          <w:tcPr>
-            <w:tcW w:type="dxa" w:w="1440"/>
-            <w:vAlign w:val="center"/>
-            <w:tcBorders>
-              <w:top w:val="single" w:sz="5" w:color="D9D9D9"/>
-              <w:left w:val="single" w:sz="5" w:color="D9D9D9"/>
-              <w:bottom w:val="single" w:sz="5" w:color="D9D9D9"/>
-              <w:right w:val="single" w:sz="5" w:color="D9D9D9"/>
-            </w:tcBorders>
-            <w:tcMar>
-              <w:top w:w="80" w:type="dxa"/>
-              <w:left w:w="80" w:type="dxa"/>
-              <w:bottom w:w="80" w:type="dxa"/>
-              <w:right w:w="80" w:type="dxa"/>
-            </w:tcMar>
-          </w:tcPr>
-          <w:p>
-            <w:pPr>
-              <w:spacing w:after="40" w:line="280" w:lineRule="exact"/>
-            </w:pPr>
-            <w:r>
-              <w:rPr>
-                <w:b w:val="0"/>
-                <w:sz w:val="20"/>
-              </w:rPr>
-              <w:t>16</w:t>
-            </w:r>
-          </w:p>
-        </w:tc>
-        <w:tc>
-          <w:tcPr>
-            <w:tcW w:type="dxa" w:w="1656"/>
-            <w:vAlign w:val="center"/>
-            <w:tcBorders>
-              <w:top w:val="single" w:sz="5" w:color="D9D9D9"/>
-              <w:left w:val="single" w:sz="5" w:color="D9D9D9"/>
-              <w:bottom w:val="single" w:sz="5" w:color="D9D9D9"/>
-              <w:right w:val="single" w:sz="5" w:color="D9D9D9"/>
-            </w:tcBorders>
-            <w:tcMar>
-              <w:top w:w="80" w:type="dxa"/>
-              <w:left w:w="80" w:type="dxa"/>
-              <w:bottom w:w="80" w:type="dxa"/>
-              <w:right w:w="80" w:type="dxa"/>
-            </w:tcMar>
-          </w:tcPr>
-          <w:p>
-            <w:pPr>
-              <w:spacing w:after="40" w:line="280" w:lineRule="exact"/>
-            </w:pPr>
-            <w:r>
-              <w:rPr>
-                <w:b w:val="0"/>
-                <w:sz w:val="20"/>
-              </w:rPr>
-              <w:t>第11段</w:t>
-            </w:r>
-          </w:p>
-        </w:tc>
-        <w:tc>
-          <w:tcPr>
-            <w:tcW w:type="dxa" w:w="6984"/>
-            <w:vAlign w:val="center"/>
-            <w:tcBorders>
-              <w:top w:val="single" w:sz="5" w:color="D9D9D9"/>
-              <w:left w:val="single" w:sz="5" w:color="D9D9D9"/>
-              <w:bottom w:val="single" w:sz="5" w:color="D9D9D9"/>
-              <w:right w:val="single" w:sz="5" w:color="D9D9D9"/>
-            </w:tcBorders>
-            <w:tcMar>
-              <w:top w:w="80" w:type="dxa"/>
-              <w:left w:w="80" w:type="dxa"/>
-              <w:bottom w:w="80" w:type="dxa"/>
-              <w:right w:w="80" w:type="dxa"/>
-            </w:tcMar>
-          </w:tcPr>
-          <w:p>
-            <w:pPr>
-              <w:spacing w:after="40" w:line="280" w:lineRule="exact"/>
-            </w:pPr>
-            <w:r>
-              <w:rPr>
-                <w:b w:val="0"/>
-                <w:sz w:val="20"/>
-              </w:rPr>
-              <w:t>红包及歉意</w:t>
-            </w:r>
-          </w:p>
-        </w:tc>
-      </w:tr>
-      <w:tr>
-        <w:trPr>
-          <w:cantSplit/>
-          <w:cantSplit/>
-          <w:cantSplit/>
-        </w:trPr>
-        <w:tc>
-          <w:tcPr>
-            <w:tcW w:type="dxa" w:w="1440"/>
-            <w:vAlign w:val="center"/>
-            <w:tcBorders>
-              <w:top w:val="single" w:sz="5" w:color="D9D9D9"/>
-              <w:left w:val="single" w:sz="5" w:color="D9D9D9"/>
-              <w:bottom w:val="single" w:sz="5" w:color="D9D9D9"/>
-              <w:right w:val="single" w:sz="5" w:color="D9D9D9"/>
-            </w:tcBorders>
-            <w:tcMar>
-              <w:top w:w="80" w:type="dxa"/>
-              <w:left w:w="80" w:type="dxa"/>
-              <w:bottom w:w="80" w:type="dxa"/>
-              <w:right w:w="80" w:type="dxa"/>
-            </w:tcMar>
-          </w:tcPr>
-          <w:p>
-            <w:pPr>
-              <w:spacing w:after="40" w:line="280" w:lineRule="exact"/>
-            </w:pPr>
-            <w:r>
-              <w:rPr>
-                <w:b w:val="0"/>
-                <w:sz w:val="20"/>
-              </w:rPr>
-              <w:t>17—20</w:t>
-            </w:r>
-          </w:p>
-        </w:tc>
-        <w:tc>
-          <w:tcPr>
-            <w:tcW w:type="dxa" w:w="1656"/>
-            <w:vAlign w:val="center"/>
-            <w:tcBorders>
-              <w:top w:val="single" w:sz="5" w:color="D9D9D9"/>
-              <w:left w:val="single" w:sz="5" w:color="D9D9D9"/>
-              <w:bottom w:val="single" w:sz="5" w:color="D9D9D9"/>
-              <w:right w:val="single" w:sz="5" w:color="D9D9D9"/>
-            </w:tcBorders>
-            <w:tcMar>
-              <w:top w:w="80" w:type="dxa"/>
-              <w:left w:w="80" w:type="dxa"/>
-              <w:bottom w:w="80" w:type="dxa"/>
-              <w:right w:w="80" w:type="dxa"/>
-            </w:tcMar>
-          </w:tcPr>
-          <w:p>
-            <w:pPr>
-              <w:spacing w:after="40" w:line="280" w:lineRule="exact"/>
-            </w:pPr>
-            <w:r>
-              <w:rPr>
-                <w:b w:val="0"/>
-                <w:sz w:val="20"/>
-              </w:rPr>
-              <w:t>第12段</w:t>
-            </w:r>
-          </w:p>
-        </w:tc>
-        <w:tc>
-          <w:tcPr>
-            <w:tcW w:type="dxa" w:w="6984"/>
-            <w:vAlign w:val="center"/>
-            <w:tcBorders>
-              <w:top w:val="single" w:sz="5" w:color="D9D9D9"/>
-              <w:left w:val="single" w:sz="5" w:color="D9D9D9"/>
-              <w:bottom w:val="single" w:sz="5" w:color="D9D9D9"/>
-              <w:right w:val="single" w:sz="5" w:color="D9D9D9"/>
-            </w:tcBorders>
-            <w:tcMar>
-              <w:top w:w="80" w:type="dxa"/>
-              <w:left w:w="80" w:type="dxa"/>
-              <w:bottom w:w="80" w:type="dxa"/>
-              <w:right w:w="80" w:type="dxa"/>
-            </w:tcMar>
-          </w:tcPr>
-          <w:p>
-            <w:pPr>
-              <w:spacing w:after="40" w:line="280" w:lineRule="exact"/>
-            </w:pPr>
-            <w:r>
-              <w:rPr>
-                <w:b w:val="0"/>
-                <w:sz w:val="20"/>
-              </w:rPr>
-              <w:t>兄姐缺席与往今对比</w:t>
-            </w:r>
-          </w:p>
-        </w:tc>
-      </w:tr>
-      <w:tr>
-        <w:trPr>
-          <w:cantSplit/>
-          <w:cantSplit/>
-          <w:cantSplit/>
-        </w:trPr>
-        <w:tc>
-          <w:tcPr>
-            <w:tcW w:type="dxa" w:w="1440"/>
-            <w:vAlign w:val="center"/>
-            <w:tcBorders>
-              <w:top w:val="single" w:sz="5" w:color="D9D9D9"/>
-              <w:left w:val="single" w:sz="5" w:color="D9D9D9"/>
-              <w:bottom w:val="single" w:sz="5" w:color="D9D9D9"/>
-              <w:right w:val="single" w:sz="5" w:color="D9D9D9"/>
-            </w:tcBorders>
-            <w:tcMar>
-              <w:top w:w="80" w:type="dxa"/>
-              <w:left w:w="80" w:type="dxa"/>
-              <w:bottom w:w="80" w:type="dxa"/>
-              <w:right w:w="80" w:type="dxa"/>
-            </w:tcMar>
-          </w:tcPr>
-          <w:p>
-            <w:pPr>
-              <w:spacing w:after="40" w:line="280" w:lineRule="exact"/>
-            </w:pPr>
-            <w:r>
-              <w:rPr>
-                <w:b w:val="0"/>
-                <w:sz w:val="20"/>
-              </w:rPr>
-              <w:t>21—23</w:t>
-            </w:r>
-          </w:p>
-        </w:tc>
-        <w:tc>
-          <w:tcPr>
-            <w:tcW w:type="dxa" w:w="1656"/>
-            <w:vAlign w:val="center"/>
-            <w:tcBorders>
-              <w:top w:val="single" w:sz="5" w:color="D9D9D9"/>
-              <w:left w:val="single" w:sz="5" w:color="D9D9D9"/>
-              <w:bottom w:val="single" w:sz="5" w:color="D9D9D9"/>
-              <w:right w:val="single" w:sz="5" w:color="D9D9D9"/>
-            </w:tcBorders>
-            <w:tcMar>
-              <w:top w:w="80" w:type="dxa"/>
-              <w:left w:w="80" w:type="dxa"/>
-              <w:bottom w:w="80" w:type="dxa"/>
-              <w:right w:w="80" w:type="dxa"/>
-            </w:tcMar>
-          </w:tcPr>
-          <w:p>
-            <w:pPr>
-              <w:spacing w:after="40" w:line="280" w:lineRule="exact"/>
-            </w:pPr>
-            <w:r>
-              <w:rPr>
-                <w:b w:val="0"/>
-                <w:sz w:val="20"/>
-              </w:rPr>
-              <w:t>第13段</w:t>
-            </w:r>
-          </w:p>
-        </w:tc>
-        <w:tc>
-          <w:tcPr>
-            <w:tcW w:type="dxa" w:w="6984"/>
-            <w:vAlign w:val="center"/>
-            <w:tcBorders>
-              <w:top w:val="single" w:sz="5" w:color="D9D9D9"/>
-              <w:left w:val="single" w:sz="5" w:color="D9D9D9"/>
-              <w:bottom w:val="single" w:sz="5" w:color="D9D9D9"/>
-              <w:right w:val="single" w:sz="5" w:color="D9D9D9"/>
-            </w:tcBorders>
-            <w:tcMar>
-              <w:top w:w="80" w:type="dxa"/>
-              <w:left w:w="80" w:type="dxa"/>
-              <w:bottom w:w="80" w:type="dxa"/>
-              <w:right w:w="80" w:type="dxa"/>
-            </w:tcMar>
-          </w:tcPr>
-          <w:p>
-            <w:pPr>
-              <w:spacing w:after="40" w:line="280" w:lineRule="exact"/>
-            </w:pPr>
-            <w:r>
-              <w:rPr>
-                <w:b w:val="0"/>
-                <w:sz w:val="20"/>
-              </w:rPr>
-              <w:t>回忆围炉与传统菜式</w:t>
-            </w:r>
-          </w:p>
-        </w:tc>
-      </w:tr>
-      <w:tr>
-        <w:trPr>
-          <w:cantSplit/>
-          <w:cantSplit/>
-          <w:cantSplit/>
-        </w:trPr>
-        <w:tc>
-          <w:tcPr>
-            <w:tcW w:type="dxa" w:w="1440"/>
-            <w:vAlign w:val="center"/>
-            <w:tcBorders>
-              <w:top w:val="single" w:sz="5" w:color="D9D9D9"/>
-              <w:left w:val="single" w:sz="5" w:color="D9D9D9"/>
-              <w:bottom w:val="single" w:sz="5" w:color="D9D9D9"/>
-              <w:right w:val="single" w:sz="5" w:color="D9D9D9"/>
-            </w:tcBorders>
-            <w:tcMar>
-              <w:top w:w="80" w:type="dxa"/>
-              <w:left w:w="80" w:type="dxa"/>
-              <w:bottom w:w="80" w:type="dxa"/>
-              <w:right w:w="80" w:type="dxa"/>
-            </w:tcMar>
-          </w:tcPr>
-          <w:p>
-            <w:pPr>
-              <w:spacing w:after="40" w:line="280" w:lineRule="exact"/>
-            </w:pPr>
-            <w:r>
-              <w:rPr>
-                <w:b w:val="0"/>
-                <w:sz w:val="20"/>
-              </w:rPr>
-              <w:t>24—26</w:t>
-            </w:r>
-          </w:p>
-        </w:tc>
-        <w:tc>
-          <w:tcPr>
-            <w:tcW w:type="dxa" w:w="1656"/>
-            <w:vAlign w:val="center"/>
-            <w:tcBorders>
-              <w:top w:val="single" w:sz="5" w:color="D9D9D9"/>
-              <w:left w:val="single" w:sz="5" w:color="D9D9D9"/>
-              <w:bottom w:val="single" w:sz="5" w:color="D9D9D9"/>
-              <w:right w:val="single" w:sz="5" w:color="D9D9D9"/>
-            </w:tcBorders>
-            <w:tcMar>
-              <w:top w:w="80" w:type="dxa"/>
-              <w:left w:w="80" w:type="dxa"/>
-              <w:bottom w:w="80" w:type="dxa"/>
-              <w:right w:w="80" w:type="dxa"/>
-            </w:tcMar>
-          </w:tcPr>
-          <w:p>
-            <w:pPr>
-              <w:spacing w:after="40" w:line="280" w:lineRule="exact"/>
-            </w:pPr>
-            <w:r>
-              <w:rPr>
-                <w:b w:val="0"/>
-                <w:sz w:val="20"/>
-              </w:rPr>
-              <w:t>第14段</w:t>
-            </w:r>
-          </w:p>
-        </w:tc>
-        <w:tc>
-          <w:tcPr>
-            <w:tcW w:type="dxa" w:w="6984"/>
-            <w:vAlign w:val="center"/>
-            <w:tcBorders>
-              <w:top w:val="single" w:sz="5" w:color="D9D9D9"/>
-              <w:left w:val="single" w:sz="5" w:color="D9D9D9"/>
-              <w:bottom w:val="single" w:sz="5" w:color="D9D9D9"/>
-              <w:right w:val="single" w:sz="5" w:color="D9D9D9"/>
-            </w:tcBorders>
-            <w:tcMar>
-              <w:top w:w="80" w:type="dxa"/>
-              <w:left w:w="80" w:type="dxa"/>
-              <w:bottom w:w="80" w:type="dxa"/>
-              <w:right w:w="80" w:type="dxa"/>
-            </w:tcMar>
-          </w:tcPr>
-          <w:p>
-            <w:pPr>
-              <w:spacing w:after="40" w:line="280" w:lineRule="exact"/>
-            </w:pPr>
-            <w:r>
-              <w:rPr>
-                <w:b w:val="0"/>
-                <w:sz w:val="20"/>
-              </w:rPr>
-              <w:t>“我”的行为与目的</w:t>
-            </w:r>
-          </w:p>
-        </w:tc>
-      </w:tr>
-      <w:tr>
-        <w:trPr>
-          <w:cantSplit/>
-          <w:cantSplit/>
-          <w:cantSplit/>
-        </w:trPr>
-        <w:tc>
-          <w:tcPr>
-            <w:tcW w:type="dxa" w:w="1440"/>
-            <w:vAlign w:val="center"/>
-            <w:tcBorders>
-              <w:top w:val="single" w:sz="5" w:color="D9D9D9"/>
-              <w:left w:val="single" w:sz="5" w:color="D9D9D9"/>
-              <w:bottom w:val="single" w:sz="5" w:color="D9D9D9"/>
-              <w:right w:val="single" w:sz="5" w:color="D9D9D9"/>
-            </w:tcBorders>
-            <w:tcMar>
-              <w:top w:w="80" w:type="dxa"/>
-              <w:left w:w="80" w:type="dxa"/>
-              <w:bottom w:w="80" w:type="dxa"/>
-              <w:right w:w="80" w:type="dxa"/>
-            </w:tcMar>
-          </w:tcPr>
-          <w:p>
-            <w:pPr>
-              <w:spacing w:after="40" w:line="280" w:lineRule="exact"/>
-            </w:pPr>
-            <w:r>
-              <w:rPr>
-                <w:b w:val="0"/>
-                <w:sz w:val="20"/>
-              </w:rPr>
-              <w:t>27—30</w:t>
-            </w:r>
-          </w:p>
-        </w:tc>
-        <w:tc>
-          <w:tcPr>
-            <w:tcW w:type="dxa" w:w="1656"/>
-            <w:vAlign w:val="center"/>
-            <w:tcBorders>
-              <w:top w:val="single" w:sz="5" w:color="D9D9D9"/>
-              <w:left w:val="single" w:sz="5" w:color="D9D9D9"/>
-              <w:bottom w:val="single" w:sz="5" w:color="D9D9D9"/>
-              <w:right w:val="single" w:sz="5" w:color="D9D9D9"/>
-            </w:tcBorders>
-            <w:tcMar>
-              <w:top w:w="80" w:type="dxa"/>
-              <w:left w:w="80" w:type="dxa"/>
-              <w:bottom w:w="80" w:type="dxa"/>
-              <w:right w:w="80" w:type="dxa"/>
-            </w:tcMar>
-          </w:tcPr>
-          <w:p>
-            <w:pPr>
-              <w:spacing w:after="40" w:line="280" w:lineRule="exact"/>
-            </w:pPr>
-            <w:r>
-              <w:rPr>
-                <w:b w:val="0"/>
-                <w:sz w:val="20"/>
-              </w:rPr>
-              <w:t>第15—16段</w:t>
-            </w:r>
-          </w:p>
-        </w:tc>
-        <w:tc>
-          <w:tcPr>
-            <w:tcW w:type="dxa" w:w="6984"/>
-            <w:vAlign w:val="center"/>
-            <w:tcBorders>
-              <w:top w:val="single" w:sz="5" w:color="D9D9D9"/>
-              <w:left w:val="single" w:sz="5" w:color="D9D9D9"/>
-              <w:bottom w:val="single" w:sz="5" w:color="D9D9D9"/>
-              <w:right w:val="single" w:sz="5" w:color="D9D9D9"/>
-            </w:tcBorders>
-            <w:tcMar>
-              <w:top w:w="80" w:type="dxa"/>
-              <w:left w:w="80" w:type="dxa"/>
-              <w:bottom w:w="80" w:type="dxa"/>
-              <w:right w:w="80" w:type="dxa"/>
-            </w:tcMar>
-          </w:tcPr>
-          <w:p>
-            <w:pPr>
-              <w:spacing w:after="40" w:line="280" w:lineRule="exact"/>
-            </w:pPr>
-            <w:r>
-              <w:rPr>
-                <w:b w:val="0"/>
-                <w:sz w:val="20"/>
-              </w:rPr>
-              <w:t>结局猜测与期待</w:t>
-            </w:r>
-          </w:p>
-        </w:tc>
-      </w:tr>
-    </w:tbl>
-    <w:p>
-      <w:r/>
-    </w:p>
-    <w:p>
-      <w:pPr>
-        <w:pStyle w:val="Heading2"/>
-      </w:pPr>
-      <w:r>
-        <w:t>先准备的资源</w:t>
-      </w:r>
-    </w:p>
-    <w:p>
-      <w:r>
-        <w:t>保留原始三张漫画；另准备逐格或小组画面的展示方式。每组配准确原文及段号，不用漫画改写文字替代全文。第15格按原文校对，第26格在学生完成目的定位前暂遮解释。若只能用现有图片，也可用PPT遮盖形状或局部放大实现。</w:t>
-      </w:r>
-    </w:p>
-    <w:p>
-      <w:r>
-        <w:t>准备四张可排序的线索卡、两张首次短答记录卡，以及一页不含答案的迁移短文。已有教材录音可用于难句复听；不必同时新增动画、配音和大量图片。</w:t>
-      </w:r>
-    </w:p>
-    <w:p>
-      <w:pPr>
-        <w:pStyle w:val="Heading2"/>
-      </w:pPr>
-      <w:r>
-        <w:t>课堂支架与反馈</w:t>
-      </w:r>
-    </w:p>
-    <w:p>
-      <w:r>
-        <w:t>基础支持：给段落范围和少量关键词提示；需要时解释“吞吞吐吐、格格不入、冲淡、围炉”。词语已教过则直接用语境检查，不重复整套释义。进阶学生自行找证据，并说明一个看似合理的说法为何过强。</w:t>
-      </w:r>
-    </w:p>
-    <w:p>
-      <w:r>
-        <w:t>第一次答错只提示问题对象或比较范围；第二次指出段号、关键词或关联词；最后才给完整解释。可短暂锁定约5秒再订正。教师可随时暂停或跳过；不设速度奖励、个人排行榜。</w:t>
-      </w:r>
-    </w:p>
-    <w:p>
-      <w:r>
-        <w:t>记录任务4、10的首次答案、分项得分及订正情况，并观察学生能否独立定位证据。两题总分6分，仅用于本方案课堂诊断，不称为官方考试评分。任务10是新文迁移；任务4订正不是迁移。</w:t>
-      </w:r>
-    </w:p>
-    <w:p>
-      <w:pPr>
-        <w:pStyle w:val="Heading1"/>
-        <w:pageBreakBefore/>
-      </w:pPr>
-      <w:r>
-        <w:t>课后安排与备课核对</w:t>
-      </w:r>
-    </w:p>
-    <w:p>
-      <w:pPr>
-        <w:pStyle w:val="Heading2"/>
-      </w:pPr>
-      <w:r>
-        <w:t>课后巩固与延伸</w:t>
-      </w:r>
-    </w:p>
-    <w:p>
-      <w:r>
-        <w:t>依教参安排作业第27—29页核心词语练习，以及第35—38页阅读理解一。当前未收到这些题目的完整页面，因此这里只保留教参指向；布置前由教师核对本班教材版本与题量。</w:t>
-      </w:r>
-    </w:p>
-    <w:p>
-      <w:r>
-        <w:t>下一次课用3—5分钟看任务10最常漏掉的意义点；若学生只会抄动作，就示范怎样补出目的。之后再换一小段新文字复测同类能力。完整漫画可在读后开放，供学生回顾人物与情节。</w:t>
-      </w:r>
-    </w:p>
-    <w:p>
-      <w:r>
-        <w:t>可选续写：从门铃响起续写一个合理片段，明确标为“学生创作”。不将任何续写版本写入原文答案。若课时紧，续写留作自选延伸。</w:t>
-      </w:r>
-    </w:p>
-    <w:p>
-      <w:pPr>
-        <w:pStyle w:val="Heading2"/>
-      </w:pPr>
-      <w:r>
-        <w:t>未来资源的生成顺序</w:t>
-      </w:r>
-    </w:p>
-    <w:p>
-      <w:r>
-        <w:t>优先制作同一漫画的无解释文字版、留白版及局部放大版，让学生先读原文再补配说明。其次制作可反复使用的“情境—行为—目的”卡片和新短文，逐步撤去图画。若新增动画，只表现原文确认的动作，结尾停在门铃响起；任何续编另作标注。</w:t>
-      </w:r>
-    </w:p>
-    <w:p>
-      <w:pPr>
-        <w:pStyle w:val="Heading2"/>
-      </w:pPr>
-      <w:r>
-        <w:t>备课时的三项核对</w:t>
-      </w:r>
-    </w:p>
-    <w:p>
-      <w:r>
-        <w:t>原文：核对漫画改写的“一定／也许”、说话人归属和未揭晓的结尾；逐题保留段号及依据。</w:t>
-      </w:r>
-    </w:p>
-    <w:p>
-      <w:r>
-        <w:t>答案：明确题目问原因、气氛、特点还是作用；直接信息与推断分开处理；按意义接受合理表述。</w:t>
-      </w:r>
-    </w:p>
-    <w:p>
-      <w:r>
-        <w:t>课堂：每课仅一道完整短答；保留订正时间；最后确实撤去图画与示范答案，再收集首次独立作答。</w:t>
-      </w:r>
-    </w:p>
-    <w:p>
-      <w:pPr>
-        <w:pStyle w:val="Heading2"/>
-      </w:pPr>
-      <w:r>
-        <w:t>教师可调整的部分</w:t>
-      </w:r>
-    </w:p>
-    <w:p>
-      <w:r>
-        <w:t>按实际学生程度调整初读时间、是否使用录音和任务9的位置。任务4、10所列分值是教学建议；若有校内既定评分要求，再据其修订。可接受答案按意义判断，不把范例当唯一措辞。</w:t>
-      </w:r>
-    </w:p>
-    <w:p>
-      <w:pPr>
-        <w:pStyle w:val="Heading2"/>
-      </w:pPr>
-      <w:r>
-        <w:t>材料依据</w:t>
-      </w:r>
-    </w:p>
-    <w:p>
-      <w:r>
-        <w:t>用户提供的《团圆饭》全文16段；三张教师参考截图（课文初读、再读、三读及课后评价）；《团圆饭》漫画第1—30格。全文与教师参考用于确定内容和教学重点，漫画用于展示与支架。</w:t>
-      </w:r>
-    </w:p>
-    <w:p>
-      <w:r>
-        <w:t>《阅读放大镜》完整题目未提供；本方案的建议题与第10题迁移短文为自编。</w:t>
+        <w:t>课本问题、段号、线索材料和引号分类已对应；人物题改为自主短答；开放题保留解释义务；新短文已移除。答案及释义区分课文事实、语境解释与个人观点。教师按意思审阅，不机械按字数或关键词判分。</w:t>
       </w:r>
     </w:p>
     <w:sectPr>

--- a/du/textbook/1hcl/unit2/tuanyuanfan/downloads/tuanyuanfan-teacher-guide.docx
+++ b/du/textbook/1hcl/unit2/tuanyuanfan/downloads/tuanyuanfan-teacher-guide.docx
@@ -20,7 +20,7 @@
     </w:p>
     <w:p>
       <w:r>
-        <w:t>本课以课本第42—43页的问题为主线，整合为七组任务。学生先回文定位，再解释人物行为、事物线索与主题，最后完成有理由的开放回应。漫画只用于帮助理解当前段落，作答依据回到原文。</w:t>
+        <w:t>本课以课本问题为主线，整合为九组任务。学生先回文定位，再解释人物行为、事物线索与主题，最后完成有理由的开放回应。漫画只用于帮助理解当前段落，作答依据回到原文。</w:t>
       </w:r>
     </w:p>
     <w:p>
@@ -247,7 +247,7 @@
                 <w:b w:val="0"/>
                 <w:sz w:val="20"/>
               </w:rPr>
-              <w:t>导入4分钟；初读12分钟；任务1—2共12分钟；任务3用6分钟；人物短答与订正12分钟；词语整理4分钟。</w:t>
+              <w:t>导入3分钟；初读10分钟；任务1—2共8分钟；任务3—4共12分钟；任务5用4分钟；人物短答10分钟；词语整理3分钟。</w:t>
             </w:r>
           </w:p>
         </w:tc>
@@ -277,9 +277,9 @@
                 <w:b w:val="0"/>
                 <w:sz w:val="20"/>
               </w:rPr>
-              <w:t>任务1—4</w:t>
+              <w:t>任务1—6</w:t>
               <w:br/>
-              <w:t>课件1—16页</w:t>
+              <w:t>课件1—20页</w:t>
             </w:r>
           </w:p>
         </w:tc>
@@ -376,9 +376,9 @@
                 <w:b w:val="0"/>
                 <w:sz w:val="20"/>
               </w:rPr>
-              <w:t>任务5—7</w:t>
+              <w:t>任务7—9</w:t>
               <w:br/>
-              <w:t>课件17—28页</w:t>
+              <w:t>课件21—32页</w:t>
             </w:r>
           </w:p>
         </w:tc>
@@ -398,6 +398,209 @@
         <w:pageBreakBefore/>
       </w:pPr>
       <w:r>
+        <w:t>第一课 先读懂前面的段落</w:t>
+      </w:r>
+    </w:p>
+    <w:p>
+      <w:pPr>
+        <w:pStyle w:val="Heading2"/>
+        <w:spacing w:after="60"/>
+      </w:pPr>
+      <w:r>
+        <w:t>任务1 时间与成长</w:t>
+      </w:r>
+    </w:p>
+    <w:p>
+      <w:pPr>
+        <w:spacing w:after="60" w:line="300" w:lineRule="exact"/>
+      </w:pPr>
+      <w:r>
+        <w:rPr>
+          <w:b/>
+        </w:rPr>
+        <w:t>课本问题：</w:t>
+      </w:r>
+      <w:r>
+        <w:t>为什么说时间是个神偷？作者所谓的“成长的定律”指的是什么？</w:t>
+      </w:r>
+    </w:p>
+    <w:p>
+      <w:pPr>
+        <w:spacing w:after="60" w:line="300" w:lineRule="exact"/>
+      </w:pPr>
+      <w:r>
+        <w:rPr>
+          <w:b/>
+        </w:rPr>
+        <w:t>学生操作：</w:t>
+      </w:r>
+      <w:r>
+        <w:t>读第一段和第三段，分别回答两个问题。</w:t>
+      </w:r>
+    </w:p>
+    <w:p>
+      <w:pPr>
+        <w:spacing w:after="60" w:line="300" w:lineRule="exact"/>
+      </w:pPr>
+      <w:r>
+        <w:rPr>
+          <w:b/>
+        </w:rPr>
+        <w:t>参考回答：</w:t>
+      </w:r>
+      <w:r>
+        <w:t>时间在人们不知不觉中使妈妈衰老，悄悄带走她的青春，所以说它是“神偷”。“成长的定律”指“我”长大后逐渐有自己的想法和审美，与妈妈不同：妈妈喜欢大红色，“我”却觉得它有点土气。</w:t>
+      </w:r>
+    </w:p>
+    <w:p>
+      <w:pPr>
+        <w:spacing w:after="60" w:line="300" w:lineRule="exact"/>
+      </w:pPr>
+      <w:r>
+        <w:rPr>
+          <w:b/>
+        </w:rPr>
+        <w:t>解释：</w:t>
+      </w:r>
+      <w:r>
+        <w:t>第一段的“白发更多”“添了新的鱼尾纹”写妈妈逐渐衰老；“神偷”突出时间的变化不易察觉。</w:t>
+      </w:r>
+    </w:p>
+    <w:p>
+      <w:pPr>
+        <w:spacing w:after="60" w:line="300" w:lineRule="exact"/>
+      </w:pPr>
+      <w:r>
+        <w:rPr>
+          <w:b/>
+        </w:rPr>
+        <w:t>解释：</w:t>
+      </w:r>
+      <w:r>
+        <w:t>第三段用母子对红色的不同看法说明成长中的变化，不能扩大成所有青少年都反对父母。</w:t>
+      </w:r>
+    </w:p>
+    <w:p>
+      <w:pPr>
+        <w:spacing w:after="60" w:line="300" w:lineRule="exact"/>
+      </w:pPr>
+      <w:r>
+        <w:rPr>
+          <w:b/>
+        </w:rPr>
+        <w:t>提示次序：</w:t>
+      </w:r>
+      <w:r>
+        <w:t>想想“偷”有什么特点，再比较母子对红色的看法。 → 看第一段“白发”“鱼尾纹”，再看第三段“喜欢”“不太喜欢”。</w:t>
+      </w:r>
+    </w:p>
+    <w:p>
+      <w:pPr>
+        <w:pStyle w:val="Heading2"/>
+        <w:spacing w:after="60"/>
+      </w:pPr>
+      <w:r>
+        <w:t>任务2 喜庆与愁容</w:t>
+      </w:r>
+    </w:p>
+    <w:p>
+      <w:pPr>
+        <w:spacing w:after="60" w:line="300" w:lineRule="exact"/>
+      </w:pPr>
+      <w:r>
+        <w:rPr>
+          <w:b/>
+        </w:rPr>
+        <w:t>课本问题：</w:t>
+      </w:r>
+      <w:r>
+        <w:t>为什么“此时的她和墙上新贴的‘年年有余’显得格格不入”？</w:t>
+      </w:r>
+    </w:p>
+    <w:p>
+      <w:pPr>
+        <w:spacing w:after="60" w:line="300" w:lineRule="exact"/>
+      </w:pPr>
+      <w:r>
+        <w:rPr>
+          <w:b/>
+        </w:rPr>
+        <w:t>学生操作：</w:t>
+      </w:r>
+      <w:r>
+        <w:t>比较新年字样的气氛和妈妈的神态。</w:t>
+      </w:r>
+    </w:p>
+    <w:p>
+      <w:pPr>
+        <w:spacing w:after="60" w:line="300" w:lineRule="exact"/>
+      </w:pPr>
+      <w:r>
+        <w:rPr>
+          <w:b/>
+        </w:rPr>
+        <w:t>参考回答：</w:t>
+      </w:r>
+      <w:r>
+        <w:t>“年年有余”是喜庆的祝福语，妈妈却铁青着脸、一直皱着眉，显得不开心。喜庆的字样与她的愁容不协调，所以说两者“格格不入”。</w:t>
+      </w:r>
+    </w:p>
+    <w:p>
+      <w:pPr>
+        <w:spacing w:after="60" w:line="300" w:lineRule="exact"/>
+      </w:pPr>
+      <w:r>
+        <w:rPr>
+          <w:b/>
+        </w:rPr>
+        <w:t>解释：</w:t>
+      </w:r>
+      <w:r>
+        <w:t>第四段将“年年有余”的喜庆祝福与妈妈“铁青着脸”“皱着眉”的神态放在一起，形成反差。</w:t>
+      </w:r>
+    </w:p>
+    <w:p>
+      <w:pPr>
+        <w:spacing w:after="60" w:line="300" w:lineRule="exact"/>
+      </w:pPr>
+      <w:r>
+        <w:rPr>
+          <w:b/>
+        </w:rPr>
+        <w:t>解释：</w:t>
+      </w:r>
+      <w:r>
+        <w:t>第五段交代她为姐姐的事闹别扭。解释“格格不入”时，要说清喜庆与不快这两边。</w:t>
+      </w:r>
+    </w:p>
+    <w:p>
+      <w:pPr>
+        <w:spacing w:after="60" w:line="300" w:lineRule="exact"/>
+      </w:pPr>
+      <w:r>
+        <w:rPr>
+          <w:b/>
+        </w:rPr>
+        <w:t>提示次序：</w:t>
+      </w:r>
+      <w:r>
+        <w:t>一边是新年字样，一边是人的表情：两边给人的感受一样吗？ → 第四段找“铁青着脸”“皱着眉”，再想“年年有余”表达什么祝愿。</w:t>
+      </w:r>
+    </w:p>
+    <w:p>
+      <w:pPr>
+        <w:spacing w:after="60" w:line="300" w:lineRule="exact"/>
+      </w:pPr>
+      <w:r>
+        <w:t>先依据第一段解释时间使人不知不觉衰老，再用第三段的审美差异解释成长。第四段必须比较喜庆祝福与愁容两边；第五段补足人物心事的原因。</w:t>
+      </w:r>
+    </w:p>
+    <w:p>
+      <w:pPr>
+        <w:pStyle w:val="Heading1"/>
+        <w:pageBreakBefore/>
+      </w:pPr>
+      <w:r>
         <w:t>第一课 以原文回答课本问题</w:t>
       </w:r>
     </w:p>
@@ -407,7 +610,7 @@
         <w:spacing w:after="60"/>
       </w:pPr>
       <w:r>
-        <w:t>任务1 姐姐和哥哥为何缺席</w:t>
+        <w:t>任务3 姐姐和哥哥为何缺席</w:t>
       </w:r>
     </w:p>
     <w:p>
@@ -486,7 +689,7 @@
         <w:spacing w:after="60"/>
       </w:pPr>
       <w:r>
-        <w:t>任务2 父母有什么反应</w:t>
+        <w:t>任务4 父母有什么反应</w:t>
       </w:r>
     </w:p>
     <w:p>
@@ -579,7 +782,7 @@
         <w:spacing w:after="60"/>
       </w:pPr>
       <w:r>
-        <w:t>任务3 “我”做了什么</w:t>
+        <w:t>任务5 “我”做了什么</w:t>
       </w:r>
     </w:p>
     <w:p>
@@ -680,7 +883,7 @@
         <w:pStyle w:val="Heading2"/>
       </w:pPr>
       <w:r>
-        <w:t>任务4 从行为看人物特点</w:t>
+        <w:t>任务6 从行为看人物特点</w:t>
       </w:r>
     </w:p>
     <w:p>
@@ -759,7 +962,7 @@
         <w:pStyle w:val="Heading2"/>
       </w:pPr>
       <w:r>
-        <w:t>任务5 事物线索与主题</w:t>
+        <w:t>任务7 事物线索与主题</w:t>
       </w:r>
     </w:p>
     <w:p>
@@ -781,7 +984,7 @@
         <w:t>作答框架：</w:t>
       </w:r>
       <w:r>
-        <w:t>点段号回读，找出反复出现、串起各件事的同一个事物，再概括主题。</w:t>
+        <w:t>先认识线索，再填入贯穿这些事情的同一个事物。</w:t>
       </w:r>
     </w:p>
     <w:p>
@@ -836,7 +1039,7 @@
         <w:t>图示操作：</w:t>
       </w:r>
       <w:r>
-        <w:t>依次查看第2、4、6、12、13、14、16段，寻找反复出现且串起事情的事物。用“准备—缺席—围炉关心—期待团圆”梳理内容，再区分“用什么串起来”与“表达什么感情”。</w:t>
+        <w:t>先用“线串珠子”解释线索，把几件事连接起来；再读第2、4、6、12、13、14、16段，在空格中填写“团圆饭”。网页只需填写一次，七行内容同步显示；最后概括这些事情表达的感情。</w:t>
       </w:r>
     </w:p>
     <w:p>
@@ -1006,7 +1209,8 @@
             </w:pPr>
             <w:r>
               <w:rPr>
-                <w:b w:val="0"/>
+                <w:b/>
+                <w:color w:val="A33226"/>
                 <w:sz w:val="20"/>
               </w:rPr>
               <w:t>对话</w:t>
@@ -1103,7 +1307,8 @@
             </w:pPr>
             <w:r>
               <w:rPr>
-                <w:b w:val="0"/>
+                <w:b/>
+                <w:color w:val="A33226"/>
                 <w:sz w:val="20"/>
               </w:rPr>
               <w:t>引用别人的话</w:t>
@@ -1200,7 +1405,8 @@
             </w:pPr>
             <w:r>
               <w:rPr>
-                <w:b w:val="0"/>
+                <w:b/>
+                <w:color w:val="A33226"/>
                 <w:sz w:val="20"/>
               </w:rPr>
               <w:t>特别的说法、名称</w:t>
@@ -1297,7 +1503,8 @@
             </w:pPr>
             <w:r>
               <w:rPr>
-                <w:b w:val="0"/>
+                <w:b/>
+                <w:color w:val="A33226"/>
                 <w:sz w:val="20"/>
               </w:rPr>
               <w:t>借用的词语</w:t>
@@ -1394,7 +1601,8 @@
             </w:pPr>
             <w:r>
               <w:rPr>
-                <w:b w:val="0"/>
+                <w:b/>
+                <w:color w:val="A33226"/>
                 <w:sz w:val="20"/>
               </w:rPr>
               <w:t>强调的词语</w:t>
@@ -1975,12 +2183,12 @@
     </w:p>
     <w:p>
       <w:r>
-        <w:t>初读只按当前段落提供一格局部漫画，按需展开，帮助学生进入情境。学生回到左侧原文，点选自己读懂的一句并保留。任务1—3必须提交文字证据；人物题和开放题必须自己解释。完整漫画集中在课后回读页。</w:t>
+        <w:t>读文区一次显示一段。左侧是该段完整原文，右侧漫画上方标明“第一段”等对应段号，直接呈现该段的漫画，下面是课文词语积累。保留现有漫画全部画面及文字，不增加展开或记下原句操作。任务3—5保留文字证据，人物题和开放题由学生自己解释。</w:t>
       </w:r>
     </w:p>
     <w:p>
       <w:r>
-        <w:t>不要用强制看满几秒、机械点击“已读”证明理解。看图可以降低语言困难，理解是否成立仍由原文证据和学生的解释判断。学生选中一句原文只表示留下阅读痕迹，不等同于已掌握。</w:t>
+        <w:t>学生可用上一段、下一段或段号菜单切换。看图帮助进入情境，随后在理解题中用原文依据解释意思。读文页不再要求选一句原文才继续。</w:t>
       </w:r>
     </w:p>
     <w:p>
@@ -2016,7 +2224,7 @@
     </w:p>
     <w:p>
       <w:r>
-        <w:t>人物题、主题和开放题保存首次回答及后续订正，但不自动评分。客观任务记录首次正确率。题目变更后不把旧答案错套到新题，旧版记录仍可下载。所有记录默认留在学生本机，不自动发送给教师。</w:t>
+        <w:t>人物题、主题和开放题保存首次回答及后续订正，但不自动评分。客观任务记录首次正确率。原七题的答案按题意对应到新编号，首次回答和订正保留，旧版记录仍可下载。所有记录默认留在学生本机，不自动发送给教师。</w:t>
       </w:r>
     </w:p>
     <w:p>
@@ -2029,7 +2237,7 @@
     </w:p>
     <w:p>
       <w:r>
-        <w:t>课本问题、段号、线索材料和引号分类已对应；人物题改为自主短答；开放题保留解释义务；新短文已移除。答案及释义区分课文事实、语境解释与个人观点。教师按意思审阅，不机械按字数或关键词判分。</w:t>
+        <w:t>前段三道课本问题已经恢复；16段图文逐段对应；先讲线索再填空；引号五种作用名称均用红色粗体强调；人物题改为自主短答；开放题保留解释义务；新短文已移除。答案及释义区分课文事实、语境解释与个人观点。教师按意思审阅，不机械按字数或关键词判分。</w:t>
       </w:r>
     </w:p>
     <w:sectPr>
